--- a/eng/docx/005.content.docx
+++ b/eng/docx/005.content.docx
@@ -150,26 +150,6 @@
           <w:lang w:val="en_US" w:bidi="en_US"/>
         </w:rPr>
         <w:t>D</w:t>
-      </w:r>
-      <w:r>
-        <w:rPr>
-          <w:lang w:val="en_US" w:bidi="en_US"/>
-        </w:rPr>
-      </w:r>
-    </w:p>
-    <w:p>
-      <w:pPr/>
-      <w:r>
-        <w:rPr>
-          <w:lang w:val="en_US" w:bidi="en_US"/>
-        </w:rPr>
-      </w:r>
-      <w:r>
-        <w:rPr>
-          <w:i/>
-          <w:lang w:val="en_US" w:bidi="en_US"/>
-        </w:rPr>
-        <w:t>Darkness and Light, David's Response to Unfriendly Leaders, Dealing with Conflict, Death, Divine Sovereignty and Human Responsibility</w:t>
       </w:r>
       <w:r>
         <w:rPr>

--- a/eng/docx/005.content.docx
+++ b/eng/docx/005.content.docx
@@ -19,7 +19,7 @@
         <w:rPr>
           <w:lang w:val="en_US" w:bidi="en_US"/>
         </w:rPr>
-        <w:t>Resource: Study Notes - Themes (Tyndale)</w:t>
+        <w:t>Resource: Tyndale Open Study Notes</w:t>
       </w:r>
       <w:r>
         <w:rPr>
@@ -112,7 +112,7 @@
         <w:rPr>
           <w:lang w:val="en_US" w:bidi="en_US"/>
         </w:rPr>
-        <w:t>Study Notes - Themes (Tyndale)</w:t>
+        <w:t>Tyndale Open Study Notes</w:t>
       </w:r>
     </w:p>
     <w:p>

--- a/eng/docx/005.content.docx
+++ b/eng/docx/005.content.docx
@@ -19,7 +19,7 @@
         <w:rPr>
           <w:lang w:val="en_US" w:bidi="en_US"/>
         </w:rPr>
-        <w:t>Resource: Tyndale Open Study Notes</w:t>
+        <w:t>Resource: Aquifer Open Study Notes (Themes)</w:t>
       </w:r>
       <w:r>
         <w:rPr>
@@ -112,7 +112,7 @@
         <w:rPr>
           <w:lang w:val="en_US" w:bidi="en_US"/>
         </w:rPr>
-        <w:t>Tyndale Open Study Notes</w:t>
+        <w:t>Aquifer Open Study Notes (Themes)</w:t>
       </w:r>
     </w:p>
     <w:p>

--- a/eng/docx/005.content.docx
+++ b/eng/docx/005.content.docx
@@ -283,54 +283,36 @@
         </w:rPr>
         <w:t>. For example, the Sadducees were a sect within Judaism, as were the Pharisees (</w:t>
       </w:r>
-      <w:hyperlink r:id="rId13">
-        <w:r>
-          <w:rPr>
-            <w:lang w:val="en_US" w:bidi="en_US"/>
-          </w:rPr>
-          <w:rPr>
-            <w:color w:val="0000EE"/>
-            <w:u w:val="single"/>
-          </w:rPr>
-          <w:t>Acts 5:17</w:t>
-        </w:r>
-      </w:hyperlink>
-      <w:r>
-        <w:rPr>
-          <w:lang w:val="en_US" w:bidi="en_US"/>
-        </w:rPr>
-        <w:t xml:space="preserve">; </w:t>
-      </w:r>
-      <w:hyperlink r:id="rId14">
-        <w:r>
-          <w:rPr>
-            <w:lang w:val="en_US" w:bidi="en_US"/>
-          </w:rPr>
-          <w:rPr>
-            <w:color w:val="0000EE"/>
-            <w:u w:val="single"/>
-          </w:rPr>
-          <w:t>15:5</w:t>
-        </w:r>
-      </w:hyperlink>
+      <w:r>
+        <w:rPr>
+          <w:lang w:val="en_US" w:bidi="en_US"/>
+        </w:rPr>
+        <w:t>Acts 5:17</w:t>
+      </w:r>
+      <w:r>
+        <w:rPr>
+          <w:lang w:val="en_US" w:bidi="en_US"/>
+        </w:rPr>
+        <w:t xml:space="preserve">; </w:t>
+      </w:r>
+      <w:r>
+        <w:rPr>
+          <w:lang w:val="en_US" w:bidi="en_US"/>
+        </w:rPr>
+        <w:t>15:5</w:t>
+      </w:r>
       <w:r>
         <w:rPr>
           <w:lang w:val="en_US" w:bidi="en_US"/>
         </w:rPr>
         <w:t>). They called early believers in Jesus as the Messiah, "the sect of the Nazarenes" (</w:t>
       </w:r>
-      <w:hyperlink r:id="rId15">
-        <w:r>
-          <w:rPr>
-            <w:lang w:val="en_US" w:bidi="en_US"/>
-          </w:rPr>
-          <w:rPr>
-            <w:color w:val="0000EE"/>
-            <w:u w:val="single"/>
-          </w:rPr>
-          <w:t>Acts 24:5</w:t>
-        </w:r>
-      </w:hyperlink>
+      <w:r>
+        <w:rPr>
+          <w:lang w:val="en_US" w:bidi="en_US"/>
+        </w:rPr>
+        <w:t>Acts 24:5</w:t>
+      </w:r>
       <w:r>
         <w:rPr>
           <w:lang w:val="en_US" w:bidi="en_US"/>
@@ -390,18 +372,12 @@
         </w:rPr>
         <w:t xml:space="preserve"> would form among them (</w:t>
       </w:r>
-      <w:hyperlink r:id="rId16">
-        <w:r>
-          <w:rPr>
-            <w:lang w:val="en_US" w:bidi="en_US"/>
-          </w:rPr>
-          <w:rPr>
-            <w:color w:val="0000EE"/>
-            <w:u w:val="single"/>
-          </w:rPr>
-          <w:t>1 Corinthians 11:19</w:t>
-        </w:r>
-      </w:hyperlink>
+      <w:r>
+        <w:rPr>
+          <w:lang w:val="en_US" w:bidi="en_US"/>
+        </w:rPr>
+        <w:t>1 Corinthians 11:19</w:t>
+      </w:r>
       <w:r>
         <w:rPr>
           <w:lang w:val="en_US" w:bidi="en_US"/>
@@ -435,18 +411,12 @@
         </w:rPr>
         <w:t xml:space="preserve"> came to mean teaching that departs from the norm and causes people to leave orthodoxy (traditional and established beliefs). Peter warned Christians about false teachers who would try to mislead believers with "destructive heresies" (</w:t>
       </w:r>
-      <w:hyperlink r:id="rId17">
-        <w:r>
-          <w:rPr>
-            <w:lang w:val="en_US" w:bidi="en_US"/>
-          </w:rPr>
-          <w:rPr>
-            <w:color w:val="0000EE"/>
-            <w:u w:val="single"/>
-          </w:rPr>
-          <w:t>2 Peter 2:1</w:t>
-        </w:r>
-      </w:hyperlink>
+      <w:r>
+        <w:rPr>
+          <w:lang w:val="en_US" w:bidi="en_US"/>
+        </w:rPr>
+        <w:t>2 Peter 2:1</w:t>
+      </w:r>
       <w:r>
         <w:rPr>
           <w:lang w:val="en_US" w:bidi="en_US"/>
@@ -650,36 +620,24 @@
         </w:rPr>
         <w:t xml:space="preserve"> 3.3.4; compare </w:t>
       </w:r>
-      <w:hyperlink r:id="rId18">
-        <w:r>
-          <w:rPr>
-            <w:lang w:val="en_US" w:bidi="en_US"/>
-          </w:rPr>
-          <w:rPr>
-            <w:color w:val="0000EE"/>
-            <w:u w:val="single"/>
-          </w:rPr>
-          <w:t>1 John 5:5–8</w:t>
-        </w:r>
-      </w:hyperlink>
-      <w:r>
-        <w:rPr>
-          <w:lang w:val="en_US" w:bidi="en_US"/>
-        </w:rPr>
-        <w:t xml:space="preserve">; </w:t>
-      </w:r>
-      <w:hyperlink r:id="rId19">
-        <w:r>
-          <w:rPr>
-            <w:lang w:val="en_US" w:bidi="en_US"/>
-          </w:rPr>
-          <w:rPr>
-            <w:color w:val="0000EE"/>
-            <w:u w:val="single"/>
-          </w:rPr>
-          <w:t>2 John 1:7</w:t>
-        </w:r>
-      </w:hyperlink>
+      <w:r>
+        <w:rPr>
+          <w:lang w:val="en_US" w:bidi="en_US"/>
+        </w:rPr>
+        <w:t>1 John 5:5–8</w:t>
+      </w:r>
+      <w:r>
+        <w:rPr>
+          <w:lang w:val="en_US" w:bidi="en_US"/>
+        </w:rPr>
+        <w:t xml:space="preserve">; </w:t>
+      </w:r>
+      <w:r>
+        <w:rPr>
+          <w:lang w:val="en_US" w:bidi="en_US"/>
+        </w:rPr>
+        <w:t>2 John 1:7</w:t>
+      </w:r>
       <w:r>
         <w:rPr>
           <w:lang w:val="en_US" w:bidi="en_US"/>
@@ -737,234 +695,156 @@
           <w:lang w:val="en_US" w:bidi="en_US"/>
         </w:rPr>
       </w:r>
-      <w:hyperlink r:id="rId20">
-        <w:r>
-          <w:rPr>
-            <w:lang w:val="en_US" w:bidi="en_US"/>
-          </w:rPr>
-          <w:rPr>
-            <w:color w:val="0000EE"/>
-            <w:u w:val="single"/>
-          </w:rPr>
-          <w:t>Acts 8:9–24</w:t>
-        </w:r>
-      </w:hyperlink>
-      <w:r>
-        <w:rPr>
-          <w:lang w:val="en_US" w:bidi="en_US"/>
-        </w:rPr>
-        <w:t xml:space="preserve">; </w:t>
-      </w:r>
-      <w:hyperlink r:id="rId21">
-        <w:r>
-          <w:rPr>
-            <w:lang w:val="en_US" w:bidi="en_US"/>
-          </w:rPr>
-          <w:rPr>
-            <w:color w:val="0000EE"/>
-            <w:u w:val="single"/>
-          </w:rPr>
-          <w:t>2 Corinthians 11:1–15</w:t>
-        </w:r>
-      </w:hyperlink>
-      <w:r>
-        <w:rPr>
-          <w:lang w:val="en_US" w:bidi="en_US"/>
-        </w:rPr>
-        <w:t xml:space="preserve">; </w:t>
-      </w:r>
-      <w:hyperlink r:id="rId22">
-        <w:r>
-          <w:rPr>
-            <w:lang w:val="en_US" w:bidi="en_US"/>
-          </w:rPr>
-          <w:rPr>
-            <w:color w:val="0000EE"/>
-            <w:u w:val="single"/>
-          </w:rPr>
-          <w:t>Colossians 1:23</w:t>
-        </w:r>
-      </w:hyperlink>
-      <w:r>
-        <w:rPr>
-          <w:lang w:val="en_US" w:bidi="en_US"/>
-        </w:rPr>
-        <w:t xml:space="preserve">; </w:t>
-      </w:r>
-      <w:hyperlink r:id="rId23">
-        <w:r>
-          <w:rPr>
-            <w:lang w:val="en_US" w:bidi="en_US"/>
-          </w:rPr>
-          <w:rPr>
-            <w:color w:val="0000EE"/>
-            <w:u w:val="single"/>
-          </w:rPr>
-          <w:t>2:6–23</w:t>
-        </w:r>
-      </w:hyperlink>
-      <w:r>
-        <w:rPr>
-          <w:lang w:val="en_US" w:bidi="en_US"/>
-        </w:rPr>
-        <w:t xml:space="preserve">; </w:t>
-      </w:r>
-      <w:hyperlink r:id="rId24">
-        <w:r>
-          <w:rPr>
-            <w:lang w:val="en_US" w:bidi="en_US"/>
-          </w:rPr>
-          <w:rPr>
-            <w:color w:val="0000EE"/>
-            <w:u w:val="single"/>
-          </w:rPr>
-          <w:t>1 Timothy 6:20</w:t>
-        </w:r>
-      </w:hyperlink>
-      <w:r>
-        <w:rPr>
-          <w:lang w:val="en_US" w:bidi="en_US"/>
-        </w:rPr>
-        <w:t xml:space="preserve">; </w:t>
-      </w:r>
-      <w:hyperlink r:id="rId25">
-        <w:r>
-          <w:rPr>
-            <w:lang w:val="en_US" w:bidi="en_US"/>
-          </w:rPr>
-          <w:rPr>
-            <w:color w:val="0000EE"/>
-            <w:u w:val="single"/>
-          </w:rPr>
-          <w:t>2 Peter 2:1–22</w:t>
-        </w:r>
-      </w:hyperlink>
-      <w:r>
-        <w:rPr>
-          <w:lang w:val="en_US" w:bidi="en_US"/>
-        </w:rPr>
-        <w:t xml:space="preserve">; </w:t>
-      </w:r>
-      <w:hyperlink r:id="rId26">
-        <w:r>
-          <w:rPr>
-            <w:lang w:val="en_US" w:bidi="en_US"/>
-          </w:rPr>
-          <w:rPr>
-            <w:color w:val="0000EE"/>
-            <w:u w:val="single"/>
-          </w:rPr>
-          <w:t>1 John 4:2–3</w:t>
-        </w:r>
-      </w:hyperlink>
-      <w:r>
-        <w:rPr>
-          <w:lang w:val="en_US" w:bidi="en_US"/>
-        </w:rPr>
-        <w:t xml:space="preserve">; </w:t>
-      </w:r>
-      <w:hyperlink r:id="rId18">
-        <w:r>
-          <w:rPr>
-            <w:lang w:val="en_US" w:bidi="en_US"/>
-          </w:rPr>
-          <w:rPr>
-            <w:color w:val="0000EE"/>
-            <w:u w:val="single"/>
-          </w:rPr>
-          <w:t>5:5–8</w:t>
-        </w:r>
-      </w:hyperlink>
-      <w:r>
-        <w:rPr>
-          <w:lang w:val="en_US" w:bidi="en_US"/>
-        </w:rPr>
-        <w:t xml:space="preserve">; </w:t>
-      </w:r>
-      <w:hyperlink r:id="rId27">
-        <w:r>
-          <w:rPr>
-            <w:lang w:val="en_US" w:bidi="en_US"/>
-          </w:rPr>
-          <w:rPr>
-            <w:color w:val="0000EE"/>
-            <w:u w:val="single"/>
-          </w:rPr>
-          <w:t>2 John 1:7–11</w:t>
-        </w:r>
-      </w:hyperlink>
-      <w:r>
-        <w:rPr>
-          <w:lang w:val="en_US" w:bidi="en_US"/>
-        </w:rPr>
-        <w:t xml:space="preserve">; </w:t>
-      </w:r>
-      <w:hyperlink r:id="rId28">
-        <w:r>
-          <w:rPr>
-            <w:lang w:val="en_US" w:bidi="en_US"/>
-          </w:rPr>
-          <w:rPr>
-            <w:color w:val="0000EE"/>
-            <w:u w:val="single"/>
-          </w:rPr>
-          <w:t>3 John 1:9–12</w:t>
-        </w:r>
-      </w:hyperlink>
-      <w:r>
-        <w:rPr>
-          <w:lang w:val="en_US" w:bidi="en_US"/>
-        </w:rPr>
-        <w:t xml:space="preserve">; </w:t>
-      </w:r>
-      <w:hyperlink r:id="rId29">
-        <w:r>
-          <w:rPr>
-            <w:lang w:val="en_US" w:bidi="en_US"/>
-          </w:rPr>
-          <w:rPr>
-            <w:color w:val="0000EE"/>
-            <w:u w:val="single"/>
-          </w:rPr>
-          <w:t>Revelation 2:2</w:t>
-        </w:r>
-      </w:hyperlink>
+      <w:r>
+        <w:rPr>
+          <w:lang w:val="en_US" w:bidi="en_US"/>
+        </w:rPr>
+        <w:t>Acts 8:9–24</w:t>
+      </w:r>
+      <w:r>
+        <w:rPr>
+          <w:lang w:val="en_US" w:bidi="en_US"/>
+        </w:rPr>
+        <w:t xml:space="preserve">; </w:t>
+      </w:r>
+      <w:r>
+        <w:rPr>
+          <w:lang w:val="en_US" w:bidi="en_US"/>
+        </w:rPr>
+        <w:t>2 Corinthians 11:1–15</w:t>
+      </w:r>
+      <w:r>
+        <w:rPr>
+          <w:lang w:val="en_US" w:bidi="en_US"/>
+        </w:rPr>
+        <w:t xml:space="preserve">; </w:t>
+      </w:r>
+      <w:r>
+        <w:rPr>
+          <w:lang w:val="en_US" w:bidi="en_US"/>
+        </w:rPr>
+        <w:t>Colossians 1:23</w:t>
+      </w:r>
+      <w:r>
+        <w:rPr>
+          <w:lang w:val="en_US" w:bidi="en_US"/>
+        </w:rPr>
+        <w:t xml:space="preserve">; </w:t>
+      </w:r>
+      <w:r>
+        <w:rPr>
+          <w:lang w:val="en_US" w:bidi="en_US"/>
+        </w:rPr>
+        <w:t>2:6–23</w:t>
+      </w:r>
+      <w:r>
+        <w:rPr>
+          <w:lang w:val="en_US" w:bidi="en_US"/>
+        </w:rPr>
+        <w:t xml:space="preserve">; </w:t>
+      </w:r>
+      <w:r>
+        <w:rPr>
+          <w:lang w:val="en_US" w:bidi="en_US"/>
+        </w:rPr>
+        <w:t>1 Timothy 6:20</w:t>
+      </w:r>
+      <w:r>
+        <w:rPr>
+          <w:lang w:val="en_US" w:bidi="en_US"/>
+        </w:rPr>
+        <w:t xml:space="preserve">; </w:t>
+      </w:r>
+      <w:r>
+        <w:rPr>
+          <w:lang w:val="en_US" w:bidi="en_US"/>
+        </w:rPr>
+        <w:t>2 Peter 2:1–22</w:t>
+      </w:r>
+      <w:r>
+        <w:rPr>
+          <w:lang w:val="en_US" w:bidi="en_US"/>
+        </w:rPr>
+        <w:t xml:space="preserve">; </w:t>
+      </w:r>
+      <w:r>
+        <w:rPr>
+          <w:lang w:val="en_US" w:bidi="en_US"/>
+        </w:rPr>
+        <w:t>1 John 4:2–3</w:t>
+      </w:r>
+      <w:r>
+        <w:rPr>
+          <w:lang w:val="en_US" w:bidi="en_US"/>
+        </w:rPr>
+        <w:t xml:space="preserve">; </w:t>
+      </w:r>
+      <w:r>
+        <w:rPr>
+          <w:lang w:val="en_US" w:bidi="en_US"/>
+        </w:rPr>
+        <w:t>5:5–8</w:t>
+      </w:r>
+      <w:r>
+        <w:rPr>
+          <w:lang w:val="en_US" w:bidi="en_US"/>
+        </w:rPr>
+        <w:t xml:space="preserve">; </w:t>
+      </w:r>
+      <w:r>
+        <w:rPr>
+          <w:lang w:val="en_US" w:bidi="en_US"/>
+        </w:rPr>
+        <w:t>2 John 1:7–11</w:t>
+      </w:r>
+      <w:r>
+        <w:rPr>
+          <w:lang w:val="en_US" w:bidi="en_US"/>
+        </w:rPr>
+        <w:t xml:space="preserve">; </w:t>
+      </w:r>
+      <w:r>
+        <w:rPr>
+          <w:lang w:val="en_US" w:bidi="en_US"/>
+        </w:rPr>
+        <w:t>3 John 1:9–12</w:t>
+      </w:r>
+      <w:r>
+        <w:rPr>
+          <w:lang w:val="en_US" w:bidi="en_US"/>
+        </w:rPr>
+        <w:t xml:space="preserve">; </w:t>
+      </w:r>
+      <w:r>
+        <w:rPr>
+          <w:lang w:val="en_US" w:bidi="en_US"/>
+        </w:rPr>
+        <w:t>Revelation 2:2</w:t>
+      </w:r>
       <w:r>
         <w:rPr>
           <w:lang w:val="en_US" w:bidi="en_US"/>
         </w:rPr>
         <w:t xml:space="preserve">, </w:t>
       </w:r>
-      <w:hyperlink r:id="rId30">
-        <w:r>
-          <w:rPr>
-            <w:lang w:val="en_US" w:bidi="en_US"/>
-          </w:rPr>
-          <w:rPr>
-            <w:color w:val="0000EE"/>
-            <w:u w:val="single"/>
-          </w:rPr>
-          <w:t>14–16</w:t>
-        </w:r>
-      </w:hyperlink>
+      <w:r>
+        <w:rPr>
+          <w:lang w:val="en_US" w:bidi="en_US"/>
+        </w:rPr>
+        <w:t>14–16</w:t>
+      </w:r>
       <w:r>
         <w:rPr>
           <w:lang w:val="en_US" w:bidi="en_US"/>
         </w:rPr>
         <w:t xml:space="preserve">, </w:t>
       </w:r>
-      <w:hyperlink r:id="rId31">
-        <w:r>
-          <w:rPr>
-            <w:lang w:val="en_US" w:bidi="en_US"/>
-          </w:rPr>
-          <w:rPr>
-            <w:color w:val="0000EE"/>
-            <w:u w:val="single"/>
-          </w:rPr>
-          <w:t>20–25</w:t>
-        </w:r>
-      </w:hyperlink>
+      <w:r>
+        <w:rPr>
+          <w:lang w:val="en_US" w:bidi="en_US"/>
+        </w:rPr>
+        <w:t>20–25</w:t>
+      </w:r>
       <w:r>
         <w:rPr>
           <w:lang w:val="en_US" w:bidi="en_US"/>
@@ -1027,144 +907,96 @@
         </w:rPr>
         <w:t xml:space="preserve">Most Jews obeyed the food laws most of the time. Jesus did as well. Yet, he often ate with people on purpose who were ceremonially unclean or less committed to obeying the law. Sharing a meal could show both covenantal and social equality (compare </w:t>
       </w:r>
-      <w:hyperlink r:id="rId32">
-        <w:r>
-          <w:rPr>
-            <w:lang w:val="en_US" w:bidi="en_US"/>
-          </w:rPr>
-          <w:rPr>
-            <w:color w:val="0000EE"/>
-            <w:u w:val="single"/>
-          </w:rPr>
-          <w:t>Matthew 26:26–29</w:t>
-        </w:r>
-      </w:hyperlink>
-      <w:r>
-        <w:rPr>
-          <w:lang w:val="en_US" w:bidi="en_US"/>
-        </w:rPr>
-        <w:t xml:space="preserve">; </w:t>
-      </w:r>
-      <w:hyperlink r:id="rId33">
-        <w:r>
-          <w:rPr>
-            <w:lang w:val="en_US" w:bidi="en_US"/>
-          </w:rPr>
-          <w:rPr>
-            <w:color w:val="0000EE"/>
-            <w:u w:val="single"/>
-          </w:rPr>
-          <w:t>2 Kings 25:27–30</w:t>
-        </w:r>
-      </w:hyperlink>
+      <w:r>
+        <w:rPr>
+          <w:lang w:val="en_US" w:bidi="en_US"/>
+        </w:rPr>
+        <w:t>Matthew 26:26–29</w:t>
+      </w:r>
+      <w:r>
+        <w:rPr>
+          <w:lang w:val="en_US" w:bidi="en_US"/>
+        </w:rPr>
+        <w:t xml:space="preserve">; </w:t>
+      </w:r>
+      <w:r>
+        <w:rPr>
+          <w:lang w:val="en_US" w:bidi="en_US"/>
+        </w:rPr>
+        <w:t>2 Kings 25:27–30</w:t>
+      </w:r>
       <w:r>
         <w:rPr>
           <w:lang w:val="en_US" w:bidi="en_US"/>
         </w:rPr>
         <w:t>). The Pharisees believed that avoiding such sinners was necessary for righteousness. This is why it offended them when Jesus ate with sinners (</w:t>
       </w:r>
-      <w:hyperlink r:id="rId34">
-        <w:r>
-          <w:rPr>
-            <w:lang w:val="en_US" w:bidi="en_US"/>
-          </w:rPr>
-          <w:rPr>
-            <w:color w:val="0000EE"/>
-            <w:u w:val="single"/>
-          </w:rPr>
-          <w:t>Matthew 9:10–11</w:t>
-        </w:r>
-      </w:hyperlink>
-      <w:r>
-        <w:rPr>
-          <w:lang w:val="en_US" w:bidi="en_US"/>
-        </w:rPr>
-        <w:t xml:space="preserve">; </w:t>
-      </w:r>
-      <w:hyperlink r:id="rId35">
-        <w:r>
-          <w:rPr>
-            <w:lang w:val="en_US" w:bidi="en_US"/>
-          </w:rPr>
-          <w:rPr>
-            <w:color w:val="0000EE"/>
-            <w:u w:val="single"/>
-          </w:rPr>
-          <w:t>11:19</w:t>
-        </w:r>
-      </w:hyperlink>
-      <w:r>
-        <w:rPr>
-          <w:lang w:val="en_US" w:bidi="en_US"/>
-        </w:rPr>
-        <w:t xml:space="preserve">; </w:t>
-      </w:r>
-      <w:hyperlink r:id="rId36">
-        <w:r>
-          <w:rPr>
-            <w:lang w:val="en_US" w:bidi="en_US"/>
-          </w:rPr>
-          <w:rPr>
-            <w:color w:val="0000EE"/>
-            <w:u w:val="single"/>
-          </w:rPr>
-          <w:t>21:28–32</w:t>
-        </w:r>
-      </w:hyperlink>
-      <w:r>
-        <w:rPr>
-          <w:lang w:val="en_US" w:bidi="en_US"/>
-        </w:rPr>
-        <w:t xml:space="preserve">; </w:t>
-      </w:r>
-      <w:hyperlink r:id="rId37">
-        <w:r>
-          <w:rPr>
-            <w:lang w:val="en_US" w:bidi="en_US"/>
-          </w:rPr>
-          <w:rPr>
-            <w:color w:val="0000EE"/>
-            <w:u w:val="single"/>
-          </w:rPr>
-          <w:t>Luke 7:36–50</w:t>
-        </w:r>
-      </w:hyperlink>
-      <w:r>
-        <w:rPr>
-          <w:lang w:val="en_US" w:bidi="en_US"/>
-        </w:rPr>
-        <w:t xml:space="preserve">; </w:t>
-      </w:r>
-      <w:hyperlink r:id="rId38">
-        <w:r>
-          <w:rPr>
-            <w:lang w:val="en_US" w:bidi="en_US"/>
-          </w:rPr>
-          <w:rPr>
-            <w:color w:val="0000EE"/>
-            <w:u w:val="single"/>
-          </w:rPr>
-          <w:t>15:1–2</w:t>
-        </w:r>
-      </w:hyperlink>
-      <w:r>
-        <w:rPr>
-          <w:lang w:val="en_US" w:bidi="en_US"/>
-        </w:rPr>
-        <w:t xml:space="preserve">; </w:t>
-      </w:r>
-      <w:hyperlink r:id="rId39">
-        <w:r>
-          <w:rPr>
-            <w:lang w:val="en_US" w:bidi="en_US"/>
-          </w:rPr>
-          <w:rPr>
-            <w:color w:val="0000EE"/>
-            <w:u w:val="single"/>
-          </w:rPr>
-          <w:t>19:1–10</w:t>
-        </w:r>
-      </w:hyperlink>
+      <w:r>
+        <w:rPr>
+          <w:lang w:val="en_US" w:bidi="en_US"/>
+        </w:rPr>
+        <w:t>Matthew 9:10–11</w:t>
+      </w:r>
+      <w:r>
+        <w:rPr>
+          <w:lang w:val="en_US" w:bidi="en_US"/>
+        </w:rPr>
+        <w:t xml:space="preserve">; </w:t>
+      </w:r>
+      <w:r>
+        <w:rPr>
+          <w:lang w:val="en_US" w:bidi="en_US"/>
+        </w:rPr>
+        <w:t>11:19</w:t>
+      </w:r>
+      <w:r>
+        <w:rPr>
+          <w:lang w:val="en_US" w:bidi="en_US"/>
+        </w:rPr>
+        <w:t xml:space="preserve">; </w:t>
+      </w:r>
+      <w:r>
+        <w:rPr>
+          <w:lang w:val="en_US" w:bidi="en_US"/>
+        </w:rPr>
+        <w:t>21:28–32</w:t>
+      </w:r>
+      <w:r>
+        <w:rPr>
+          <w:lang w:val="en_US" w:bidi="en_US"/>
+        </w:rPr>
+        <w:t xml:space="preserve">; </w:t>
+      </w:r>
+      <w:r>
+        <w:rPr>
+          <w:lang w:val="en_US" w:bidi="en_US"/>
+        </w:rPr>
+        <w:t>Luke 7:36–50</w:t>
+      </w:r>
+      <w:r>
+        <w:rPr>
+          <w:lang w:val="en_US" w:bidi="en_US"/>
+        </w:rPr>
+        <w:t xml:space="preserve">; </w:t>
+      </w:r>
+      <w:r>
+        <w:rPr>
+          <w:lang w:val="en_US" w:bidi="en_US"/>
+        </w:rPr>
+        <w:t>15:1–2</w:t>
+      </w:r>
+      <w:r>
+        <w:rPr>
+          <w:lang w:val="en_US" w:bidi="en_US"/>
+        </w:rPr>
+        <w:t xml:space="preserve">; </w:t>
+      </w:r>
+      <w:r>
+        <w:rPr>
+          <w:lang w:val="en_US" w:bidi="en_US"/>
+        </w:rPr>
+        <w:t>19:1–10</w:t>
+      </w:r>
       <w:r>
         <w:rPr>
           <w:lang w:val="en_US" w:bidi="en_US"/>
@@ -1185,72 +1017,48 @@
         </w:rPr>
         <w:t>Jesus shared meals with sinful people to show God's grace. He extended God's love and forgiveness, inviting everyone to join a new community. Jesus's last meal (called "the Last Supper") anticipates the feast in the kingdom of heaven (</w:t>
       </w:r>
-      <w:hyperlink r:id="rId40">
-        <w:r>
-          <w:rPr>
-            <w:lang w:val="en_US" w:bidi="en_US"/>
-          </w:rPr>
-          <w:rPr>
-            <w:color w:val="0000EE"/>
-            <w:u w:val="single"/>
-          </w:rPr>
-          <w:t>Matthew 26:29</w:t>
-        </w:r>
-      </w:hyperlink>
+      <w:r>
+        <w:rPr>
+          <w:lang w:val="en_US" w:bidi="en_US"/>
+        </w:rPr>
+        <w:t>Matthew 26:29</w:t>
+      </w:r>
       <w:r>
         <w:rPr>
           <w:lang w:val="en_US" w:bidi="en_US"/>
         </w:rPr>
         <w:t xml:space="preserve">; see </w:t>
       </w:r>
-      <w:hyperlink r:id="rId41">
-        <w:r>
-          <w:rPr>
-            <w:lang w:val="en_US" w:bidi="en_US"/>
-          </w:rPr>
-          <w:rPr>
-            <w:color w:val="0000EE"/>
-            <w:u w:val="single"/>
-          </w:rPr>
-          <w:t>8:11–12</w:t>
-        </w:r>
-      </w:hyperlink>
+      <w:r>
+        <w:rPr>
+          <w:lang w:val="en_US" w:bidi="en_US"/>
+        </w:rPr>
+        <w:t>8:11–12</w:t>
+      </w:r>
       <w:r>
         <w:rPr>
           <w:lang w:val="en_US" w:bidi="en_US"/>
         </w:rPr>
         <w:t>). In the early church, communal meals also played an important role. They expressed communion among Christians and were an opportunity to partake of the Lord's Supper (</w:t>
       </w:r>
-      <w:hyperlink r:id="rId42">
-        <w:r>
-          <w:rPr>
-            <w:lang w:val="en_US" w:bidi="en_US"/>
-          </w:rPr>
-          <w:rPr>
-            <w:color w:val="0000EE"/>
-            <w:u w:val="single"/>
-          </w:rPr>
-          <w:t>Acts 2:46</w:t>
-        </w:r>
-      </w:hyperlink>
-      <w:r>
-        <w:rPr>
-          <w:lang w:val="en_US" w:bidi="en_US"/>
-        </w:rPr>
-        <w:t xml:space="preserve">; </w:t>
-      </w:r>
-      <w:hyperlink r:id="rId43">
-        <w:r>
-          <w:rPr>
-            <w:lang w:val="en_US" w:bidi="en_US"/>
-          </w:rPr>
-          <w:rPr>
-            <w:color w:val="0000EE"/>
-            <w:u w:val="single"/>
-          </w:rPr>
-          <w:t>1 Corinthians 11:17–34</w:t>
-        </w:r>
-      </w:hyperlink>
+      <w:r>
+        <w:rPr>
+          <w:lang w:val="en_US" w:bidi="en_US"/>
+        </w:rPr>
+        <w:t>Acts 2:46</w:t>
+      </w:r>
+      <w:r>
+        <w:rPr>
+          <w:lang w:val="en_US" w:bidi="en_US"/>
+        </w:rPr>
+        <w:t xml:space="preserve">; </w:t>
+      </w:r>
+      <w:r>
+        <w:rPr>
+          <w:lang w:val="en_US" w:bidi="en_US"/>
+        </w:rPr>
+        <w:t>1 Corinthians 11:17–34</w:t>
+      </w:r>
       <w:r>
         <w:rPr>
           <w:lang w:val="en_US" w:bidi="en_US"/>
@@ -1271,18 +1079,12 @@
         </w:rPr>
         <w:t xml:space="preserve">The apostle Paul continued Jesus's practice to create a bond between Jews and gentiles (people who are not Jewish) in the church (see </w:t>
       </w:r>
-      <w:hyperlink r:id="rId44">
-        <w:r>
-          <w:rPr>
-            <w:lang w:val="en_US" w:bidi="en_US"/>
-          </w:rPr>
-          <w:rPr>
-            <w:color w:val="0000EE"/>
-            <w:u w:val="single"/>
-          </w:rPr>
-          <w:t>Galatians 2:11–21</w:t>
-        </w:r>
-      </w:hyperlink>
+      <w:r>
+        <w:rPr>
+          <w:lang w:val="en_US" w:bidi="en_US"/>
+        </w:rPr>
+        <w:t>Galatians 2:11–21</w:t>
+      </w:r>
       <w:r>
         <w:rPr>
           <w:lang w:val="en_US" w:bidi="en_US"/>
@@ -1301,18 +1103,12 @@
         </w:rPr>
         <w:t>(</w:t>
       </w:r>
-      <w:hyperlink r:id="rId45">
-        <w:r>
-          <w:rPr>
-            <w:lang w:val="en_US" w:bidi="en_US"/>
-          </w:rPr>
-          <w:rPr>
-            <w:color w:val="0000EE"/>
-            <w:u w:val="single"/>
-          </w:rPr>
-          <w:t>Ephesians 2:14–18</w:t>
-        </w:r>
-      </w:hyperlink>
+      <w:r>
+        <w:rPr>
+          <w:lang w:val="en_US" w:bidi="en_US"/>
+        </w:rPr>
+        <w:t>Ephesians 2:14–18</w:t>
+      </w:r>
       <w:r>
         <w:rPr>
           <w:lang w:val="en_US" w:bidi="en_US"/>
@@ -1342,270 +1138,180 @@
           <w:lang w:val="en_US" w:bidi="en_US"/>
         </w:rPr>
       </w:r>
-      <w:hyperlink r:id="rId46">
-        <w:r>
-          <w:rPr>
-            <w:lang w:val="en_US" w:bidi="en_US"/>
-          </w:rPr>
-          <w:rPr>
-            <w:color w:val="0000EE"/>
-            <w:u w:val="single"/>
-          </w:rPr>
-          <w:t>Genesis 18:1–8</w:t>
-        </w:r>
-      </w:hyperlink>
-      <w:r>
-        <w:rPr>
-          <w:lang w:val="en_US" w:bidi="en_US"/>
-        </w:rPr>
-        <w:t xml:space="preserve">; </w:t>
-      </w:r>
-      <w:hyperlink r:id="rId47">
-        <w:r>
-          <w:rPr>
-            <w:lang w:val="en_US" w:bidi="en_US"/>
-          </w:rPr>
-          <w:rPr>
-            <w:color w:val="0000EE"/>
-            <w:u w:val="single"/>
-          </w:rPr>
-          <w:t>Exodus 24:9–11</w:t>
-        </w:r>
-      </w:hyperlink>
-      <w:r>
-        <w:rPr>
-          <w:lang w:val="en_US" w:bidi="en_US"/>
-        </w:rPr>
-        <w:t xml:space="preserve">; </w:t>
-      </w:r>
-      <w:hyperlink r:id="rId33">
-        <w:r>
-          <w:rPr>
-            <w:lang w:val="en_US" w:bidi="en_US"/>
-          </w:rPr>
-          <w:rPr>
-            <w:color w:val="0000EE"/>
-            <w:u w:val="single"/>
-          </w:rPr>
-          <w:t>2 Kings 25:27–30</w:t>
-        </w:r>
-      </w:hyperlink>
-      <w:r>
-        <w:rPr>
-          <w:lang w:val="en_US" w:bidi="en_US"/>
-        </w:rPr>
-        <w:t xml:space="preserve">; </w:t>
-      </w:r>
-      <w:hyperlink r:id="rId41">
-        <w:r>
-          <w:rPr>
-            <w:lang w:val="en_US" w:bidi="en_US"/>
-          </w:rPr>
-          <w:rPr>
-            <w:color w:val="0000EE"/>
-            <w:u w:val="single"/>
-          </w:rPr>
-          <w:t>Matthew 8:11–12</w:t>
-        </w:r>
-      </w:hyperlink>
-      <w:r>
-        <w:rPr>
-          <w:lang w:val="en_US" w:bidi="en_US"/>
-        </w:rPr>
-        <w:t xml:space="preserve">; </w:t>
-      </w:r>
-      <w:hyperlink r:id="rId48">
-        <w:r>
-          <w:rPr>
-            <w:lang w:val="en_US" w:bidi="en_US"/>
-          </w:rPr>
-          <w:rPr>
-            <w:color w:val="0000EE"/>
-            <w:u w:val="single"/>
-          </w:rPr>
-          <w:t>9:10–13</w:t>
-        </w:r>
-      </w:hyperlink>
-      <w:r>
-        <w:rPr>
-          <w:lang w:val="en_US" w:bidi="en_US"/>
-        </w:rPr>
-        <w:t xml:space="preserve">; </w:t>
-      </w:r>
-      <w:hyperlink r:id="rId35">
-        <w:r>
-          <w:rPr>
-            <w:lang w:val="en_US" w:bidi="en_US"/>
-          </w:rPr>
-          <w:rPr>
-            <w:color w:val="0000EE"/>
-            <w:u w:val="single"/>
-          </w:rPr>
-          <w:t>11:19</w:t>
-        </w:r>
-      </w:hyperlink>
-      <w:r>
-        <w:rPr>
-          <w:lang w:val="en_US" w:bidi="en_US"/>
-        </w:rPr>
-        <w:t xml:space="preserve">; </w:t>
-      </w:r>
-      <w:hyperlink r:id="rId32">
-        <w:r>
-          <w:rPr>
-            <w:lang w:val="en_US" w:bidi="en_US"/>
-          </w:rPr>
-          <w:rPr>
-            <w:color w:val="0000EE"/>
-            <w:u w:val="single"/>
-          </w:rPr>
-          <w:t>26:26–29</w:t>
-        </w:r>
-      </w:hyperlink>
-      <w:r>
-        <w:rPr>
-          <w:lang w:val="en_US" w:bidi="en_US"/>
-        </w:rPr>
-        <w:t xml:space="preserve">; </w:t>
-      </w:r>
-      <w:hyperlink r:id="rId37">
-        <w:r>
-          <w:rPr>
-            <w:lang w:val="en_US" w:bidi="en_US"/>
-          </w:rPr>
-          <w:rPr>
-            <w:color w:val="0000EE"/>
-            <w:u w:val="single"/>
-          </w:rPr>
-          <w:t>Luke 7:36–50</w:t>
-        </w:r>
-      </w:hyperlink>
-      <w:r>
-        <w:rPr>
-          <w:lang w:val="en_US" w:bidi="en_US"/>
-        </w:rPr>
-        <w:t xml:space="preserve">; </w:t>
-      </w:r>
-      <w:hyperlink r:id="rId38">
-        <w:r>
-          <w:rPr>
-            <w:lang w:val="en_US" w:bidi="en_US"/>
-          </w:rPr>
-          <w:rPr>
-            <w:color w:val="0000EE"/>
-            <w:u w:val="single"/>
-          </w:rPr>
-          <w:t>15:1–2</w:t>
-        </w:r>
-      </w:hyperlink>
-      <w:r>
-        <w:rPr>
-          <w:lang w:val="en_US" w:bidi="en_US"/>
-        </w:rPr>
-        <w:t xml:space="preserve">; </w:t>
-      </w:r>
-      <w:hyperlink r:id="rId39">
-        <w:r>
-          <w:rPr>
-            <w:lang w:val="en_US" w:bidi="en_US"/>
-          </w:rPr>
-          <w:rPr>
-            <w:color w:val="0000EE"/>
-            <w:u w:val="single"/>
-          </w:rPr>
-          <w:t>19:1–10</w:t>
-        </w:r>
-      </w:hyperlink>
-      <w:r>
-        <w:rPr>
-          <w:lang w:val="en_US" w:bidi="en_US"/>
-        </w:rPr>
-        <w:t xml:space="preserve">; </w:t>
-      </w:r>
-      <w:hyperlink r:id="rId49">
-        <w:r>
-          <w:rPr>
-            <w:lang w:val="en_US" w:bidi="en_US"/>
-          </w:rPr>
-          <w:rPr>
-            <w:color w:val="0000EE"/>
-            <w:u w:val="single"/>
-          </w:rPr>
-          <w:t>22:14–21</w:t>
-        </w:r>
-      </w:hyperlink>
-      <w:r>
-        <w:rPr>
-          <w:lang w:val="en_US" w:bidi="en_US"/>
-        </w:rPr>
-        <w:t xml:space="preserve">; </w:t>
-      </w:r>
-      <w:hyperlink r:id="rId50">
-        <w:r>
-          <w:rPr>
-            <w:lang w:val="en_US" w:bidi="en_US"/>
-          </w:rPr>
-          <w:rPr>
-            <w:color w:val="0000EE"/>
-            <w:u w:val="single"/>
-          </w:rPr>
-          <w:t>Acts 2:46–47</w:t>
-        </w:r>
-      </w:hyperlink>
-      <w:r>
-        <w:rPr>
-          <w:lang w:val="en_US" w:bidi="en_US"/>
-        </w:rPr>
-        <w:t xml:space="preserve">; </w:t>
-      </w:r>
-      <w:hyperlink r:id="rId51">
-        <w:r>
-          <w:rPr>
-            <w:lang w:val="en_US" w:bidi="en_US"/>
-          </w:rPr>
-          <w:rPr>
-            <w:color w:val="0000EE"/>
-            <w:u w:val="single"/>
-          </w:rPr>
-          <w:t>1 Corinthians 11:20–34</w:t>
-        </w:r>
-      </w:hyperlink>
-      <w:r>
-        <w:rPr>
-          <w:lang w:val="en_US" w:bidi="en_US"/>
-        </w:rPr>
-        <w:t xml:space="preserve">; </w:t>
-      </w:r>
-      <w:hyperlink r:id="rId52">
-        <w:r>
-          <w:rPr>
-            <w:lang w:val="en_US" w:bidi="en_US"/>
-          </w:rPr>
-          <w:rPr>
-            <w:color w:val="0000EE"/>
-            <w:u w:val="single"/>
-          </w:rPr>
-          <w:t>Galatians 2:11–16</w:t>
-        </w:r>
-      </w:hyperlink>
-      <w:r>
-        <w:rPr>
-          <w:lang w:val="en_US" w:bidi="en_US"/>
-        </w:rPr>
-        <w:t xml:space="preserve">; </w:t>
-      </w:r>
-      <w:hyperlink r:id="rId45">
-        <w:r>
-          <w:rPr>
-            <w:lang w:val="en_US" w:bidi="en_US"/>
-          </w:rPr>
-          <w:rPr>
-            <w:color w:val="0000EE"/>
-            <w:u w:val="single"/>
-          </w:rPr>
-          <w:t>Ephesians 2:14–18</w:t>
-        </w:r>
-      </w:hyperlink>
+      <w:r>
+        <w:rPr>
+          <w:lang w:val="en_US" w:bidi="en_US"/>
+        </w:rPr>
+        <w:t>Genesis 18:1–8</w:t>
+      </w:r>
+      <w:r>
+        <w:rPr>
+          <w:lang w:val="en_US" w:bidi="en_US"/>
+        </w:rPr>
+        <w:t xml:space="preserve">; </w:t>
+      </w:r>
+      <w:r>
+        <w:rPr>
+          <w:lang w:val="en_US" w:bidi="en_US"/>
+        </w:rPr>
+        <w:t>Exodus 24:9–11</w:t>
+      </w:r>
+      <w:r>
+        <w:rPr>
+          <w:lang w:val="en_US" w:bidi="en_US"/>
+        </w:rPr>
+        <w:t xml:space="preserve">; </w:t>
+      </w:r>
+      <w:r>
+        <w:rPr>
+          <w:lang w:val="en_US" w:bidi="en_US"/>
+        </w:rPr>
+        <w:t>2 Kings 25:27–30</w:t>
+      </w:r>
+      <w:r>
+        <w:rPr>
+          <w:lang w:val="en_US" w:bidi="en_US"/>
+        </w:rPr>
+        <w:t xml:space="preserve">; </w:t>
+      </w:r>
+      <w:r>
+        <w:rPr>
+          <w:lang w:val="en_US" w:bidi="en_US"/>
+        </w:rPr>
+        <w:t>Matthew 8:11–12</w:t>
+      </w:r>
+      <w:r>
+        <w:rPr>
+          <w:lang w:val="en_US" w:bidi="en_US"/>
+        </w:rPr>
+        <w:t xml:space="preserve">; </w:t>
+      </w:r>
+      <w:r>
+        <w:rPr>
+          <w:lang w:val="en_US" w:bidi="en_US"/>
+        </w:rPr>
+        <w:t>9:10–13</w:t>
+      </w:r>
+      <w:r>
+        <w:rPr>
+          <w:lang w:val="en_US" w:bidi="en_US"/>
+        </w:rPr>
+        <w:t xml:space="preserve">; </w:t>
+      </w:r>
+      <w:r>
+        <w:rPr>
+          <w:lang w:val="en_US" w:bidi="en_US"/>
+        </w:rPr>
+        <w:t>11:19</w:t>
+      </w:r>
+      <w:r>
+        <w:rPr>
+          <w:lang w:val="en_US" w:bidi="en_US"/>
+        </w:rPr>
+        <w:t xml:space="preserve">; </w:t>
+      </w:r>
+      <w:r>
+        <w:rPr>
+          <w:lang w:val="en_US" w:bidi="en_US"/>
+        </w:rPr>
+        <w:t>26:26–29</w:t>
+      </w:r>
+      <w:r>
+        <w:rPr>
+          <w:lang w:val="en_US" w:bidi="en_US"/>
+        </w:rPr>
+        <w:t xml:space="preserve">; </w:t>
+      </w:r>
+      <w:r>
+        <w:rPr>
+          <w:lang w:val="en_US" w:bidi="en_US"/>
+        </w:rPr>
+        <w:t>Luke 7:36–50</w:t>
+      </w:r>
+      <w:r>
+        <w:rPr>
+          <w:lang w:val="en_US" w:bidi="en_US"/>
+        </w:rPr>
+        <w:t xml:space="preserve">; </w:t>
+      </w:r>
+      <w:r>
+        <w:rPr>
+          <w:lang w:val="en_US" w:bidi="en_US"/>
+        </w:rPr>
+        <w:t>15:1–2</w:t>
+      </w:r>
+      <w:r>
+        <w:rPr>
+          <w:lang w:val="en_US" w:bidi="en_US"/>
+        </w:rPr>
+        <w:t xml:space="preserve">; </w:t>
+      </w:r>
+      <w:r>
+        <w:rPr>
+          <w:lang w:val="en_US" w:bidi="en_US"/>
+        </w:rPr>
+        <w:t>19:1–10</w:t>
+      </w:r>
+      <w:r>
+        <w:rPr>
+          <w:lang w:val="en_US" w:bidi="en_US"/>
+        </w:rPr>
+        <w:t xml:space="preserve">; </w:t>
+      </w:r>
+      <w:r>
+        <w:rPr>
+          <w:lang w:val="en_US" w:bidi="en_US"/>
+        </w:rPr>
+        <w:t>22:14–21</w:t>
+      </w:r>
+      <w:r>
+        <w:rPr>
+          <w:lang w:val="en_US" w:bidi="en_US"/>
+        </w:rPr>
+        <w:t xml:space="preserve">; </w:t>
+      </w:r>
+      <w:r>
+        <w:rPr>
+          <w:lang w:val="en_US" w:bidi="en_US"/>
+        </w:rPr>
+        <w:t>Acts 2:46–47</w:t>
+      </w:r>
+      <w:r>
+        <w:rPr>
+          <w:lang w:val="en_US" w:bidi="en_US"/>
+        </w:rPr>
+        <w:t xml:space="preserve">; </w:t>
+      </w:r>
+      <w:r>
+        <w:rPr>
+          <w:lang w:val="en_US" w:bidi="en_US"/>
+        </w:rPr>
+        <w:t>1 Corinthians 11:20–34</w:t>
+      </w:r>
+      <w:r>
+        <w:rPr>
+          <w:lang w:val="en_US" w:bidi="en_US"/>
+        </w:rPr>
+        <w:t xml:space="preserve">; </w:t>
+      </w:r>
+      <w:r>
+        <w:rPr>
+          <w:lang w:val="en_US" w:bidi="en_US"/>
+        </w:rPr>
+        <w:t>Galatians 2:11–16</w:t>
+      </w:r>
+      <w:r>
+        <w:rPr>
+          <w:lang w:val="en_US" w:bidi="en_US"/>
+        </w:rPr>
+        <w:t xml:space="preserve">; </w:t>
+      </w:r>
+      <w:r>
+        <w:rPr>
+          <w:lang w:val="en_US" w:bidi="en_US"/>
+        </w:rPr>
+        <w:t>Ephesians 2:14–18</w:t>
+      </w:r>
       <w:r>
         <w:rPr>
           <w:lang w:val="en_US" w:bidi="en_US"/>
@@ -1654,18 +1360,12 @@
         </w:rPr>
         <w:t xml:space="preserve">In </w:t>
       </w:r>
-      <w:hyperlink r:id="rId53">
-        <w:r>
-          <w:rPr>
-            <w:lang w:val="en_US" w:bidi="en_US"/>
-          </w:rPr>
-          <w:rPr>
-            <w:color w:val="0000EE"/>
-            <w:u w:val="single"/>
-          </w:rPr>
-          <w:t>Acts 6:1–7</w:t>
-        </w:r>
-      </w:hyperlink>
+      <w:r>
+        <w:rPr>
+          <w:lang w:val="en_US" w:bidi="en_US"/>
+        </w:rPr>
+        <w:t>Acts 6:1–7</w:t>
+      </w:r>
       <w:r>
         <w:rPr>
           <w:lang w:val="en_US" w:bidi="en_US"/>
@@ -1684,18 +1384,12 @@
         </w:rPr>
         <w:t xml:space="preserve"> (</w:t>
       </w:r>
-      <w:hyperlink r:id="rId54">
-        <w:r>
-          <w:rPr>
-            <w:lang w:val="en_US" w:bidi="en_US"/>
-          </w:rPr>
-          <w:rPr>
-            <w:color w:val="0000EE"/>
-            <w:u w:val="single"/>
-          </w:rPr>
-          <w:t>6:1</w:t>
-        </w:r>
-      </w:hyperlink>
+      <w:r>
+        <w:rPr>
+          <w:lang w:val="en_US" w:bidi="en_US"/>
+        </w:rPr>
+        <w:t>6:1</w:t>
+      </w:r>
       <w:r>
         <w:rPr>
           <w:lang w:val="en_US" w:bidi="en_US"/>
@@ -1728,54 +1422,36 @@
         </w:rPr>
         <w:t xml:space="preserve"> (</w:t>
       </w:r>
-      <w:hyperlink r:id="rId54">
-        <w:r>
-          <w:rPr>
-            <w:lang w:val="en_US" w:bidi="en_US"/>
-          </w:rPr>
-          <w:rPr>
-            <w:color w:val="0000EE"/>
-            <w:u w:val="single"/>
-          </w:rPr>
-          <w:t>6:1</w:t>
-        </w:r>
-      </w:hyperlink>
+      <w:r>
+        <w:rPr>
+          <w:lang w:val="en_US" w:bidi="en_US"/>
+        </w:rPr>
+        <w:t>6:1</w:t>
+      </w:r>
       <w:r>
         <w:rPr>
           <w:lang w:val="en_US" w:bidi="en_US"/>
         </w:rPr>
         <w:t>). The apostles wisely identified the problem (</w:t>
       </w:r>
-      <w:hyperlink r:id="rId55">
-        <w:r>
-          <w:rPr>
-            <w:lang w:val="en_US" w:bidi="en_US"/>
-          </w:rPr>
-          <w:rPr>
-            <w:color w:val="0000EE"/>
-            <w:u w:val="single"/>
-          </w:rPr>
-          <w:t>6:2–3</w:t>
-        </w:r>
-      </w:hyperlink>
+      <w:r>
+        <w:rPr>
+          <w:lang w:val="en_US" w:bidi="en_US"/>
+        </w:rPr>
+        <w:t>6:2–3</w:t>
+      </w:r>
       <w:r>
         <w:rPr>
           <w:lang w:val="en_US" w:bidi="en_US"/>
         </w:rPr>
         <w:t>). They called for the selection of seven men to manage the food program (</w:t>
       </w:r>
-      <w:hyperlink r:id="rId56">
-        <w:r>
-          <w:rPr>
-            <w:lang w:val="en_US" w:bidi="en_US"/>
-          </w:rPr>
-          <w:rPr>
-            <w:color w:val="0000EE"/>
-            <w:u w:val="single"/>
-          </w:rPr>
-          <w:t>6:5–6</w:t>
-        </w:r>
-      </w:hyperlink>
+      <w:r>
+        <w:rPr>
+          <w:lang w:val="en_US" w:bidi="en_US"/>
+        </w:rPr>
+        <w:t>6:5–6</w:t>
+      </w:r>
       <w:r>
         <w:rPr>
           <w:lang w:val="en_US" w:bidi="en_US"/>
@@ -1808,18 +1484,12 @@
         </w:rPr>
         <w:t>). They agreed on a clear division of labor. The twelve apostles focused on preaching and teaching. The other leaders filled with the Holy Spirit dealt with material needs. The apostles showed strong leadership by listening to the community's needs. This wise approach and united action led to spiritual growth and additional Christians (</w:t>
       </w:r>
-      <w:hyperlink r:id="rId57">
-        <w:r>
-          <w:rPr>
-            <w:lang w:val="en_US" w:bidi="en_US"/>
-          </w:rPr>
-          <w:rPr>
-            <w:color w:val="0000EE"/>
-            <w:u w:val="single"/>
-          </w:rPr>
-          <w:t>6:7</w:t>
-        </w:r>
-      </w:hyperlink>
+      <w:r>
+        <w:rPr>
+          <w:lang w:val="en_US" w:bidi="en_US"/>
+        </w:rPr>
+        <w:t>6:7</w:t>
+      </w:r>
       <w:r>
         <w:rPr>
           <w:lang w:val="en_US" w:bidi="en_US"/>
@@ -1840,162 +1510,108 @@
         </w:rPr>
         <w:t xml:space="preserve">The church recognized different gifts and used them for the common good (see </w:t>
       </w:r>
-      <w:hyperlink r:id="rId58">
-        <w:r>
-          <w:rPr>
-            <w:lang w:val="en_US" w:bidi="en_US"/>
-          </w:rPr>
-          <w:rPr>
-            <w:color w:val="0000EE"/>
-            <w:u w:val="single"/>
-          </w:rPr>
-          <w:t>1 Corinthians 12:4–11</w:t>
-        </w:r>
-      </w:hyperlink>
-      <w:r>
-        <w:rPr>
-          <w:lang w:val="en_US" w:bidi="en_US"/>
-        </w:rPr>
-        <w:t xml:space="preserve">; </w:t>
-      </w:r>
-      <w:hyperlink r:id="rId59">
-        <w:r>
-          <w:rPr>
-            <w:lang w:val="en_US" w:bidi="en_US"/>
-          </w:rPr>
-          <w:rPr>
-            <w:color w:val="0000EE"/>
-            <w:u w:val="single"/>
-          </w:rPr>
-          <w:t>1 Peter 4:10–11</w:t>
-        </w:r>
-      </w:hyperlink>
+      <w:r>
+        <w:rPr>
+          <w:lang w:val="en_US" w:bidi="en_US"/>
+        </w:rPr>
+        <w:t>1 Corinthians 12:4–11</w:t>
+      </w:r>
+      <w:r>
+        <w:rPr>
+          <w:lang w:val="en_US" w:bidi="en_US"/>
+        </w:rPr>
+        <w:t xml:space="preserve">; </w:t>
+      </w:r>
+      <w:r>
+        <w:rPr>
+          <w:lang w:val="en_US" w:bidi="en_US"/>
+        </w:rPr>
+        <w:t>1 Peter 4:10–11</w:t>
+      </w:r>
       <w:r>
         <w:rPr>
           <w:lang w:val="en_US" w:bidi="en_US"/>
         </w:rPr>
         <w:t>). Every Christian has the chance to participate in some form of ministry. This idea of every Christian serving God is called the "priesthood of all believers" (</w:t>
       </w:r>
-      <w:hyperlink r:id="rId60">
-        <w:r>
-          <w:rPr>
-            <w:lang w:val="en_US" w:bidi="en_US"/>
-          </w:rPr>
-          <w:rPr>
-            <w:color w:val="0000EE"/>
-            <w:u w:val="single"/>
-          </w:rPr>
-          <w:t>1 Peter 2:5</w:t>
-        </w:r>
-      </w:hyperlink>
+      <w:r>
+        <w:rPr>
+          <w:lang w:val="en_US" w:bidi="en_US"/>
+        </w:rPr>
+        <w:t>1 Peter 2:5</w:t>
+      </w:r>
       <w:r>
         <w:rPr>
           <w:lang w:val="en_US" w:bidi="en_US"/>
         </w:rPr>
         <w:t xml:space="preserve">, </w:t>
       </w:r>
-      <w:hyperlink r:id="rId61">
-        <w:r>
-          <w:rPr>
-            <w:lang w:val="en_US" w:bidi="en_US"/>
-          </w:rPr>
-          <w:rPr>
-            <w:color w:val="0000EE"/>
-            <w:u w:val="single"/>
-          </w:rPr>
-          <w:t>9</w:t>
-        </w:r>
-      </w:hyperlink>
-      <w:r>
-        <w:rPr>
-          <w:lang w:val="en_US" w:bidi="en_US"/>
-        </w:rPr>
-        <w:t xml:space="preserve">; </w:t>
-      </w:r>
-      <w:hyperlink r:id="rId62">
-        <w:r>
-          <w:rPr>
-            <w:lang w:val="en_US" w:bidi="en_US"/>
-          </w:rPr>
-          <w:rPr>
-            <w:color w:val="0000EE"/>
-            <w:u w:val="single"/>
-          </w:rPr>
-          <w:t>Revelation 1:6</w:t>
-        </w:r>
-      </w:hyperlink>
-      <w:r>
-        <w:rPr>
-          <w:lang w:val="en_US" w:bidi="en_US"/>
-        </w:rPr>
-        <w:t xml:space="preserve">; </w:t>
-      </w:r>
-      <w:hyperlink r:id="rId63">
-        <w:r>
-          <w:rPr>
-            <w:lang w:val="en_US" w:bidi="en_US"/>
-          </w:rPr>
-          <w:rPr>
-            <w:color w:val="0000EE"/>
-            <w:u w:val="single"/>
-          </w:rPr>
-          <w:t>5:10</w:t>
-        </w:r>
-      </w:hyperlink>
+      <w:r>
+        <w:rPr>
+          <w:lang w:val="en_US" w:bidi="en_US"/>
+        </w:rPr>
+        <w:t>9</w:t>
+      </w:r>
+      <w:r>
+        <w:rPr>
+          <w:lang w:val="en_US" w:bidi="en_US"/>
+        </w:rPr>
+        <w:t xml:space="preserve">; </w:t>
+      </w:r>
+      <w:r>
+        <w:rPr>
+          <w:lang w:val="en_US" w:bidi="en_US"/>
+        </w:rPr>
+        <w:t>Revelation 1:6</w:t>
+      </w:r>
+      <w:r>
+        <w:rPr>
+          <w:lang w:val="en_US" w:bidi="en_US"/>
+        </w:rPr>
+        <w:t xml:space="preserve">; </w:t>
+      </w:r>
+      <w:r>
+        <w:rPr>
+          <w:lang w:val="en_US" w:bidi="en_US"/>
+        </w:rPr>
+        <w:t>5:10</w:t>
+      </w:r>
       <w:r>
         <w:rPr>
           <w:lang w:val="en_US" w:bidi="en_US"/>
         </w:rPr>
         <w:t xml:space="preserve">; see </w:t>
       </w:r>
-      <w:hyperlink r:id="rId64">
-        <w:r>
-          <w:rPr>
-            <w:lang w:val="en_US" w:bidi="en_US"/>
-          </w:rPr>
-          <w:rPr>
-            <w:color w:val="0000EE"/>
-            <w:u w:val="single"/>
-          </w:rPr>
-          <w:t>Exodus 19:6</w:t>
-        </w:r>
-      </w:hyperlink>
-      <w:r>
-        <w:rPr>
-          <w:lang w:val="en_US" w:bidi="en_US"/>
-        </w:rPr>
-        <w:t xml:space="preserve">; </w:t>
-      </w:r>
-      <w:hyperlink r:id="rId65">
-        <w:r>
-          <w:rPr>
-            <w:lang w:val="en_US" w:bidi="en_US"/>
-          </w:rPr>
-          <w:rPr>
-            <w:color w:val="0000EE"/>
-            <w:u w:val="single"/>
-          </w:rPr>
-          <w:t>Isaiah 61:6</w:t>
-        </w:r>
-      </w:hyperlink>
-      <w:r>
-        <w:rPr>
-          <w:lang w:val="en_US" w:bidi="en_US"/>
-        </w:rPr>
-        <w:t xml:space="preserve">; </w:t>
-      </w:r>
-      <w:hyperlink r:id="rId66">
-        <w:r>
-          <w:rPr>
-            <w:lang w:val="en_US" w:bidi="en_US"/>
-          </w:rPr>
-          <w:rPr>
-            <w:color w:val="0000EE"/>
-            <w:u w:val="single"/>
-          </w:rPr>
-          <w:t>Revelation 20:6</w:t>
-        </w:r>
-      </w:hyperlink>
+      <w:r>
+        <w:rPr>
+          <w:lang w:val="en_US" w:bidi="en_US"/>
+        </w:rPr>
+        <w:t>Exodus 19:6</w:t>
+      </w:r>
+      <w:r>
+        <w:rPr>
+          <w:lang w:val="en_US" w:bidi="en_US"/>
+        </w:rPr>
+        <w:t xml:space="preserve">; </w:t>
+      </w:r>
+      <w:r>
+        <w:rPr>
+          <w:lang w:val="en_US" w:bidi="en_US"/>
+        </w:rPr>
+        <w:t>Isaiah 61:6</w:t>
+      </w:r>
+      <w:r>
+        <w:rPr>
+          <w:lang w:val="en_US" w:bidi="en_US"/>
+        </w:rPr>
+        <w:t xml:space="preserve">; </w:t>
+      </w:r>
+      <w:r>
+        <w:rPr>
+          <w:lang w:val="en_US" w:bidi="en_US"/>
+        </w:rPr>
+        <w:t>Revelation 20:6</w:t>
+      </w:r>
       <w:r>
         <w:rPr>
           <w:lang w:val="en_US" w:bidi="en_US"/>
@@ -2028,90 +1644,60 @@
         </w:rPr>
         <w:t>, but to serve the community (</w:t>
       </w:r>
-      <w:hyperlink r:id="rId67">
-        <w:r>
-          <w:rPr>
-            <w:lang w:val="en_US" w:bidi="en_US"/>
-          </w:rPr>
-          <w:rPr>
-            <w:color w:val="0000EE"/>
-            <w:u w:val="single"/>
-          </w:rPr>
-          <w:t>Matthew 20:25–28</w:t>
-        </w:r>
-      </w:hyperlink>
-      <w:r>
-        <w:rPr>
-          <w:lang w:val="en_US" w:bidi="en_US"/>
-        </w:rPr>
-        <w:t xml:space="preserve">; </w:t>
-      </w:r>
-      <w:hyperlink r:id="rId68">
-        <w:r>
-          <w:rPr>
-            <w:lang w:val="en_US" w:bidi="en_US"/>
-          </w:rPr>
-          <w:rPr>
-            <w:color w:val="0000EE"/>
-            <w:u w:val="single"/>
-          </w:rPr>
-          <w:t>Mark 10:42–45</w:t>
-        </w:r>
-      </w:hyperlink>
-      <w:r>
-        <w:rPr>
-          <w:lang w:val="en_US" w:bidi="en_US"/>
-        </w:rPr>
-        <w:t xml:space="preserve">; </w:t>
-      </w:r>
-      <w:hyperlink r:id="rId69">
-        <w:r>
-          <w:rPr>
-            <w:lang w:val="en_US" w:bidi="en_US"/>
-          </w:rPr>
-          <w:rPr>
-            <w:color w:val="0000EE"/>
-            <w:u w:val="single"/>
-          </w:rPr>
-          <w:t>Luke 22:25–27</w:t>
-        </w:r>
-      </w:hyperlink>
-      <w:r>
-        <w:rPr>
-          <w:lang w:val="en_US" w:bidi="en_US"/>
-        </w:rPr>
-        <w:t xml:space="preserve">; </w:t>
-      </w:r>
-      <w:hyperlink r:id="rId70">
-        <w:r>
-          <w:rPr>
-            <w:lang w:val="en_US" w:bidi="en_US"/>
-          </w:rPr>
-          <w:rPr>
-            <w:color w:val="0000EE"/>
-            <w:u w:val="single"/>
-          </w:rPr>
-          <w:t>1 Peter 5:1–4</w:t>
-        </w:r>
-      </w:hyperlink>
+      <w:r>
+        <w:rPr>
+          <w:lang w:val="en_US" w:bidi="en_US"/>
+        </w:rPr>
+        <w:t>Matthew 20:25–28</w:t>
+      </w:r>
+      <w:r>
+        <w:rPr>
+          <w:lang w:val="en_US" w:bidi="en_US"/>
+        </w:rPr>
+        <w:t xml:space="preserve">; </w:t>
+      </w:r>
+      <w:r>
+        <w:rPr>
+          <w:lang w:val="en_US" w:bidi="en_US"/>
+        </w:rPr>
+        <w:t>Mark 10:42–45</w:t>
+      </w:r>
+      <w:r>
+        <w:rPr>
+          <w:lang w:val="en_US" w:bidi="en_US"/>
+        </w:rPr>
+        <w:t xml:space="preserve">; </w:t>
+      </w:r>
+      <w:r>
+        <w:rPr>
+          <w:lang w:val="en_US" w:bidi="en_US"/>
+        </w:rPr>
+        <w:t>Luke 22:25–27</w:t>
+      </w:r>
+      <w:r>
+        <w:rPr>
+          <w:lang w:val="en_US" w:bidi="en_US"/>
+        </w:rPr>
+        <w:t xml:space="preserve">; </w:t>
+      </w:r>
+      <w:r>
+        <w:rPr>
+          <w:lang w:val="en_US" w:bidi="en_US"/>
+        </w:rPr>
+        <w:t>1 Peter 5:1–4</w:t>
+      </w:r>
       <w:r>
         <w:rPr>
           <w:lang w:val="en_US" w:bidi="en_US"/>
         </w:rPr>
         <w:t>). Church leaders succeed when they understand the community's needs and identify those whom God has prepared to meet those needs. Good leaders recognize talented people and help them grow, enabling members to use their God-given gifts (</w:t>
       </w:r>
-      <w:hyperlink r:id="rId71">
-        <w:r>
-          <w:rPr>
-            <w:lang w:val="en_US" w:bidi="en_US"/>
-          </w:rPr>
-          <w:rPr>
-            <w:color w:val="0000EE"/>
-            <w:u w:val="single"/>
-          </w:rPr>
-          <w:t>Ephesians 4:11–12</w:t>
-        </w:r>
-      </w:hyperlink>
+      <w:r>
+        <w:rPr>
+          <w:lang w:val="en_US" w:bidi="en_US"/>
+        </w:rPr>
+        <w:t>Ephesians 4:11–12</w:t>
+      </w:r>
       <w:r>
         <w:rPr>
           <w:lang w:val="en_US" w:bidi="en_US"/>
@@ -2141,216 +1727,144 @@
           <w:lang w:val="en_US" w:bidi="en_US"/>
         </w:rPr>
       </w:r>
-      <w:hyperlink r:id="rId64">
-        <w:r>
-          <w:rPr>
-            <w:lang w:val="en_US" w:bidi="en_US"/>
-          </w:rPr>
-          <w:rPr>
-            <w:color w:val="0000EE"/>
-            <w:u w:val="single"/>
-          </w:rPr>
-          <w:t>Exodus 19:6</w:t>
-        </w:r>
-      </w:hyperlink>
-      <w:r>
-        <w:rPr>
-          <w:lang w:val="en_US" w:bidi="en_US"/>
-        </w:rPr>
-        <w:t xml:space="preserve">; </w:t>
-      </w:r>
-      <w:hyperlink r:id="rId65">
-        <w:r>
-          <w:rPr>
-            <w:lang w:val="en_US" w:bidi="en_US"/>
-          </w:rPr>
-          <w:rPr>
-            <w:color w:val="0000EE"/>
-            <w:u w:val="single"/>
-          </w:rPr>
-          <w:t>Isaiah 61:6</w:t>
-        </w:r>
-      </w:hyperlink>
-      <w:r>
-        <w:rPr>
-          <w:lang w:val="en_US" w:bidi="en_US"/>
-        </w:rPr>
-        <w:t xml:space="preserve">; </w:t>
-      </w:r>
-      <w:hyperlink r:id="rId67">
-        <w:r>
-          <w:rPr>
-            <w:lang w:val="en_US" w:bidi="en_US"/>
-          </w:rPr>
-          <w:rPr>
-            <w:color w:val="0000EE"/>
-            <w:u w:val="single"/>
-          </w:rPr>
-          <w:t>Matthew 20:25–28</w:t>
-        </w:r>
-      </w:hyperlink>
-      <w:r>
-        <w:rPr>
-          <w:lang w:val="en_US" w:bidi="en_US"/>
-        </w:rPr>
-        <w:t xml:space="preserve">; </w:t>
-      </w:r>
-      <w:hyperlink r:id="rId53">
-        <w:r>
-          <w:rPr>
-            <w:lang w:val="en_US" w:bidi="en_US"/>
-          </w:rPr>
-          <w:rPr>
-            <w:color w:val="0000EE"/>
-            <w:u w:val="single"/>
-          </w:rPr>
-          <w:t>Acts 6:1–7</w:t>
-        </w:r>
-      </w:hyperlink>
-      <w:r>
-        <w:rPr>
-          <w:lang w:val="en_US" w:bidi="en_US"/>
-        </w:rPr>
-        <w:t xml:space="preserve">; </w:t>
-      </w:r>
-      <w:hyperlink r:id="rId58">
-        <w:r>
-          <w:rPr>
-            <w:lang w:val="en_US" w:bidi="en_US"/>
-          </w:rPr>
-          <w:rPr>
-            <w:color w:val="0000EE"/>
-            <w:u w:val="single"/>
-          </w:rPr>
-          <w:t>1 Corinthians 12:4–11</w:t>
-        </w:r>
-      </w:hyperlink>
-      <w:r>
-        <w:rPr>
-          <w:lang w:val="en_US" w:bidi="en_US"/>
-        </w:rPr>
-        <w:t xml:space="preserve">; </w:t>
-      </w:r>
-      <w:hyperlink r:id="rId71">
-        <w:r>
-          <w:rPr>
-            <w:lang w:val="en_US" w:bidi="en_US"/>
-          </w:rPr>
-          <w:rPr>
-            <w:color w:val="0000EE"/>
-            <w:u w:val="single"/>
-          </w:rPr>
-          <w:t>Ephesians 4:11–12</w:t>
-        </w:r>
-      </w:hyperlink>
-      <w:r>
-        <w:rPr>
-          <w:lang w:val="en_US" w:bidi="en_US"/>
-        </w:rPr>
-        <w:t xml:space="preserve">; </w:t>
-      </w:r>
-      <w:hyperlink r:id="rId60">
-        <w:r>
-          <w:rPr>
-            <w:lang w:val="en_US" w:bidi="en_US"/>
-          </w:rPr>
-          <w:rPr>
-            <w:color w:val="0000EE"/>
-            <w:u w:val="single"/>
-          </w:rPr>
-          <w:t>1 Peter 2:5</w:t>
-        </w:r>
-      </w:hyperlink>
+      <w:r>
+        <w:rPr>
+          <w:lang w:val="en_US" w:bidi="en_US"/>
+        </w:rPr>
+        <w:t>Exodus 19:6</w:t>
+      </w:r>
+      <w:r>
+        <w:rPr>
+          <w:lang w:val="en_US" w:bidi="en_US"/>
+        </w:rPr>
+        <w:t xml:space="preserve">; </w:t>
+      </w:r>
+      <w:r>
+        <w:rPr>
+          <w:lang w:val="en_US" w:bidi="en_US"/>
+        </w:rPr>
+        <w:t>Isaiah 61:6</w:t>
+      </w:r>
+      <w:r>
+        <w:rPr>
+          <w:lang w:val="en_US" w:bidi="en_US"/>
+        </w:rPr>
+        <w:t xml:space="preserve">; </w:t>
+      </w:r>
+      <w:r>
+        <w:rPr>
+          <w:lang w:val="en_US" w:bidi="en_US"/>
+        </w:rPr>
+        <w:t>Matthew 20:25–28</w:t>
+      </w:r>
+      <w:r>
+        <w:rPr>
+          <w:lang w:val="en_US" w:bidi="en_US"/>
+        </w:rPr>
+        <w:t xml:space="preserve">; </w:t>
+      </w:r>
+      <w:r>
+        <w:rPr>
+          <w:lang w:val="en_US" w:bidi="en_US"/>
+        </w:rPr>
+        <w:t>Acts 6:1–7</w:t>
+      </w:r>
+      <w:r>
+        <w:rPr>
+          <w:lang w:val="en_US" w:bidi="en_US"/>
+        </w:rPr>
+        <w:t xml:space="preserve">; </w:t>
+      </w:r>
+      <w:r>
+        <w:rPr>
+          <w:lang w:val="en_US" w:bidi="en_US"/>
+        </w:rPr>
+        <w:t>1 Corinthians 12:4–11</w:t>
+      </w:r>
+      <w:r>
+        <w:rPr>
+          <w:lang w:val="en_US" w:bidi="en_US"/>
+        </w:rPr>
+        <w:t xml:space="preserve">; </w:t>
+      </w:r>
+      <w:r>
+        <w:rPr>
+          <w:lang w:val="en_US" w:bidi="en_US"/>
+        </w:rPr>
+        <w:t>Ephesians 4:11–12</w:t>
+      </w:r>
+      <w:r>
+        <w:rPr>
+          <w:lang w:val="en_US" w:bidi="en_US"/>
+        </w:rPr>
+        <w:t xml:space="preserve">; </w:t>
+      </w:r>
+      <w:r>
+        <w:rPr>
+          <w:lang w:val="en_US" w:bidi="en_US"/>
+        </w:rPr>
+        <w:t>1 Peter 2:5</w:t>
+      </w:r>
       <w:r>
         <w:rPr>
           <w:lang w:val="en_US" w:bidi="en_US"/>
         </w:rPr>
         <w:t xml:space="preserve">, </w:t>
       </w:r>
-      <w:hyperlink r:id="rId61">
-        <w:r>
-          <w:rPr>
-            <w:lang w:val="en_US" w:bidi="en_US"/>
-          </w:rPr>
-          <w:rPr>
-            <w:color w:val="0000EE"/>
-            <w:u w:val="single"/>
-          </w:rPr>
-          <w:t>9</w:t>
-        </w:r>
-      </w:hyperlink>
-      <w:r>
-        <w:rPr>
-          <w:lang w:val="en_US" w:bidi="en_US"/>
-        </w:rPr>
-        <w:t xml:space="preserve">; </w:t>
-      </w:r>
-      <w:hyperlink r:id="rId59">
-        <w:r>
-          <w:rPr>
-            <w:lang w:val="en_US" w:bidi="en_US"/>
-          </w:rPr>
-          <w:rPr>
-            <w:color w:val="0000EE"/>
-            <w:u w:val="single"/>
-          </w:rPr>
-          <w:t>4:10–11</w:t>
-        </w:r>
-      </w:hyperlink>
-      <w:r>
-        <w:rPr>
-          <w:lang w:val="en_US" w:bidi="en_US"/>
-        </w:rPr>
-        <w:t xml:space="preserve">; </w:t>
-      </w:r>
-      <w:hyperlink r:id="rId62">
-        <w:r>
-          <w:rPr>
-            <w:lang w:val="en_US" w:bidi="en_US"/>
-          </w:rPr>
-          <w:rPr>
-            <w:color w:val="0000EE"/>
-            <w:u w:val="single"/>
-          </w:rPr>
-          <w:t>Revelation 1:6</w:t>
-        </w:r>
-      </w:hyperlink>
-      <w:r>
-        <w:rPr>
-          <w:lang w:val="en_US" w:bidi="en_US"/>
-        </w:rPr>
-        <w:t xml:space="preserve">; </w:t>
-      </w:r>
-      <w:hyperlink r:id="rId63">
-        <w:r>
-          <w:rPr>
-            <w:lang w:val="en_US" w:bidi="en_US"/>
-          </w:rPr>
-          <w:rPr>
-            <w:color w:val="0000EE"/>
-            <w:u w:val="single"/>
-          </w:rPr>
-          <w:t>5:10</w:t>
-        </w:r>
-      </w:hyperlink>
-      <w:r>
-        <w:rPr>
-          <w:lang w:val="en_US" w:bidi="en_US"/>
-        </w:rPr>
-        <w:t xml:space="preserve">; </w:t>
-      </w:r>
-      <w:hyperlink r:id="rId66">
-        <w:r>
-          <w:rPr>
-            <w:lang w:val="en_US" w:bidi="en_US"/>
-          </w:rPr>
-          <w:rPr>
-            <w:color w:val="0000EE"/>
-            <w:u w:val="single"/>
-          </w:rPr>
-          <w:t>20:6</w:t>
-        </w:r>
-      </w:hyperlink>
+      <w:r>
+        <w:rPr>
+          <w:lang w:val="en_US" w:bidi="en_US"/>
+        </w:rPr>
+        <w:t>9</w:t>
+      </w:r>
+      <w:r>
+        <w:rPr>
+          <w:lang w:val="en_US" w:bidi="en_US"/>
+        </w:rPr>
+        <w:t xml:space="preserve">; </w:t>
+      </w:r>
+      <w:r>
+        <w:rPr>
+          <w:lang w:val="en_US" w:bidi="en_US"/>
+        </w:rPr>
+        <w:t>4:10–11</w:t>
+      </w:r>
+      <w:r>
+        <w:rPr>
+          <w:lang w:val="en_US" w:bidi="en_US"/>
+        </w:rPr>
+        <w:t xml:space="preserve">; </w:t>
+      </w:r>
+      <w:r>
+        <w:rPr>
+          <w:lang w:val="en_US" w:bidi="en_US"/>
+        </w:rPr>
+        <w:t>Revelation 1:6</w:t>
+      </w:r>
+      <w:r>
+        <w:rPr>
+          <w:lang w:val="en_US" w:bidi="en_US"/>
+        </w:rPr>
+        <w:t xml:space="preserve">; </w:t>
+      </w:r>
+      <w:r>
+        <w:rPr>
+          <w:lang w:val="en_US" w:bidi="en_US"/>
+        </w:rPr>
+        <w:t>5:10</w:t>
+      </w:r>
+      <w:r>
+        <w:rPr>
+          <w:lang w:val="en_US" w:bidi="en_US"/>
+        </w:rPr>
+        <w:t xml:space="preserve">; </w:t>
+      </w:r>
+      <w:r>
+        <w:rPr>
+          <w:lang w:val="en_US" w:bidi="en_US"/>
+        </w:rPr>
+        <w:t>20:6</w:t>
+      </w:r>
       <w:r>
         <w:rPr>
           <w:lang w:val="en_US" w:bidi="en_US"/>
@@ -2434,18 +1948,13 @@
         </w:rPr>
         <w:t xml:space="preserve">See </w:t>
       </w:r>
-      <w:hyperlink r:id="rId72">
-        <w:r>
-          <w:rPr>
-            <w:lang w:val="en_US" w:bidi="en_US"/>
-          </w:rPr>
-          <w:rPr>
-            <w:color w:val="0000EE"/>
-            <w:u w:val="single"/>
-          </w:rPr>
-          <w:t>John 1:29–42</w:t>
-        </w:r>
-      </w:hyperlink>
+      <w:r>
+        <w:rPr>
+          <w:i/>
+          <w:lang w:val="en_US" w:bidi="en_US"/>
+        </w:rPr>
+        <w:t>John 1:29–42</w:t>
+      </w:r>
       <w:r>
         <w:rPr>
           <w:lang w:val="en_US" w:bidi="en_US"/>
@@ -2473,18 +1982,13 @@
         </w:rPr>
         <w:t xml:space="preserve">See </w:t>
       </w:r>
-      <w:hyperlink r:id="rId73">
-        <w:r>
-          <w:rPr>
-            <w:lang w:val="en_US" w:bidi="en_US"/>
-          </w:rPr>
-          <w:rPr>
-            <w:color w:val="0000EE"/>
-            <w:u w:val="single"/>
-          </w:rPr>
-          <w:t>Luke 2:25–38</w:t>
-        </w:r>
-      </w:hyperlink>
+      <w:r>
+        <w:rPr>
+          <w:i/>
+          <w:lang w:val="en_US" w:bidi="en_US"/>
+        </w:rPr>
+        <w:t>Luke 2:25–38</w:t>
+      </w:r>
       <w:r>
         <w:rPr>
           <w:lang w:val="en_US" w:bidi="en_US"/>
@@ -2512,18 +2016,13 @@
         </w:rPr>
         <w:t xml:space="preserve">See </w:t>
       </w:r>
-      <w:hyperlink r:id="rId74">
-        <w:r>
-          <w:rPr>
-            <w:lang w:val="en_US" w:bidi="en_US"/>
-          </w:rPr>
-          <w:rPr>
-            <w:color w:val="0000EE"/>
-            <w:u w:val="single"/>
-          </w:rPr>
-          <w:t>John 1:43–51</w:t>
-        </w:r>
-      </w:hyperlink>
+      <w:r>
+        <w:rPr>
+          <w:i/>
+          <w:lang w:val="en_US" w:bidi="en_US"/>
+        </w:rPr>
+        <w:t>John 1:43–51</w:t>
+      </w:r>
       <w:r>
         <w:rPr>
           <w:lang w:val="en_US" w:bidi="en_US"/>
@@ -2551,18 +2050,13 @@
         </w:rPr>
         <w:t xml:space="preserve">See </w:t>
       </w:r>
-      <w:hyperlink r:id="rId75">
-        <w:r>
-          <w:rPr>
-            <w:lang w:val="en_US" w:bidi="en_US"/>
-          </w:rPr>
-          <w:rPr>
-            <w:color w:val="0000EE"/>
-            <w:u w:val="single"/>
-          </w:rPr>
-          <w:t>Mark 10:17–22</w:t>
-        </w:r>
-      </w:hyperlink>
+      <w:r>
+        <w:rPr>
+          <w:i/>
+          <w:lang w:val="en_US" w:bidi="en_US"/>
+        </w:rPr>
+        <w:t>Mark 10:17–22</w:t>
+      </w:r>
       <w:r>
         <w:rPr>
           <w:lang w:val="en_US" w:bidi="en_US"/>
@@ -2590,18 +2084,13 @@
         </w:rPr>
         <w:t xml:space="preserve">See </w:t>
       </w:r>
-      <w:hyperlink r:id="rId76">
-        <w:r>
-          <w:rPr>
-            <w:lang w:val="en_US" w:bidi="en_US"/>
-          </w:rPr>
-          <w:rPr>
-            <w:color w:val="0000EE"/>
-            <w:u w:val="single"/>
-          </w:rPr>
-          <w:t>Matthew 9:9–13</w:t>
-        </w:r>
-      </w:hyperlink>
+      <w:r>
+        <w:rPr>
+          <w:i/>
+          <w:lang w:val="en_US" w:bidi="en_US"/>
+        </w:rPr>
+        <w:t>Matthew 9:9–13</w:t>
+      </w:r>
       <w:r>
         <w:rPr>
           <w:lang w:val="en_US" w:bidi="en_US"/>
@@ -2629,18 +2118,13 @@
         </w:rPr>
         <w:t xml:space="preserve">See </w:t>
       </w:r>
-      <w:hyperlink r:id="rId77">
-        <w:r>
-          <w:rPr>
-            <w:lang w:val="en_US" w:bidi="en_US"/>
-          </w:rPr>
-          <w:rPr>
-            <w:color w:val="0000EE"/>
-            <w:u w:val="single"/>
-          </w:rPr>
-          <w:t>John 20:19–29</w:t>
-        </w:r>
-      </w:hyperlink>
+      <w:r>
+        <w:rPr>
+          <w:i/>
+          <w:lang w:val="en_US" w:bidi="en_US"/>
+        </w:rPr>
+        <w:t>John 20:19–29</w:t>
+      </w:r>
       <w:r>
         <w:rPr>
           <w:lang w:val="en_US" w:bidi="en_US"/>
@@ -2668,37 +2152,27 @@
         </w:rPr>
         <w:t xml:space="preserve">See </w:t>
       </w:r>
-      <w:hyperlink r:id="rId78">
-        <w:r>
-          <w:rPr>
-            <w:lang w:val="en_US" w:bidi="en_US"/>
-          </w:rPr>
-          <w:rPr>
-            <w:color w:val="0000EE"/>
-            <w:u w:val="single"/>
-          </w:rPr>
-          <w:t>Luke 10:38–42</w:t>
-        </w:r>
-      </w:hyperlink>
       <w:r>
         <w:rPr>
           <w:i/>
           <w:lang w:val="en_US" w:bidi="en_US"/>
         </w:rPr>
-        <w:t xml:space="preserve">; </w:t>
-      </w:r>
-      <w:hyperlink r:id="rId79">
-        <w:r>
-          <w:rPr>
-            <w:lang w:val="en_US" w:bidi="en_US"/>
-          </w:rPr>
-          <w:rPr>
-            <w:color w:val="0000EE"/>
-            <w:u w:val="single"/>
-          </w:rPr>
-          <w:t>John 11:17–27</w:t>
-        </w:r>
-      </w:hyperlink>
+        <w:t>Luke 10:38–42</w:t>
+      </w:r>
+      <w:r>
+        <w:rPr>
+          <w:i/>
+          <w:lang w:val="en_US" w:bidi="en_US"/>
+        </w:rPr>
+        <w:t xml:space="preserve">; </w:t>
+      </w:r>
+      <w:r>
+        <w:rPr>
+          <w:i/>
+          <w:lang w:val="en_US" w:bidi="en_US"/>
+        </w:rPr>
+        <w:t>John 11:17–27</w:t>
+      </w:r>
       <w:r>
         <w:rPr>
           <w:lang w:val="en_US" w:bidi="en_US"/>
@@ -2726,18 +2200,13 @@
         </w:rPr>
         <w:t xml:space="preserve">See </w:t>
       </w:r>
-      <w:hyperlink r:id="rId80">
-        <w:r>
-          <w:rPr>
-            <w:lang w:val="en_US" w:bidi="en_US"/>
-          </w:rPr>
-          <w:rPr>
-            <w:color w:val="0000EE"/>
-            <w:u w:val="single"/>
-          </w:rPr>
-          <w:t>Matthew 8:5–13</w:t>
-        </w:r>
-      </w:hyperlink>
+      <w:r>
+        <w:rPr>
+          <w:i/>
+          <w:lang w:val="en_US" w:bidi="en_US"/>
+        </w:rPr>
+        <w:t>Matthew 8:5–13</w:t>
+      </w:r>
       <w:r>
         <w:rPr>
           <w:lang w:val="en_US" w:bidi="en_US"/>
@@ -2765,18 +2234,13 @@
         </w:rPr>
         <w:t xml:space="preserve">See </w:t>
       </w:r>
-      <w:hyperlink r:id="rId81">
-        <w:r>
-          <w:rPr>
-            <w:lang w:val="en_US" w:bidi="en_US"/>
-          </w:rPr>
-          <w:rPr>
-            <w:color w:val="0000EE"/>
-            <w:u w:val="single"/>
-          </w:rPr>
-          <w:t>John 8:1–11</w:t>
-        </w:r>
-      </w:hyperlink>
+      <w:r>
+        <w:rPr>
+          <w:i/>
+          <w:lang w:val="en_US" w:bidi="en_US"/>
+        </w:rPr>
+        <w:t>John 8:1–11</w:t>
+      </w:r>
       <w:r>
         <w:rPr>
           <w:lang w:val="en_US" w:bidi="en_US"/>
@@ -2804,37 +2268,13 @@
         </w:rPr>
         <w:t xml:space="preserve">See </w:t>
       </w:r>
-      <w:hyperlink r:id="rId82">
-        <w:r>
-          <w:rPr>
-            <w:lang w:val="en_US" w:bidi="en_US"/>
-          </w:rPr>
-          <w:rPr>
-            <w:color w:val="0000EE"/>
-            <w:u w:val="single"/>
-          </w:rPr>
-          <w:t>John 3:1–21</w:t>
-        </w:r>
-      </w:hyperlink>
       <w:r>
         <w:rPr>
           <w:i/>
           <w:lang w:val="en_US" w:bidi="en_US"/>
         </w:rPr>
-        <w:t xml:space="preserve">; </w:t>
-      </w:r>
-      <w:hyperlink r:id="rId83">
-        <w:r>
-          <w:rPr>
-            <w:lang w:val="en_US" w:bidi="en_US"/>
-          </w:rPr>
-          <w:rPr>
-            <w:color w:val="0000EE"/>
-            <w:u w:val="single"/>
-          </w:rPr>
-          <w:t>7:50–52</w:t>
-        </w:r>
-      </w:hyperlink>
+        <w:t>John 3:1–21</w:t>
+      </w:r>
       <w:r>
         <w:rPr>
           <w:i/>
@@ -2842,18 +2282,27 @@
         </w:rPr>
         <w:t xml:space="preserve">; </w:t>
       </w:r>
-      <w:hyperlink r:id="rId84">
-        <w:r>
-          <w:rPr>
-            <w:lang w:val="en_US" w:bidi="en_US"/>
-          </w:rPr>
-          <w:rPr>
-            <w:color w:val="0000EE"/>
-            <w:u w:val="single"/>
-          </w:rPr>
-          <w:t>19:38–42</w:t>
-        </w:r>
-      </w:hyperlink>
+      <w:r>
+        <w:rPr>
+          <w:i/>
+          <w:lang w:val="en_US" w:bidi="en_US"/>
+        </w:rPr>
+        <w:t>7:50–52</w:t>
+      </w:r>
+      <w:r>
+        <w:rPr>
+          <w:i/>
+          <w:lang w:val="en_US" w:bidi="en_US"/>
+        </w:rPr>
+        <w:t xml:space="preserve">; </w:t>
+      </w:r>
+      <w:r>
+        <w:rPr>
+          <w:i/>
+          <w:lang w:val="en_US" w:bidi="en_US"/>
+        </w:rPr>
+        <w:t>19:38–42</w:t>
+      </w:r>
       <w:r>
         <w:rPr>
           <w:lang w:val="en_US" w:bidi="en_US"/>
@@ -2881,37 +2330,27 @@
         </w:rPr>
         <w:t xml:space="preserve">See </w:t>
       </w:r>
-      <w:hyperlink r:id="rId85">
-        <w:r>
-          <w:rPr>
-            <w:lang w:val="en_US" w:bidi="en_US"/>
-          </w:rPr>
-          <w:rPr>
-            <w:color w:val="0000EE"/>
-            <w:u w:val="single"/>
-          </w:rPr>
-          <w:t>Mark 10:35–45</w:t>
-        </w:r>
-      </w:hyperlink>
       <w:r>
         <w:rPr>
           <w:i/>
           <w:lang w:val="en_US" w:bidi="en_US"/>
         </w:rPr>
-        <w:t xml:space="preserve">; </w:t>
-      </w:r>
-      <w:hyperlink r:id="rId86">
-        <w:r>
-          <w:rPr>
-            <w:lang w:val="en_US" w:bidi="en_US"/>
-          </w:rPr>
-          <w:rPr>
-            <w:color w:val="0000EE"/>
-            <w:u w:val="single"/>
-          </w:rPr>
-          <w:t>John 13:1–17</w:t>
-        </w:r>
-      </w:hyperlink>
+        <w:t>Mark 10:35–45</w:t>
+      </w:r>
+      <w:r>
+        <w:rPr>
+          <w:i/>
+          <w:lang w:val="en_US" w:bidi="en_US"/>
+        </w:rPr>
+        <w:t xml:space="preserve">; </w:t>
+      </w:r>
+      <w:r>
+        <w:rPr>
+          <w:i/>
+          <w:lang w:val="en_US" w:bidi="en_US"/>
+        </w:rPr>
+        <w:t>John 13:1–17</w:t>
+      </w:r>
       <w:r>
         <w:rPr>
           <w:lang w:val="en_US" w:bidi="en_US"/>
@@ -2939,18 +2378,13 @@
         </w:rPr>
         <w:t xml:space="preserve">See </w:t>
       </w:r>
-      <w:hyperlink r:id="rId87">
-        <w:r>
-          <w:rPr>
-            <w:lang w:val="en_US" w:bidi="en_US"/>
-          </w:rPr>
-          <w:rPr>
-            <w:color w:val="0000EE"/>
-            <w:u w:val="single"/>
-          </w:rPr>
-          <w:t>Luke 4:14–30</w:t>
-        </w:r>
-      </w:hyperlink>
+      <w:r>
+        <w:rPr>
+          <w:i/>
+          <w:lang w:val="en_US" w:bidi="en_US"/>
+        </w:rPr>
+        <w:t>Luke 4:14–30</w:t>
+      </w:r>
       <w:r>
         <w:rPr>
           <w:lang w:val="en_US" w:bidi="en_US"/>
@@ -2978,56 +2412,41 @@
         </w:rPr>
         <w:t xml:space="preserve">See </w:t>
       </w:r>
-      <w:hyperlink r:id="rId88">
-        <w:r>
-          <w:rPr>
-            <w:lang w:val="en_US" w:bidi="en_US"/>
-          </w:rPr>
-          <w:rPr>
-            <w:color w:val="0000EE"/>
-            <w:u w:val="single"/>
-          </w:rPr>
-          <w:t>Luke 11:37–54</w:t>
-        </w:r>
-      </w:hyperlink>
       <w:r>
         <w:rPr>
           <w:i/>
           <w:lang w:val="en_US" w:bidi="en_US"/>
         </w:rPr>
+        <w:t>Luke 11:37–54</w:t>
+      </w:r>
+      <w:r>
+        <w:rPr>
+          <w:i/>
+          <w:lang w:val="en_US" w:bidi="en_US"/>
+        </w:rPr>
         <w:t xml:space="preserve">; compare </w:t>
       </w:r>
-      <w:hyperlink r:id="rId89">
-        <w:r>
-          <w:rPr>
-            <w:lang w:val="en_US" w:bidi="en_US"/>
-          </w:rPr>
-          <w:rPr>
-            <w:color w:val="0000EE"/>
-            <w:u w:val="single"/>
-          </w:rPr>
-          <w:t>Acts 6:8–8:1</w:t>
-        </w:r>
-      </w:hyperlink>
       <w:r>
         <w:rPr>
           <w:i/>
           <w:lang w:val="en_US" w:bidi="en_US"/>
         </w:rPr>
-        <w:t xml:space="preserve">; </w:t>
-      </w:r>
-      <w:hyperlink r:id="rId90">
-        <w:r>
-          <w:rPr>
-            <w:lang w:val="en_US" w:bidi="en_US"/>
-          </w:rPr>
-          <w:rPr>
-            <w:color w:val="0000EE"/>
-            <w:u w:val="single"/>
-          </w:rPr>
-          <w:t>9:1–31</w:t>
-        </w:r>
-      </w:hyperlink>
+        <w:t>Acts 6:8–8:1</w:t>
+      </w:r>
+      <w:r>
+        <w:rPr>
+          <w:i/>
+          <w:lang w:val="en_US" w:bidi="en_US"/>
+        </w:rPr>
+        <w:t xml:space="preserve">; </w:t>
+      </w:r>
+      <w:r>
+        <w:rPr>
+          <w:i/>
+          <w:lang w:val="en_US" w:bidi="en_US"/>
+        </w:rPr>
+        <w:t>9:1–31</w:t>
+      </w:r>
       <w:r>
         <w:rPr>
           <w:lang w:val="en_US" w:bidi="en_US"/>
@@ -3055,18 +2474,13 @@
         </w:rPr>
         <w:t xml:space="preserve">See </w:t>
       </w:r>
-      <w:hyperlink r:id="rId39">
-        <w:r>
-          <w:rPr>
-            <w:lang w:val="en_US" w:bidi="en_US"/>
-          </w:rPr>
-          <w:rPr>
-            <w:color w:val="0000EE"/>
-            <w:u w:val="single"/>
-          </w:rPr>
-          <w:t>Luke 19:1–10</w:t>
-        </w:r>
-      </w:hyperlink>
+      <w:r>
+        <w:rPr>
+          <w:i/>
+          <w:lang w:val="en_US" w:bidi="en_US"/>
+        </w:rPr>
+        <w:t>Luke 19:1–10</w:t>
+      </w:r>
       <w:r>
         <w:rPr>
           <w:lang w:val="en_US" w:bidi="en_US"/>
@@ -3094,18 +2508,13 @@
         </w:rPr>
         <w:t xml:space="preserve">See </w:t>
       </w:r>
-      <w:hyperlink r:id="rId91">
-        <w:r>
-          <w:rPr>
-            <w:lang w:val="en_US" w:bidi="en_US"/>
-          </w:rPr>
-          <w:rPr>
-            <w:color w:val="0000EE"/>
-            <w:u w:val="single"/>
-          </w:rPr>
-          <w:t>Luke 24:13–35</w:t>
-        </w:r>
-      </w:hyperlink>
+      <w:r>
+        <w:rPr>
+          <w:i/>
+          <w:lang w:val="en_US" w:bidi="en_US"/>
+        </w:rPr>
+        <w:t>Luke 24:13–35</w:t>
+      </w:r>
       <w:r>
         <w:rPr>
           <w:lang w:val="en_US" w:bidi="en_US"/>
@@ -3133,18 +2542,13 @@
         </w:rPr>
         <w:t xml:space="preserve">See </w:t>
       </w:r>
-      <w:hyperlink r:id="rId92">
-        <w:r>
-          <w:rPr>
-            <w:lang w:val="en_US" w:bidi="en_US"/>
-          </w:rPr>
-          <w:rPr>
-            <w:color w:val="0000EE"/>
-            <w:u w:val="single"/>
-          </w:rPr>
-          <w:t>John 4:1–42</w:t>
-        </w:r>
-      </w:hyperlink>
+      <w:r>
+        <w:rPr>
+          <w:i/>
+          <w:lang w:val="en_US" w:bidi="en_US"/>
+        </w:rPr>
+        <w:t>John 4:1–42</w:t>
+      </w:r>
       <w:r>
         <w:rPr>
           <w:lang w:val="en_US" w:bidi="en_US"/>
@@ -3172,18 +2576,13 @@
         </w:rPr>
         <w:t xml:space="preserve">See </w:t>
       </w:r>
-      <w:hyperlink r:id="rId93">
-        <w:r>
-          <w:rPr>
-            <w:lang w:val="en_US" w:bidi="en_US"/>
-          </w:rPr>
-          <w:rPr>
-            <w:color w:val="0000EE"/>
-            <w:u w:val="single"/>
-          </w:rPr>
-          <w:t>John 18:28–19:16</w:t>
-        </w:r>
-      </w:hyperlink>
+      <w:r>
+        <w:rPr>
+          <w:i/>
+          <w:lang w:val="en_US" w:bidi="en_US"/>
+        </w:rPr>
+        <w:t>John 18:28–19:16</w:t>
+      </w:r>
       <w:r>
         <w:rPr>
           <w:lang w:val="en_US" w:bidi="en_US"/>
@@ -3211,37 +2610,27 @@
         </w:rPr>
         <w:t xml:space="preserve">See </w:t>
       </w:r>
-      <w:hyperlink r:id="rId94">
-        <w:r>
-          <w:rPr>
-            <w:lang w:val="en_US" w:bidi="en_US"/>
-          </w:rPr>
-          <w:rPr>
-            <w:color w:val="0000EE"/>
-            <w:u w:val="single"/>
-          </w:rPr>
-          <w:t>John 21:1–23</w:t>
-        </w:r>
-      </w:hyperlink>
       <w:r>
         <w:rPr>
           <w:i/>
           <w:lang w:val="en_US" w:bidi="en_US"/>
         </w:rPr>
+        <w:t>John 21:1–23</w:t>
+      </w:r>
+      <w:r>
+        <w:rPr>
+          <w:i/>
+          <w:lang w:val="en_US" w:bidi="en_US"/>
+        </w:rPr>
         <w:t xml:space="preserve">; see also </w:t>
       </w:r>
-      <w:hyperlink r:id="rId95">
-        <w:r>
-          <w:rPr>
-            <w:lang w:val="en_US" w:bidi="en_US"/>
-          </w:rPr>
-          <w:rPr>
-            <w:color w:val="0000EE"/>
-            <w:u w:val="single"/>
-          </w:rPr>
-          <w:t>Matthew 16:15–19</w:t>
-        </w:r>
-      </w:hyperlink>
+      <w:r>
+        <w:rPr>
+          <w:i/>
+          <w:lang w:val="en_US" w:bidi="en_US"/>
+        </w:rPr>
+        <w:t>Matthew 16:15–19</w:t>
+      </w:r>
       <w:r>
         <w:rPr>
           <w:lang w:val="en_US" w:bidi="en_US"/>
@@ -3271,414 +2660,276 @@
           <w:lang w:val="en_US" w:bidi="en_US"/>
         </w:rPr>
       </w:r>
-      <w:hyperlink r:id="rId80">
-        <w:r>
-          <w:rPr>
-            <w:lang w:val="en_US" w:bidi="en_US"/>
-          </w:rPr>
-          <w:rPr>
-            <w:color w:val="0000EE"/>
-            <w:u w:val="single"/>
-          </w:rPr>
-          <w:t>Matthew 8:5–13</w:t>
-        </w:r>
-      </w:hyperlink>
-      <w:r>
-        <w:rPr>
-          <w:lang w:val="en_US" w:bidi="en_US"/>
-        </w:rPr>
-        <w:t xml:space="preserve">; </w:t>
-      </w:r>
-      <w:hyperlink r:id="rId76">
-        <w:r>
-          <w:rPr>
-            <w:lang w:val="en_US" w:bidi="en_US"/>
-          </w:rPr>
-          <w:rPr>
-            <w:color w:val="0000EE"/>
-            <w:u w:val="single"/>
-          </w:rPr>
-          <w:t>9:9–13</w:t>
-        </w:r>
-      </w:hyperlink>
-      <w:r>
-        <w:rPr>
-          <w:lang w:val="en_US" w:bidi="en_US"/>
-        </w:rPr>
-        <w:t xml:space="preserve">; </w:t>
-      </w:r>
-      <w:hyperlink r:id="rId95">
-        <w:r>
-          <w:rPr>
-            <w:lang w:val="en_US" w:bidi="en_US"/>
-          </w:rPr>
-          <w:rPr>
-            <w:color w:val="0000EE"/>
-            <w:u w:val="single"/>
-          </w:rPr>
-          <w:t>16:15–19</w:t>
-        </w:r>
-      </w:hyperlink>
-      <w:r>
-        <w:rPr>
-          <w:lang w:val="en_US" w:bidi="en_US"/>
-        </w:rPr>
-        <w:t xml:space="preserve">; </w:t>
-      </w:r>
-      <w:hyperlink r:id="rId75">
-        <w:r>
-          <w:rPr>
-            <w:lang w:val="en_US" w:bidi="en_US"/>
-          </w:rPr>
-          <w:rPr>
-            <w:color w:val="0000EE"/>
-            <w:u w:val="single"/>
-          </w:rPr>
-          <w:t>Mark 10:17–22</w:t>
-        </w:r>
-      </w:hyperlink>
+      <w:r>
+        <w:rPr>
+          <w:lang w:val="en_US" w:bidi="en_US"/>
+        </w:rPr>
+        <w:t>Matthew 8:5–13</w:t>
+      </w:r>
+      <w:r>
+        <w:rPr>
+          <w:lang w:val="en_US" w:bidi="en_US"/>
+        </w:rPr>
+        <w:t xml:space="preserve">; </w:t>
+      </w:r>
+      <w:r>
+        <w:rPr>
+          <w:lang w:val="en_US" w:bidi="en_US"/>
+        </w:rPr>
+        <w:t>9:9–13</w:t>
+      </w:r>
+      <w:r>
+        <w:rPr>
+          <w:lang w:val="en_US" w:bidi="en_US"/>
+        </w:rPr>
+        <w:t xml:space="preserve">; </w:t>
+      </w:r>
+      <w:r>
+        <w:rPr>
+          <w:lang w:val="en_US" w:bidi="en_US"/>
+        </w:rPr>
+        <w:t>16:15–19</w:t>
+      </w:r>
+      <w:r>
+        <w:rPr>
+          <w:lang w:val="en_US" w:bidi="en_US"/>
+        </w:rPr>
+        <w:t xml:space="preserve">; </w:t>
+      </w:r>
+      <w:r>
+        <w:rPr>
+          <w:lang w:val="en_US" w:bidi="en_US"/>
+        </w:rPr>
+        <w:t>Mark 10:17–22</w:t>
+      </w:r>
       <w:r>
         <w:rPr>
           <w:lang w:val="en_US" w:bidi="en_US"/>
         </w:rPr>
         <w:t xml:space="preserve">, </w:t>
       </w:r>
-      <w:hyperlink r:id="rId85">
-        <w:r>
-          <w:rPr>
-            <w:lang w:val="en_US" w:bidi="en_US"/>
-          </w:rPr>
-          <w:rPr>
-            <w:color w:val="0000EE"/>
-            <w:u w:val="single"/>
-          </w:rPr>
-          <w:t>35–45</w:t>
-        </w:r>
-      </w:hyperlink>
-      <w:r>
-        <w:rPr>
-          <w:lang w:val="en_US" w:bidi="en_US"/>
-        </w:rPr>
-        <w:t xml:space="preserve">; </w:t>
-      </w:r>
-      <w:hyperlink r:id="rId73">
-        <w:r>
-          <w:rPr>
-            <w:lang w:val="en_US" w:bidi="en_US"/>
-          </w:rPr>
-          <w:rPr>
-            <w:color w:val="0000EE"/>
-            <w:u w:val="single"/>
-          </w:rPr>
-          <w:t>Luke 2:25–38</w:t>
-        </w:r>
-      </w:hyperlink>
-      <w:r>
-        <w:rPr>
-          <w:lang w:val="en_US" w:bidi="en_US"/>
-        </w:rPr>
-        <w:t xml:space="preserve">; </w:t>
-      </w:r>
-      <w:hyperlink r:id="rId87">
-        <w:r>
-          <w:rPr>
-            <w:lang w:val="en_US" w:bidi="en_US"/>
-          </w:rPr>
-          <w:rPr>
-            <w:color w:val="0000EE"/>
-            <w:u w:val="single"/>
-          </w:rPr>
-          <w:t>4:14–30</w:t>
-        </w:r>
-      </w:hyperlink>
-      <w:r>
-        <w:rPr>
-          <w:lang w:val="en_US" w:bidi="en_US"/>
-        </w:rPr>
-        <w:t xml:space="preserve">; </w:t>
-      </w:r>
-      <w:hyperlink r:id="rId78">
-        <w:r>
-          <w:rPr>
-            <w:lang w:val="en_US" w:bidi="en_US"/>
-          </w:rPr>
-          <w:rPr>
-            <w:color w:val="0000EE"/>
-            <w:u w:val="single"/>
-          </w:rPr>
-          <w:t>10:38–42</w:t>
-        </w:r>
-      </w:hyperlink>
-      <w:r>
-        <w:rPr>
-          <w:lang w:val="en_US" w:bidi="en_US"/>
-        </w:rPr>
-        <w:t xml:space="preserve">; </w:t>
-      </w:r>
-      <w:hyperlink r:id="rId88">
-        <w:r>
-          <w:rPr>
-            <w:lang w:val="en_US" w:bidi="en_US"/>
-          </w:rPr>
-          <w:rPr>
-            <w:color w:val="0000EE"/>
-            <w:u w:val="single"/>
-          </w:rPr>
-          <w:t>11:37–54</w:t>
-        </w:r>
-      </w:hyperlink>
-      <w:r>
-        <w:rPr>
-          <w:lang w:val="en_US" w:bidi="en_US"/>
-        </w:rPr>
-        <w:t xml:space="preserve">; </w:t>
-      </w:r>
-      <w:hyperlink r:id="rId39">
-        <w:r>
-          <w:rPr>
-            <w:lang w:val="en_US" w:bidi="en_US"/>
-          </w:rPr>
-          <w:rPr>
-            <w:color w:val="0000EE"/>
-            <w:u w:val="single"/>
-          </w:rPr>
-          <w:t>19:1–10</w:t>
-        </w:r>
-      </w:hyperlink>
-      <w:r>
-        <w:rPr>
-          <w:lang w:val="en_US" w:bidi="en_US"/>
-        </w:rPr>
-        <w:t xml:space="preserve">; </w:t>
-      </w:r>
-      <w:hyperlink r:id="rId91">
-        <w:r>
-          <w:rPr>
-            <w:lang w:val="en_US" w:bidi="en_US"/>
-          </w:rPr>
-          <w:rPr>
-            <w:color w:val="0000EE"/>
-            <w:u w:val="single"/>
-          </w:rPr>
-          <w:t>24:13–35</w:t>
-        </w:r>
-      </w:hyperlink>
-      <w:r>
-        <w:rPr>
-          <w:lang w:val="en_US" w:bidi="en_US"/>
-        </w:rPr>
-        <w:t xml:space="preserve">; </w:t>
-      </w:r>
-      <w:hyperlink r:id="rId72">
-        <w:r>
-          <w:rPr>
-            <w:lang w:val="en_US" w:bidi="en_US"/>
-          </w:rPr>
-          <w:rPr>
-            <w:color w:val="0000EE"/>
-            <w:u w:val="single"/>
-          </w:rPr>
-          <w:t>John 1:29–42</w:t>
-        </w:r>
-      </w:hyperlink>
+      <w:r>
+        <w:rPr>
+          <w:lang w:val="en_US" w:bidi="en_US"/>
+        </w:rPr>
+        <w:t>35–45</w:t>
+      </w:r>
+      <w:r>
+        <w:rPr>
+          <w:lang w:val="en_US" w:bidi="en_US"/>
+        </w:rPr>
+        <w:t xml:space="preserve">; </w:t>
+      </w:r>
+      <w:r>
+        <w:rPr>
+          <w:lang w:val="en_US" w:bidi="en_US"/>
+        </w:rPr>
+        <w:t>Luke 2:25–38</w:t>
+      </w:r>
+      <w:r>
+        <w:rPr>
+          <w:lang w:val="en_US" w:bidi="en_US"/>
+        </w:rPr>
+        <w:t xml:space="preserve">; </w:t>
+      </w:r>
+      <w:r>
+        <w:rPr>
+          <w:lang w:val="en_US" w:bidi="en_US"/>
+        </w:rPr>
+        <w:t>4:14–30</w:t>
+      </w:r>
+      <w:r>
+        <w:rPr>
+          <w:lang w:val="en_US" w:bidi="en_US"/>
+        </w:rPr>
+        <w:t xml:space="preserve">; </w:t>
+      </w:r>
+      <w:r>
+        <w:rPr>
+          <w:lang w:val="en_US" w:bidi="en_US"/>
+        </w:rPr>
+        <w:t>10:38–42</w:t>
+      </w:r>
+      <w:r>
+        <w:rPr>
+          <w:lang w:val="en_US" w:bidi="en_US"/>
+        </w:rPr>
+        <w:t xml:space="preserve">; </w:t>
+      </w:r>
+      <w:r>
+        <w:rPr>
+          <w:lang w:val="en_US" w:bidi="en_US"/>
+        </w:rPr>
+        <w:t>11:37–54</w:t>
+      </w:r>
+      <w:r>
+        <w:rPr>
+          <w:lang w:val="en_US" w:bidi="en_US"/>
+        </w:rPr>
+        <w:t xml:space="preserve">; </w:t>
+      </w:r>
+      <w:r>
+        <w:rPr>
+          <w:lang w:val="en_US" w:bidi="en_US"/>
+        </w:rPr>
+        <w:t>19:1–10</w:t>
+      </w:r>
+      <w:r>
+        <w:rPr>
+          <w:lang w:val="en_US" w:bidi="en_US"/>
+        </w:rPr>
+        <w:t xml:space="preserve">; </w:t>
+      </w:r>
+      <w:r>
+        <w:rPr>
+          <w:lang w:val="en_US" w:bidi="en_US"/>
+        </w:rPr>
+        <w:t>24:13–35</w:t>
+      </w:r>
+      <w:r>
+        <w:rPr>
+          <w:lang w:val="en_US" w:bidi="en_US"/>
+        </w:rPr>
+        <w:t xml:space="preserve">; </w:t>
+      </w:r>
+      <w:r>
+        <w:rPr>
+          <w:lang w:val="en_US" w:bidi="en_US"/>
+        </w:rPr>
+        <w:t>John 1:29–42</w:t>
+      </w:r>
       <w:r>
         <w:rPr>
           <w:lang w:val="en_US" w:bidi="en_US"/>
         </w:rPr>
         <w:t xml:space="preserve">, </w:t>
       </w:r>
-      <w:hyperlink r:id="rId74">
-        <w:r>
-          <w:rPr>
-            <w:lang w:val="en_US" w:bidi="en_US"/>
-          </w:rPr>
-          <w:rPr>
-            <w:color w:val="0000EE"/>
-            <w:u w:val="single"/>
-          </w:rPr>
-          <w:t>43–51</w:t>
-        </w:r>
-      </w:hyperlink>
-      <w:r>
-        <w:rPr>
-          <w:lang w:val="en_US" w:bidi="en_US"/>
-        </w:rPr>
-        <w:t xml:space="preserve">; </w:t>
-      </w:r>
-      <w:hyperlink r:id="rId82">
-        <w:r>
-          <w:rPr>
-            <w:lang w:val="en_US" w:bidi="en_US"/>
-          </w:rPr>
-          <w:rPr>
-            <w:color w:val="0000EE"/>
-            <w:u w:val="single"/>
-          </w:rPr>
-          <w:t>3:1–21</w:t>
-        </w:r>
-      </w:hyperlink>
-      <w:r>
-        <w:rPr>
-          <w:lang w:val="en_US" w:bidi="en_US"/>
-        </w:rPr>
-        <w:t xml:space="preserve">; </w:t>
-      </w:r>
-      <w:hyperlink r:id="rId92">
-        <w:r>
-          <w:rPr>
-            <w:lang w:val="en_US" w:bidi="en_US"/>
-          </w:rPr>
-          <w:rPr>
-            <w:color w:val="0000EE"/>
-            <w:u w:val="single"/>
-          </w:rPr>
-          <w:t>4:1–42</w:t>
-        </w:r>
-      </w:hyperlink>
-      <w:r>
-        <w:rPr>
-          <w:lang w:val="en_US" w:bidi="en_US"/>
-        </w:rPr>
-        <w:t xml:space="preserve">; </w:t>
-      </w:r>
-      <w:hyperlink r:id="rId83">
-        <w:r>
-          <w:rPr>
-            <w:lang w:val="en_US" w:bidi="en_US"/>
-          </w:rPr>
-          <w:rPr>
-            <w:color w:val="0000EE"/>
-            <w:u w:val="single"/>
-          </w:rPr>
-          <w:t>7:50–52</w:t>
-        </w:r>
-      </w:hyperlink>
-      <w:r>
-        <w:rPr>
-          <w:lang w:val="en_US" w:bidi="en_US"/>
-        </w:rPr>
-        <w:t xml:space="preserve">; </w:t>
-      </w:r>
-      <w:hyperlink r:id="rId81">
-        <w:r>
-          <w:rPr>
-            <w:lang w:val="en_US" w:bidi="en_US"/>
-          </w:rPr>
-          <w:rPr>
-            <w:color w:val="0000EE"/>
-            <w:u w:val="single"/>
-          </w:rPr>
-          <w:t>8:1–11</w:t>
-        </w:r>
-      </w:hyperlink>
-      <w:r>
-        <w:rPr>
-          <w:lang w:val="en_US" w:bidi="en_US"/>
-        </w:rPr>
-        <w:t xml:space="preserve">; </w:t>
-      </w:r>
-      <w:hyperlink r:id="rId79">
-        <w:r>
-          <w:rPr>
-            <w:lang w:val="en_US" w:bidi="en_US"/>
-          </w:rPr>
-          <w:rPr>
-            <w:color w:val="0000EE"/>
-            <w:u w:val="single"/>
-          </w:rPr>
-          <w:t>11:17–27</w:t>
-        </w:r>
-      </w:hyperlink>
-      <w:r>
-        <w:rPr>
-          <w:lang w:val="en_US" w:bidi="en_US"/>
-        </w:rPr>
-        <w:t xml:space="preserve">; </w:t>
-      </w:r>
-      <w:hyperlink r:id="rId86">
-        <w:r>
-          <w:rPr>
-            <w:lang w:val="en_US" w:bidi="en_US"/>
-          </w:rPr>
-          <w:rPr>
-            <w:color w:val="0000EE"/>
-            <w:u w:val="single"/>
-          </w:rPr>
-          <w:t>13:1–17</w:t>
-        </w:r>
-      </w:hyperlink>
-      <w:r>
-        <w:rPr>
-          <w:lang w:val="en_US" w:bidi="en_US"/>
-        </w:rPr>
-        <w:t xml:space="preserve">; </w:t>
-      </w:r>
-      <w:hyperlink r:id="rId93">
-        <w:r>
-          <w:rPr>
-            <w:lang w:val="en_US" w:bidi="en_US"/>
-          </w:rPr>
-          <w:rPr>
-            <w:color w:val="0000EE"/>
-            <w:u w:val="single"/>
-          </w:rPr>
-          <w:t>18:28–19:16</w:t>
-        </w:r>
-      </w:hyperlink>
-      <w:r>
-        <w:rPr>
-          <w:lang w:val="en_US" w:bidi="en_US"/>
-        </w:rPr>
-        <w:t xml:space="preserve">; </w:t>
-      </w:r>
-      <w:hyperlink r:id="rId84">
-        <w:r>
-          <w:rPr>
-            <w:lang w:val="en_US" w:bidi="en_US"/>
-          </w:rPr>
-          <w:rPr>
-            <w:color w:val="0000EE"/>
-            <w:u w:val="single"/>
-          </w:rPr>
-          <w:t>19:38–42</w:t>
-        </w:r>
-      </w:hyperlink>
-      <w:r>
-        <w:rPr>
-          <w:lang w:val="en_US" w:bidi="en_US"/>
-        </w:rPr>
-        <w:t xml:space="preserve">; </w:t>
-      </w:r>
-      <w:hyperlink r:id="rId77">
-        <w:r>
-          <w:rPr>
-            <w:lang w:val="en_US" w:bidi="en_US"/>
-          </w:rPr>
-          <w:rPr>
-            <w:color w:val="0000EE"/>
-            <w:u w:val="single"/>
-          </w:rPr>
-          <w:t>20:19–29</w:t>
-        </w:r>
-      </w:hyperlink>
-      <w:r>
-        <w:rPr>
-          <w:lang w:val="en_US" w:bidi="en_US"/>
-        </w:rPr>
-        <w:t xml:space="preserve">; </w:t>
-      </w:r>
-      <w:hyperlink r:id="rId94">
-        <w:r>
-          <w:rPr>
-            <w:lang w:val="en_US" w:bidi="en_US"/>
-          </w:rPr>
-          <w:rPr>
-            <w:color w:val="0000EE"/>
-            <w:u w:val="single"/>
-          </w:rPr>
-          <w:t>21:1–23</w:t>
-        </w:r>
-      </w:hyperlink>
+      <w:r>
+        <w:rPr>
+          <w:lang w:val="en_US" w:bidi="en_US"/>
+        </w:rPr>
+        <w:t>43–51</w:t>
+      </w:r>
+      <w:r>
+        <w:rPr>
+          <w:lang w:val="en_US" w:bidi="en_US"/>
+        </w:rPr>
+        <w:t xml:space="preserve">; </w:t>
+      </w:r>
+      <w:r>
+        <w:rPr>
+          <w:lang w:val="en_US" w:bidi="en_US"/>
+        </w:rPr>
+        <w:t>3:1–21</w:t>
+      </w:r>
+      <w:r>
+        <w:rPr>
+          <w:lang w:val="en_US" w:bidi="en_US"/>
+        </w:rPr>
+        <w:t xml:space="preserve">; </w:t>
+      </w:r>
+      <w:r>
+        <w:rPr>
+          <w:lang w:val="en_US" w:bidi="en_US"/>
+        </w:rPr>
+        <w:t>4:1–42</w:t>
+      </w:r>
+      <w:r>
+        <w:rPr>
+          <w:lang w:val="en_US" w:bidi="en_US"/>
+        </w:rPr>
+        <w:t xml:space="preserve">; </w:t>
+      </w:r>
+      <w:r>
+        <w:rPr>
+          <w:lang w:val="en_US" w:bidi="en_US"/>
+        </w:rPr>
+        <w:t>7:50–52</w:t>
+      </w:r>
+      <w:r>
+        <w:rPr>
+          <w:lang w:val="en_US" w:bidi="en_US"/>
+        </w:rPr>
+        <w:t xml:space="preserve">; </w:t>
+      </w:r>
+      <w:r>
+        <w:rPr>
+          <w:lang w:val="en_US" w:bidi="en_US"/>
+        </w:rPr>
+        <w:t>8:1–11</w:t>
+      </w:r>
+      <w:r>
+        <w:rPr>
+          <w:lang w:val="en_US" w:bidi="en_US"/>
+        </w:rPr>
+        <w:t xml:space="preserve">; </w:t>
+      </w:r>
+      <w:r>
+        <w:rPr>
+          <w:lang w:val="en_US" w:bidi="en_US"/>
+        </w:rPr>
+        <w:t>11:17–27</w:t>
+      </w:r>
+      <w:r>
+        <w:rPr>
+          <w:lang w:val="en_US" w:bidi="en_US"/>
+        </w:rPr>
+        <w:t xml:space="preserve">; </w:t>
+      </w:r>
+      <w:r>
+        <w:rPr>
+          <w:lang w:val="en_US" w:bidi="en_US"/>
+        </w:rPr>
+        <w:t>13:1–17</w:t>
+      </w:r>
+      <w:r>
+        <w:rPr>
+          <w:lang w:val="en_US" w:bidi="en_US"/>
+        </w:rPr>
+        <w:t xml:space="preserve">; </w:t>
+      </w:r>
+      <w:r>
+        <w:rPr>
+          <w:lang w:val="en_US" w:bidi="en_US"/>
+        </w:rPr>
+        <w:t>18:28–19:16</w:t>
+      </w:r>
+      <w:r>
+        <w:rPr>
+          <w:lang w:val="en_US" w:bidi="en_US"/>
+        </w:rPr>
+        <w:t xml:space="preserve">; </w:t>
+      </w:r>
+      <w:r>
+        <w:rPr>
+          <w:lang w:val="en_US" w:bidi="en_US"/>
+        </w:rPr>
+        <w:t>19:38–42</w:t>
+      </w:r>
+      <w:r>
+        <w:rPr>
+          <w:lang w:val="en_US" w:bidi="en_US"/>
+        </w:rPr>
+        <w:t xml:space="preserve">; </w:t>
+      </w:r>
+      <w:r>
+        <w:rPr>
+          <w:lang w:val="en_US" w:bidi="en_US"/>
+        </w:rPr>
+        <w:t>20:19–29</w:t>
+      </w:r>
+      <w:r>
+        <w:rPr>
+          <w:lang w:val="en_US" w:bidi="en_US"/>
+        </w:rPr>
+        <w:t xml:space="preserve">; </w:t>
+      </w:r>
+      <w:r>
+        <w:rPr>
+          <w:lang w:val="en_US" w:bidi="en_US"/>
+        </w:rPr>
+        <w:t>21:1–23</w:t>
+      </w:r>
       <w:r>
         <w:rPr>
           <w:lang w:val="en_US" w:bidi="en_US"/>
@@ -3727,144 +2978,96 @@
         </w:rPr>
         <w:t xml:space="preserve">When Jesus was about to suffer and die, he told his followers they would also experience great difficulties (see </w:t>
       </w:r>
-      <w:hyperlink r:id="rId96">
-        <w:r>
-          <w:rPr>
-            <w:lang w:val="en_US" w:bidi="en_US"/>
-          </w:rPr>
-          <w:rPr>
-            <w:color w:val="0000EE"/>
-            <w:u w:val="single"/>
-          </w:rPr>
-          <w:t>Matthew 24:9</w:t>
-        </w:r>
-      </w:hyperlink>
+      <w:r>
+        <w:rPr>
+          <w:lang w:val="en_US" w:bidi="en_US"/>
+        </w:rPr>
+        <w:t>Matthew 24:9</w:t>
+      </w:r>
       <w:r>
         <w:rPr>
           <w:lang w:val="en_US" w:bidi="en_US"/>
         </w:rPr>
         <w:t>). He emphasized the importance of endurance: “The one who perseveres to the end will be saved” (</w:t>
       </w:r>
-      <w:hyperlink r:id="rId97">
-        <w:r>
-          <w:rPr>
-            <w:lang w:val="en_US" w:bidi="en_US"/>
-          </w:rPr>
-          <w:rPr>
-            <w:color w:val="0000EE"/>
-            <w:u w:val="single"/>
-          </w:rPr>
-          <w:t>Matthew 24:13</w:t>
-        </w:r>
-      </w:hyperlink>
+      <w:r>
+        <w:rPr>
+          <w:lang w:val="en_US" w:bidi="en_US"/>
+        </w:rPr>
+        <w:t>Matthew 24:13</w:t>
+      </w:r>
       <w:r>
         <w:rPr>
           <w:lang w:val="en_US" w:bidi="en_US"/>
         </w:rPr>
         <w:t xml:space="preserve">). Many New Testament writings were for Christians suffering for their faith in Christ (see, for example, </w:t>
       </w:r>
-      <w:hyperlink r:id="rId98">
-        <w:r>
-          <w:rPr>
-            <w:lang w:val="en_US" w:bidi="en_US"/>
-          </w:rPr>
-          <w:rPr>
-            <w:color w:val="0000EE"/>
-            <w:u w:val="single"/>
-          </w:rPr>
-          <w:t>2 Thessalonians 1:4</w:t>
-        </w:r>
-      </w:hyperlink>
-      <w:r>
-        <w:rPr>
-          <w:lang w:val="en_US" w:bidi="en_US"/>
-        </w:rPr>
-        <w:t xml:space="preserve">; </w:t>
-      </w:r>
-      <w:hyperlink r:id="rId99">
-        <w:r>
-          <w:rPr>
-            <w:lang w:val="en_US" w:bidi="en_US"/>
-          </w:rPr>
-          <w:rPr>
-            <w:color w:val="0000EE"/>
-            <w:u w:val="single"/>
-          </w:rPr>
-          <w:t>1 Peter 4:12–19</w:t>
-        </w:r>
-      </w:hyperlink>
+      <w:r>
+        <w:rPr>
+          <w:lang w:val="en_US" w:bidi="en_US"/>
+        </w:rPr>
+        <w:t>2 Thessalonians 1:4</w:t>
+      </w:r>
+      <w:r>
+        <w:rPr>
+          <w:lang w:val="en_US" w:bidi="en_US"/>
+        </w:rPr>
+        <w:t xml:space="preserve">; </w:t>
+      </w:r>
+      <w:r>
+        <w:rPr>
+          <w:lang w:val="en_US" w:bidi="en_US"/>
+        </w:rPr>
+        <w:t>1 Peter 4:12–19</w:t>
+      </w:r>
       <w:r>
         <w:rPr>
           <w:lang w:val="en_US" w:bidi="en_US"/>
         </w:rPr>
         <w:t xml:space="preserve">). These Christians needed encouragement to persevere through difficulty while remaining committed to Christ and sharing their faith with others (see </w:t>
       </w:r>
-      <w:hyperlink r:id="rId100">
-        <w:r>
-          <w:rPr>
-            <w:lang w:val="en_US" w:bidi="en_US"/>
-          </w:rPr>
-          <w:rPr>
-            <w:color w:val="0000EE"/>
-            <w:u w:val="single"/>
-          </w:rPr>
-          <w:t>2 Timothy 4:5</w:t>
-        </w:r>
-      </w:hyperlink>
-      <w:r>
-        <w:rPr>
-          <w:lang w:val="en_US" w:bidi="en_US"/>
-        </w:rPr>
-        <w:t xml:space="preserve">; </w:t>
-      </w:r>
-      <w:hyperlink r:id="rId101">
-        <w:r>
-          <w:rPr>
-            <w:lang w:val="en_US" w:bidi="en_US"/>
-          </w:rPr>
-          <w:rPr>
-            <w:color w:val="0000EE"/>
-            <w:u w:val="single"/>
-          </w:rPr>
-          <w:t>1 Peter 4:1</w:t>
-        </w:r>
-      </w:hyperlink>
+      <w:r>
+        <w:rPr>
+          <w:lang w:val="en_US" w:bidi="en_US"/>
+        </w:rPr>
+        <w:t>2 Timothy 4:5</w:t>
+      </w:r>
+      <w:r>
+        <w:rPr>
+          <w:lang w:val="en_US" w:bidi="en_US"/>
+        </w:rPr>
+        <w:t xml:space="preserve">; </w:t>
+      </w:r>
+      <w:r>
+        <w:rPr>
+          <w:lang w:val="en_US" w:bidi="en_US"/>
+        </w:rPr>
+        <w:t>1 Peter 4:1</w:t>
+      </w:r>
       <w:r>
         <w:rPr>
           <w:lang w:val="en_US" w:bidi="en_US"/>
         </w:rPr>
         <w:t>). Through endurance, Christians grow in character and develop spiritual maturity (</w:t>
       </w:r>
-      <w:hyperlink r:id="rId102">
-        <w:r>
-          <w:rPr>
-            <w:lang w:val="en_US" w:bidi="en_US"/>
-          </w:rPr>
-          <w:rPr>
-            <w:color w:val="0000EE"/>
-            <w:u w:val="single"/>
-          </w:rPr>
-          <w:t>Romans 5:3–4</w:t>
-        </w:r>
-      </w:hyperlink>
-      <w:r>
-        <w:rPr>
-          <w:lang w:val="en_US" w:bidi="en_US"/>
-        </w:rPr>
-        <w:t xml:space="preserve">; </w:t>
-      </w:r>
-      <w:hyperlink r:id="rId103">
-        <w:r>
-          <w:rPr>
-            <w:lang w:val="en_US" w:bidi="en_US"/>
-          </w:rPr>
-          <w:rPr>
-            <w:color w:val="0000EE"/>
-            <w:u w:val="single"/>
-          </w:rPr>
-          <w:t>James 1:2–4</w:t>
-        </w:r>
-      </w:hyperlink>
+      <w:r>
+        <w:rPr>
+          <w:lang w:val="en_US" w:bidi="en_US"/>
+        </w:rPr>
+        <w:t>Romans 5:3–4</w:t>
+      </w:r>
+      <w:r>
+        <w:rPr>
+          <w:lang w:val="en_US" w:bidi="en_US"/>
+        </w:rPr>
+        <w:t xml:space="preserve">; </w:t>
+      </w:r>
+      <w:r>
+        <w:rPr>
+          <w:lang w:val="en_US" w:bidi="en_US"/>
+        </w:rPr>
+        <w:t>James 1:2–4</w:t>
+      </w:r>
       <w:r>
         <w:rPr>
           <w:lang w:val="en_US" w:bidi="en_US"/>
@@ -3885,18 +3088,12 @@
         </w:rPr>
         <w:t>The book of Hebrews spoke to Christians who had encountered many challenges. People harassed them, took their property, and imprisoned them (</w:t>
       </w:r>
-      <w:hyperlink r:id="rId104">
-        <w:r>
-          <w:rPr>
-            <w:lang w:val="en_US" w:bidi="en_US"/>
-          </w:rPr>
-          <w:rPr>
-            <w:color w:val="0000EE"/>
-            <w:u w:val="single"/>
-          </w:rPr>
-          <w:t>Hebrews 10:32–34</w:t>
-        </w:r>
-      </w:hyperlink>
+      <w:r>
+        <w:rPr>
+          <w:lang w:val="en_US" w:bidi="en_US"/>
+        </w:rPr>
+        <w:t>Hebrews 10:32–34</w:t>
+      </w:r>
       <w:r>
         <w:rPr>
           <w:lang w:val="en_US" w:bidi="en_US"/>
@@ -3917,72 +3114,48 @@
         </w:rPr>
         <w:t>At the time of writing, they had similar issues. They needed to "hold firmly" to their beliefs without wavering (</w:t>
       </w:r>
-      <w:hyperlink r:id="rId105">
-        <w:r>
-          <w:rPr>
-            <w:lang w:val="en_US" w:bidi="en_US"/>
-          </w:rPr>
-          <w:rPr>
-            <w:color w:val="0000EE"/>
-            <w:u w:val="single"/>
-          </w:rPr>
-          <w:t>4:14</w:t>
-        </w:r>
-      </w:hyperlink>
-      <w:r>
-        <w:rPr>
-          <w:lang w:val="en_US" w:bidi="en_US"/>
-        </w:rPr>
-        <w:t xml:space="preserve">; </w:t>
-      </w:r>
-      <w:hyperlink r:id="rId106">
-        <w:r>
-          <w:rPr>
-            <w:lang w:val="en_US" w:bidi="en_US"/>
-          </w:rPr>
-          <w:rPr>
-            <w:color w:val="0000EE"/>
-            <w:u w:val="single"/>
-          </w:rPr>
-          <w:t>10:23</w:t>
-        </w:r>
-      </w:hyperlink>
+      <w:r>
+        <w:rPr>
+          <w:lang w:val="en_US" w:bidi="en_US"/>
+        </w:rPr>
+        <w:t>4:14</w:t>
+      </w:r>
+      <w:r>
+        <w:rPr>
+          <w:lang w:val="en_US" w:bidi="en_US"/>
+        </w:rPr>
+        <w:t xml:space="preserve">; </w:t>
+      </w:r>
+      <w:r>
+        <w:rPr>
+          <w:lang w:val="en_US" w:bidi="en_US"/>
+        </w:rPr>
+        <w:t>10:23</w:t>
+      </w:r>
       <w:r>
         <w:rPr>
           <w:lang w:val="en_US" w:bidi="en_US"/>
         </w:rPr>
         <w:t>). They must endure while waiting for God's promises to come true (</w:t>
       </w:r>
-      <w:hyperlink r:id="rId107">
-        <w:r>
-          <w:rPr>
-            <w:lang w:val="en_US" w:bidi="en_US"/>
-          </w:rPr>
-          <w:rPr>
-            <w:color w:val="0000EE"/>
-            <w:u w:val="single"/>
-          </w:rPr>
-          <w:t>6:12</w:t>
-        </w:r>
-      </w:hyperlink>
-      <w:r>
-        <w:rPr>
-          <w:lang w:val="en_US" w:bidi="en_US"/>
-        </w:rPr>
-        <w:t xml:space="preserve">; </w:t>
-      </w:r>
-      <w:hyperlink r:id="rId108">
-        <w:r>
-          <w:rPr>
-            <w:lang w:val="en_US" w:bidi="en_US"/>
-          </w:rPr>
-          <w:rPr>
-            <w:color w:val="0000EE"/>
-            <w:u w:val="single"/>
-          </w:rPr>
-          <w:t>10:36</w:t>
-        </w:r>
-      </w:hyperlink>
+      <w:r>
+        <w:rPr>
+          <w:lang w:val="en_US" w:bidi="en_US"/>
+        </w:rPr>
+        <w:t>6:12</w:t>
+      </w:r>
+      <w:r>
+        <w:rPr>
+          <w:lang w:val="en_US" w:bidi="en_US"/>
+        </w:rPr>
+        <w:t xml:space="preserve">; </w:t>
+      </w:r>
+      <w:r>
+        <w:rPr>
+          <w:lang w:val="en_US" w:bidi="en_US"/>
+        </w:rPr>
+        <w:t>10:36</w:t>
+      </w:r>
       <w:r>
         <w:rPr>
           <w:lang w:val="en_US" w:bidi="en_US"/>
@@ -4001,36 +3174,24 @@
         </w:rPr>
         <w:t>(</w:t>
       </w:r>
-      <w:hyperlink r:id="rId109">
-        <w:r>
-          <w:rPr>
-            <w:lang w:val="en_US" w:bidi="en_US"/>
-          </w:rPr>
-          <w:rPr>
-            <w:color w:val="0000EE"/>
-            <w:u w:val="single"/>
-          </w:rPr>
-          <w:t>12:1</w:t>
-        </w:r>
-      </w:hyperlink>
+      <w:r>
+        <w:rPr>
+          <w:lang w:val="en_US" w:bidi="en_US"/>
+        </w:rPr>
+        <w:t>12:1</w:t>
+      </w:r>
       <w:r>
         <w:rPr>
           <w:lang w:val="en_US" w:bidi="en_US"/>
         </w:rPr>
         <w:t>). As true children of a loving father, they were to accept the Lord's discipline to grow in holiness (</w:t>
       </w:r>
-      <w:hyperlink r:id="rId110">
-        <w:r>
-          <w:rPr>
-            <w:lang w:val="en_US" w:bidi="en_US"/>
-          </w:rPr>
-          <w:rPr>
-            <w:color w:val="0000EE"/>
-            <w:u w:val="single"/>
-          </w:rPr>
-          <w:t>12:5–13</w:t>
-        </w:r>
-      </w:hyperlink>
+      <w:r>
+        <w:rPr>
+          <w:lang w:val="en_US" w:bidi="en_US"/>
+        </w:rPr>
+        <w:t>12:5–13</w:t>
+      </w:r>
       <w:r>
         <w:rPr>
           <w:lang w:val="en_US" w:bidi="en_US"/>
@@ -4051,36 +3212,24 @@
         </w:rPr>
         <w:t>The great examples of endurance in Scripture, such as Job and the prophets, can inspire all Christians (</w:t>
       </w:r>
-      <w:hyperlink r:id="rId111">
-        <w:r>
-          <w:rPr>
-            <w:lang w:val="en_US" w:bidi="en_US"/>
-          </w:rPr>
-          <w:rPr>
-            <w:color w:val="0000EE"/>
-            <w:u w:val="single"/>
-          </w:rPr>
-          <w:t>Hebrews 11:35–40</w:t>
-        </w:r>
-      </w:hyperlink>
-      <w:r>
-        <w:rPr>
-          <w:lang w:val="en_US" w:bidi="en_US"/>
-        </w:rPr>
-        <w:t xml:space="preserve">; </w:t>
-      </w:r>
-      <w:hyperlink r:id="rId112">
-        <w:r>
-          <w:rPr>
-            <w:lang w:val="en_US" w:bidi="en_US"/>
-          </w:rPr>
-          <w:rPr>
-            <w:color w:val="0000EE"/>
-            <w:u w:val="single"/>
-          </w:rPr>
-          <w:t>James 5:10–11</w:t>
-        </w:r>
-      </w:hyperlink>
+      <w:r>
+        <w:rPr>
+          <w:lang w:val="en_US" w:bidi="en_US"/>
+        </w:rPr>
+        <w:t>Hebrews 11:35–40</w:t>
+      </w:r>
+      <w:r>
+        <w:rPr>
+          <w:lang w:val="en_US" w:bidi="en_US"/>
+        </w:rPr>
+        <w:t xml:space="preserve">; </w:t>
+      </w:r>
+      <w:r>
+        <w:rPr>
+          <w:lang w:val="en_US" w:bidi="en_US"/>
+        </w:rPr>
+        <w:t>James 5:10–11</w:t>
+      </w:r>
       <w:r>
         <w:rPr>
           <w:lang w:val="en_US" w:bidi="en_US"/>
@@ -4099,18 +3248,12 @@
         </w:rPr>
         <w:t>" (</w:t>
       </w:r>
-      <w:hyperlink r:id="rId113">
-        <w:r>
-          <w:rPr>
-            <w:lang w:val="en_US" w:bidi="en_US"/>
-          </w:rPr>
-          <w:rPr>
-            <w:color w:val="0000EE"/>
-            <w:u w:val="single"/>
-          </w:rPr>
-          <w:t>12:1–3</w:t>
-        </w:r>
-      </w:hyperlink>
+      <w:r>
+        <w:rPr>
+          <w:lang w:val="en_US" w:bidi="en_US"/>
+        </w:rPr>
+        <w:t>12:1–3</w:t>
+      </w:r>
       <w:r>
         <w:rPr>
           <w:lang w:val="en_US" w:bidi="en_US"/>
@@ -4140,144 +3283,96 @@
           <w:lang w:val="en_US" w:bidi="en_US"/>
         </w:rPr>
       </w:r>
-      <w:hyperlink r:id="rId102">
-        <w:r>
-          <w:rPr>
-            <w:lang w:val="en_US" w:bidi="en_US"/>
-          </w:rPr>
-          <w:rPr>
-            <w:color w:val="0000EE"/>
-            <w:u w:val="single"/>
-          </w:rPr>
-          <w:t>Romans 5:3–4</w:t>
-        </w:r>
-      </w:hyperlink>
-      <w:r>
-        <w:rPr>
-          <w:lang w:val="en_US" w:bidi="en_US"/>
-        </w:rPr>
-        <w:t xml:space="preserve">; </w:t>
-      </w:r>
-      <w:hyperlink r:id="rId114">
-        <w:r>
-          <w:rPr>
-            <w:lang w:val="en_US" w:bidi="en_US"/>
-          </w:rPr>
-          <w:rPr>
-            <w:color w:val="0000EE"/>
-            <w:u w:val="single"/>
-          </w:rPr>
-          <w:t>1 Corinthians 4:12</w:t>
-        </w:r>
-      </w:hyperlink>
-      <w:r>
-        <w:rPr>
-          <w:lang w:val="en_US" w:bidi="en_US"/>
-        </w:rPr>
-        <w:t xml:space="preserve">; </w:t>
-      </w:r>
-      <w:hyperlink r:id="rId98">
-        <w:r>
-          <w:rPr>
-            <w:lang w:val="en_US" w:bidi="en_US"/>
-          </w:rPr>
-          <w:rPr>
-            <w:color w:val="0000EE"/>
-            <w:u w:val="single"/>
-          </w:rPr>
-          <w:t>2 Thessalonians 1:4</w:t>
-        </w:r>
-      </w:hyperlink>
-      <w:r>
-        <w:rPr>
-          <w:lang w:val="en_US" w:bidi="en_US"/>
-        </w:rPr>
-        <w:t xml:space="preserve">; </w:t>
-      </w:r>
-      <w:hyperlink r:id="rId107">
-        <w:r>
-          <w:rPr>
-            <w:lang w:val="en_US" w:bidi="en_US"/>
-          </w:rPr>
-          <w:rPr>
-            <w:color w:val="0000EE"/>
-            <w:u w:val="single"/>
-          </w:rPr>
-          <w:t>Hebrews 6:12</w:t>
-        </w:r>
-      </w:hyperlink>
-      <w:r>
-        <w:rPr>
-          <w:lang w:val="en_US" w:bidi="en_US"/>
-        </w:rPr>
-        <w:t xml:space="preserve">; </w:t>
-      </w:r>
-      <w:hyperlink r:id="rId115">
-        <w:r>
-          <w:rPr>
-            <w:lang w:val="en_US" w:bidi="en_US"/>
-          </w:rPr>
-          <w:rPr>
-            <w:color w:val="0000EE"/>
-            <w:u w:val="single"/>
-          </w:rPr>
-          <w:t>Hebrews 12:1–10</w:t>
-        </w:r>
-      </w:hyperlink>
-      <w:r>
-        <w:rPr>
-          <w:lang w:val="en_US" w:bidi="en_US"/>
-        </w:rPr>
-        <w:t xml:space="preserve">; </w:t>
-      </w:r>
-      <w:hyperlink r:id="rId103">
-        <w:r>
-          <w:rPr>
-            <w:lang w:val="en_US" w:bidi="en_US"/>
-          </w:rPr>
-          <w:rPr>
-            <w:color w:val="0000EE"/>
-            <w:u w:val="single"/>
-          </w:rPr>
-          <w:t>James 1:2–4</w:t>
-        </w:r>
-      </w:hyperlink>
-      <w:r>
-        <w:rPr>
-          <w:lang w:val="en_US" w:bidi="en_US"/>
-        </w:rPr>
-        <w:t xml:space="preserve">; </w:t>
-      </w:r>
-      <w:hyperlink r:id="rId116">
-        <w:r>
-          <w:rPr>
-            <w:lang w:val="en_US" w:bidi="en_US"/>
-          </w:rPr>
-          <w:rPr>
-            <w:color w:val="0000EE"/>
-            <w:u w:val="single"/>
-          </w:rPr>
-          <w:t>James 5:11</w:t>
-        </w:r>
-      </w:hyperlink>
-      <w:r>
-        <w:rPr>
-          <w:lang w:val="en_US" w:bidi="en_US"/>
-        </w:rPr>
-        <w:t xml:space="preserve">; </w:t>
-      </w:r>
-      <w:hyperlink r:id="rId117">
-        <w:r>
-          <w:rPr>
-            <w:lang w:val="en_US" w:bidi="en_US"/>
-          </w:rPr>
-          <w:rPr>
-            <w:color w:val="0000EE"/>
-            <w:u w:val="single"/>
-          </w:rPr>
-          <w:t>1 Peter 2:20</w:t>
-        </w:r>
-      </w:hyperlink>
+      <w:r>
+        <w:rPr>
+          <w:lang w:val="en_US" w:bidi="en_US"/>
+        </w:rPr>
+        <w:t>Romans 5:3–4</w:t>
+      </w:r>
+      <w:r>
+        <w:rPr>
+          <w:lang w:val="en_US" w:bidi="en_US"/>
+        </w:rPr>
+        <w:t xml:space="preserve">; </w:t>
+      </w:r>
+      <w:r>
+        <w:rPr>
+          <w:lang w:val="en_US" w:bidi="en_US"/>
+        </w:rPr>
+        <w:t>1 Corinthians 4:12</w:t>
+      </w:r>
+      <w:r>
+        <w:rPr>
+          <w:lang w:val="en_US" w:bidi="en_US"/>
+        </w:rPr>
+        <w:t xml:space="preserve">; </w:t>
+      </w:r>
+      <w:r>
+        <w:rPr>
+          <w:lang w:val="en_US" w:bidi="en_US"/>
+        </w:rPr>
+        <w:t>2 Thessalonians 1:4</w:t>
+      </w:r>
+      <w:r>
+        <w:rPr>
+          <w:lang w:val="en_US" w:bidi="en_US"/>
+        </w:rPr>
+        <w:t xml:space="preserve">; </w:t>
+      </w:r>
+      <w:r>
+        <w:rPr>
+          <w:lang w:val="en_US" w:bidi="en_US"/>
+        </w:rPr>
+        <w:t>Hebrews 6:12</w:t>
+      </w:r>
+      <w:r>
+        <w:rPr>
+          <w:lang w:val="en_US" w:bidi="en_US"/>
+        </w:rPr>
+        <w:t xml:space="preserve">; </w:t>
+      </w:r>
+      <w:r>
+        <w:rPr>
+          <w:lang w:val="en_US" w:bidi="en_US"/>
+        </w:rPr>
+        <w:t>Hebrews 12:1–10</w:t>
+      </w:r>
+      <w:r>
+        <w:rPr>
+          <w:lang w:val="en_US" w:bidi="en_US"/>
+        </w:rPr>
+        <w:t xml:space="preserve">; </w:t>
+      </w:r>
+      <w:r>
+        <w:rPr>
+          <w:lang w:val="en_US" w:bidi="en_US"/>
+        </w:rPr>
+        <w:t>James 1:2–4</w:t>
+      </w:r>
+      <w:r>
+        <w:rPr>
+          <w:lang w:val="en_US" w:bidi="en_US"/>
+        </w:rPr>
+        <w:t xml:space="preserve">; </w:t>
+      </w:r>
+      <w:r>
+        <w:rPr>
+          <w:lang w:val="en_US" w:bidi="en_US"/>
+        </w:rPr>
+        <w:t>James 5:11</w:t>
+      </w:r>
+      <w:r>
+        <w:rPr>
+          <w:lang w:val="en_US" w:bidi="en_US"/>
+        </w:rPr>
+        <w:t xml:space="preserve">; </w:t>
+      </w:r>
+      <w:r>
+        <w:rPr>
+          <w:lang w:val="en_US" w:bidi="en_US"/>
+        </w:rPr>
+        <w:t>1 Peter 2:20</w:t>
+      </w:r>
       <w:r>
         <w:rPr>
           <w:lang w:val="en_US" w:bidi="en_US"/>
@@ -4326,216 +3421,144 @@
         </w:rPr>
         <w:t xml:space="preserve">The Teacher (the main speaker) in Ecclesiastes often concludes that we should enjoy life because it is a gift from God (see </w:t>
       </w:r>
-      <w:hyperlink r:id="rId118">
-        <w:r>
-          <w:rPr>
-            <w:lang w:val="en_US" w:bidi="en_US"/>
-          </w:rPr>
-          <w:rPr>
-            <w:color w:val="0000EE"/>
-            <w:u w:val="single"/>
-          </w:rPr>
-          <w:t>Ecclesiastes 2:24–25</w:t>
-        </w:r>
-      </w:hyperlink>
-      <w:r>
-        <w:rPr>
-          <w:lang w:val="en_US" w:bidi="en_US"/>
-        </w:rPr>
-        <w:t xml:space="preserve">; </w:t>
-      </w:r>
-      <w:hyperlink r:id="rId119">
-        <w:r>
-          <w:rPr>
-            <w:lang w:val="en_US" w:bidi="en_US"/>
-          </w:rPr>
-          <w:rPr>
-            <w:color w:val="0000EE"/>
-            <w:u w:val="single"/>
-          </w:rPr>
-          <w:t>3:12–13</w:t>
-        </w:r>
-      </w:hyperlink>
+      <w:r>
+        <w:rPr>
+          <w:lang w:val="en_US" w:bidi="en_US"/>
+        </w:rPr>
+        <w:t>Ecclesiastes 2:24–25</w:t>
+      </w:r>
+      <w:r>
+        <w:rPr>
+          <w:lang w:val="en_US" w:bidi="en_US"/>
+        </w:rPr>
+        <w:t xml:space="preserve">; </w:t>
+      </w:r>
+      <w:r>
+        <w:rPr>
+          <w:lang w:val="en_US" w:bidi="en_US"/>
+        </w:rPr>
+        <w:t>3:12–13</w:t>
+      </w:r>
       <w:r>
         <w:rPr>
           <w:lang w:val="en_US" w:bidi="en_US"/>
         </w:rPr>
         <w:t xml:space="preserve">, </w:t>
       </w:r>
-      <w:hyperlink r:id="rId120">
-        <w:r>
-          <w:rPr>
-            <w:lang w:val="en_US" w:bidi="en_US"/>
-          </w:rPr>
-          <w:rPr>
-            <w:color w:val="0000EE"/>
-            <w:u w:val="single"/>
-          </w:rPr>
-          <w:t>22</w:t>
-        </w:r>
-      </w:hyperlink>
-      <w:r>
-        <w:rPr>
-          <w:lang w:val="en_US" w:bidi="en_US"/>
-        </w:rPr>
-        <w:t xml:space="preserve">; </w:t>
-      </w:r>
-      <w:hyperlink r:id="rId121">
-        <w:r>
-          <w:rPr>
-            <w:lang w:val="en_US" w:bidi="en_US"/>
-          </w:rPr>
-          <w:rPr>
-            <w:color w:val="0000EE"/>
-            <w:u w:val="single"/>
-          </w:rPr>
-          <w:t>5:18</w:t>
-        </w:r>
-      </w:hyperlink>
-      <w:r>
-        <w:rPr>
-          <w:lang w:val="en_US" w:bidi="en_US"/>
-        </w:rPr>
-        <w:t xml:space="preserve">; </w:t>
-      </w:r>
-      <w:hyperlink r:id="rId122">
-        <w:r>
-          <w:rPr>
-            <w:lang w:val="en_US" w:bidi="en_US"/>
-          </w:rPr>
-          <w:rPr>
-            <w:color w:val="0000EE"/>
-            <w:u w:val="single"/>
-          </w:rPr>
-          <w:t>6:9</w:t>
-        </w:r>
-      </w:hyperlink>
-      <w:r>
-        <w:rPr>
-          <w:lang w:val="en_US" w:bidi="en_US"/>
-        </w:rPr>
-        <w:t xml:space="preserve">; </w:t>
-      </w:r>
-      <w:hyperlink r:id="rId123">
-        <w:r>
-          <w:rPr>
-            <w:lang w:val="en_US" w:bidi="en_US"/>
-          </w:rPr>
-          <w:rPr>
-            <w:color w:val="0000EE"/>
-            <w:u w:val="single"/>
-          </w:rPr>
-          <w:t>8:15</w:t>
-        </w:r>
-      </w:hyperlink>
-      <w:r>
-        <w:rPr>
-          <w:lang w:val="en_US" w:bidi="en_US"/>
-        </w:rPr>
-        <w:t xml:space="preserve">; </w:t>
-      </w:r>
-      <w:hyperlink r:id="rId124">
-        <w:r>
-          <w:rPr>
-            <w:lang w:val="en_US" w:bidi="en_US"/>
-          </w:rPr>
-          <w:rPr>
-            <w:color w:val="0000EE"/>
-            <w:u w:val="single"/>
-          </w:rPr>
-          <w:t>9:7–9</w:t>
-        </w:r>
-      </w:hyperlink>
-      <w:r>
-        <w:rPr>
-          <w:lang w:val="en_US" w:bidi="en_US"/>
-        </w:rPr>
-        <w:t xml:space="preserve">; </w:t>
-      </w:r>
-      <w:hyperlink r:id="rId125">
-        <w:r>
-          <w:rPr>
-            <w:lang w:val="en_US" w:bidi="en_US"/>
-          </w:rPr>
-          <w:rPr>
-            <w:color w:val="0000EE"/>
-            <w:u w:val="single"/>
-          </w:rPr>
-          <w:t>11:7–10</w:t>
-        </w:r>
-      </w:hyperlink>
+      <w:r>
+        <w:rPr>
+          <w:lang w:val="en_US" w:bidi="en_US"/>
+        </w:rPr>
+        <w:t>22</w:t>
+      </w:r>
+      <w:r>
+        <w:rPr>
+          <w:lang w:val="en_US" w:bidi="en_US"/>
+        </w:rPr>
+        <w:t xml:space="preserve">; </w:t>
+      </w:r>
+      <w:r>
+        <w:rPr>
+          <w:lang w:val="en_US" w:bidi="en_US"/>
+        </w:rPr>
+        <w:t>5:18</w:t>
+      </w:r>
+      <w:r>
+        <w:rPr>
+          <w:lang w:val="en_US" w:bidi="en_US"/>
+        </w:rPr>
+        <w:t xml:space="preserve">; </w:t>
+      </w:r>
+      <w:r>
+        <w:rPr>
+          <w:lang w:val="en_US" w:bidi="en_US"/>
+        </w:rPr>
+        <w:t>6:9</w:t>
+      </w:r>
+      <w:r>
+        <w:rPr>
+          <w:lang w:val="en_US" w:bidi="en_US"/>
+        </w:rPr>
+        <w:t xml:space="preserve">; </w:t>
+      </w:r>
+      <w:r>
+        <w:rPr>
+          <w:lang w:val="en_US" w:bidi="en_US"/>
+        </w:rPr>
+        <w:t>8:15</w:t>
+      </w:r>
+      <w:r>
+        <w:rPr>
+          <w:lang w:val="en_US" w:bidi="en_US"/>
+        </w:rPr>
+        <w:t xml:space="preserve">; </w:t>
+      </w:r>
+      <w:r>
+        <w:rPr>
+          <w:lang w:val="en_US" w:bidi="en_US"/>
+        </w:rPr>
+        <w:t>9:7–9</w:t>
+      </w:r>
+      <w:r>
+        <w:rPr>
+          <w:lang w:val="en_US" w:bidi="en_US"/>
+        </w:rPr>
+        <w:t xml:space="preserve">; </w:t>
+      </w:r>
+      <w:r>
+        <w:rPr>
+          <w:lang w:val="en_US" w:bidi="en_US"/>
+        </w:rPr>
+        <w:t>11:7–10</w:t>
+      </w:r>
       <w:r>
         <w:rPr>
           <w:lang w:val="en_US" w:bidi="en_US"/>
         </w:rPr>
         <w:t>). Even when life seems difficult, it is meant for laughter, dancing, love, and peace. Life is especially valuable when old age and death threaten joy (</w:t>
       </w:r>
-      <w:hyperlink r:id="rId126">
-        <w:r>
-          <w:rPr>
-            <w:lang w:val="en_US" w:bidi="en_US"/>
-          </w:rPr>
-          <w:rPr>
-            <w:color w:val="0000EE"/>
-            <w:u w:val="single"/>
-          </w:rPr>
-          <w:t>9:4</w:t>
-        </w:r>
-      </w:hyperlink>
+      <w:r>
+        <w:rPr>
+          <w:lang w:val="en_US" w:bidi="en_US"/>
+        </w:rPr>
+        <w:t>9:4</w:t>
+      </w:r>
       <w:r>
         <w:rPr>
           <w:lang w:val="en_US" w:bidi="en_US"/>
         </w:rPr>
         <w:t xml:space="preserve">, </w:t>
       </w:r>
-      <w:hyperlink r:id="rId127">
-        <w:r>
-          <w:rPr>
-            <w:lang w:val="en_US" w:bidi="en_US"/>
-          </w:rPr>
-          <w:rPr>
-            <w:color w:val="0000EE"/>
-            <w:u w:val="single"/>
-          </w:rPr>
-          <w:t>10</w:t>
-        </w:r>
-      </w:hyperlink>
-      <w:r>
-        <w:rPr>
-          <w:lang w:val="en_US" w:bidi="en_US"/>
-        </w:rPr>
-        <w:t xml:space="preserve">; </w:t>
-      </w:r>
-      <w:hyperlink r:id="rId128">
-        <w:r>
-          <w:rPr>
-            <w:lang w:val="en_US" w:bidi="en_US"/>
-          </w:rPr>
-          <w:rPr>
-            <w:color w:val="0000EE"/>
-            <w:u w:val="single"/>
-          </w:rPr>
-          <w:t>11:7–9</w:t>
-        </w:r>
-      </w:hyperlink>
-      <w:r>
-        <w:rPr>
-          <w:lang w:val="en_US" w:bidi="en_US"/>
-        </w:rPr>
-        <w:t xml:space="preserve">; </w:t>
-      </w:r>
-      <w:hyperlink r:id="rId129">
-        <w:r>
-          <w:rPr>
-            <w:lang w:val="en_US" w:bidi="en_US"/>
-          </w:rPr>
-          <w:rPr>
-            <w:color w:val="0000EE"/>
-            <w:u w:val="single"/>
-          </w:rPr>
-          <w:t>12:1</w:t>
-        </w:r>
-      </w:hyperlink>
+      <w:r>
+        <w:rPr>
+          <w:lang w:val="en_US" w:bidi="en_US"/>
+        </w:rPr>
+        <w:t>10</w:t>
+      </w:r>
+      <w:r>
+        <w:rPr>
+          <w:lang w:val="en_US" w:bidi="en_US"/>
+        </w:rPr>
+        <w:t xml:space="preserve">; </w:t>
+      </w:r>
+      <w:r>
+        <w:rPr>
+          <w:lang w:val="en_US" w:bidi="en_US"/>
+        </w:rPr>
+        <w:t>11:7–9</w:t>
+      </w:r>
+      <w:r>
+        <w:rPr>
+          <w:lang w:val="en_US" w:bidi="en_US"/>
+        </w:rPr>
+        <w:t xml:space="preserve">; </w:t>
+      </w:r>
+      <w:r>
+        <w:rPr>
+          <w:lang w:val="en_US" w:bidi="en_US"/>
+        </w:rPr>
+        <w:t>12:1</w:t>
+      </w:r>
       <w:r>
         <w:rPr>
           <w:lang w:val="en_US" w:bidi="en_US"/>
@@ -4570,144 +3593,96 @@
         </w:rPr>
         <w:t>When we focus too much on seeking pleasure, we actually make ourselves less happy. The Teacher warns that seeking pleasure alone is unwise and unprofitable (</w:t>
       </w:r>
-      <w:hyperlink r:id="rId130">
-        <w:r>
-          <w:rPr>
-            <w:lang w:val="en_US" w:bidi="en_US"/>
-          </w:rPr>
-          <w:rPr>
-            <w:color w:val="0000EE"/>
-            <w:u w:val="single"/>
-          </w:rPr>
-          <w:t>2:1–2</w:t>
-        </w:r>
-      </w:hyperlink>
-      <w:r>
-        <w:rPr>
-          <w:lang w:val="en_US" w:bidi="en_US"/>
-        </w:rPr>
-        <w:t xml:space="preserve">; </w:t>
-      </w:r>
-      <w:hyperlink r:id="rId131">
-        <w:r>
-          <w:rPr>
-            <w:lang w:val="en_US" w:bidi="en_US"/>
-          </w:rPr>
-          <w:rPr>
-            <w:color w:val="0000EE"/>
-            <w:u w:val="single"/>
-          </w:rPr>
-          <w:t>7:4</w:t>
-        </w:r>
-      </w:hyperlink>
-      <w:r>
-        <w:rPr>
-          <w:lang w:val="en_US" w:bidi="en_US"/>
-        </w:rPr>
-        <w:t xml:space="preserve">; </w:t>
-      </w:r>
-      <w:hyperlink r:id="rId132">
-        <w:r>
-          <w:rPr>
-            <w:lang w:val="en_US" w:bidi="en_US"/>
-          </w:rPr>
-          <w:rPr>
-            <w:color w:val="0000EE"/>
-            <w:u w:val="single"/>
-          </w:rPr>
-          <w:t>10:16–19</w:t>
-        </w:r>
-      </w:hyperlink>
+      <w:r>
+        <w:rPr>
+          <w:lang w:val="en_US" w:bidi="en_US"/>
+        </w:rPr>
+        <w:t>2:1–2</w:t>
+      </w:r>
+      <w:r>
+        <w:rPr>
+          <w:lang w:val="en_US" w:bidi="en_US"/>
+        </w:rPr>
+        <w:t xml:space="preserve">; </w:t>
+      </w:r>
+      <w:r>
+        <w:rPr>
+          <w:lang w:val="en_US" w:bidi="en_US"/>
+        </w:rPr>
+        <w:t>7:4</w:t>
+      </w:r>
+      <w:r>
+        <w:rPr>
+          <w:lang w:val="en_US" w:bidi="en_US"/>
+        </w:rPr>
+        <w:t xml:space="preserve">; </w:t>
+      </w:r>
+      <w:r>
+        <w:rPr>
+          <w:lang w:val="en_US" w:bidi="en_US"/>
+        </w:rPr>
+        <w:t>10:16–19</w:t>
+      </w:r>
       <w:r>
         <w:rPr>
           <w:lang w:val="en_US" w:bidi="en_US"/>
         </w:rPr>
         <w:t xml:space="preserve">; see also </w:t>
       </w:r>
-      <w:hyperlink r:id="rId133">
-        <w:r>
-          <w:rPr>
-            <w:lang w:val="en_US" w:bidi="en_US"/>
-          </w:rPr>
-          <w:rPr>
-            <w:color w:val="0000EE"/>
-            <w:u w:val="single"/>
-          </w:rPr>
-          <w:t>Isaiah 22:13</w:t>
-        </w:r>
-      </w:hyperlink>
-      <w:r>
-        <w:rPr>
-          <w:lang w:val="en_US" w:bidi="en_US"/>
-        </w:rPr>
-        <w:t xml:space="preserve">; </w:t>
-      </w:r>
-      <w:hyperlink r:id="rId134">
-        <w:r>
-          <w:rPr>
-            <w:lang w:val="en_US" w:bidi="en_US"/>
-          </w:rPr>
-          <w:rPr>
-            <w:color w:val="0000EE"/>
-            <w:u w:val="single"/>
-          </w:rPr>
-          <w:t>56:12</w:t>
-        </w:r>
-      </w:hyperlink>
-      <w:r>
-        <w:rPr>
-          <w:lang w:val="en_US" w:bidi="en_US"/>
-        </w:rPr>
-        <w:t xml:space="preserve">; </w:t>
-      </w:r>
-      <w:hyperlink r:id="rId135">
-        <w:r>
-          <w:rPr>
-            <w:lang w:val="en_US" w:bidi="en_US"/>
-          </w:rPr>
-          <w:rPr>
-            <w:color w:val="0000EE"/>
-            <w:u w:val="single"/>
-          </w:rPr>
-          <w:t>Luke 12:19–20</w:t>
-        </w:r>
-      </w:hyperlink>
+      <w:r>
+        <w:rPr>
+          <w:lang w:val="en_US" w:bidi="en_US"/>
+        </w:rPr>
+        <w:t>Isaiah 22:13</w:t>
+      </w:r>
+      <w:r>
+        <w:rPr>
+          <w:lang w:val="en_US" w:bidi="en_US"/>
+        </w:rPr>
+        <w:t xml:space="preserve">; </w:t>
+      </w:r>
+      <w:r>
+        <w:rPr>
+          <w:lang w:val="en_US" w:bidi="en_US"/>
+        </w:rPr>
+        <w:t>56:12</w:t>
+      </w:r>
+      <w:r>
+        <w:rPr>
+          <w:lang w:val="en_US" w:bidi="en_US"/>
+        </w:rPr>
+        <w:t xml:space="preserve">; </w:t>
+      </w:r>
+      <w:r>
+        <w:rPr>
+          <w:lang w:val="en_US" w:bidi="en_US"/>
+        </w:rPr>
+        <w:t>Luke 12:19–20</w:t>
+      </w:r>
       <w:r>
         <w:rPr>
           <w:lang w:val="en_US" w:bidi="en_US"/>
         </w:rPr>
         <w:t>). The New Testament encourages us to find joy in everything, even during distress and challenges (</w:t>
       </w:r>
-      <w:hyperlink r:id="rId136">
-        <w:r>
-          <w:rPr>
-            <w:lang w:val="en_US" w:bidi="en_US"/>
-          </w:rPr>
-          <w:rPr>
-            <w:color w:val="0000EE"/>
-            <w:u w:val="single"/>
-          </w:rPr>
-          <w:t>Philippians 4:4</w:t>
-        </w:r>
-      </w:hyperlink>
-      <w:r>
-        <w:rPr>
-          <w:lang w:val="en_US" w:bidi="en_US"/>
-        </w:rPr>
-        <w:t xml:space="preserve">; </w:t>
-      </w:r>
-      <w:hyperlink r:id="rId137">
-        <w:r>
-          <w:rPr>
-            <w:lang w:val="en_US" w:bidi="en_US"/>
-          </w:rPr>
-          <w:rPr>
-            <w:color w:val="0000EE"/>
-            <w:u w:val="single"/>
-          </w:rPr>
-          <w:t>James 1:2</w:t>
-        </w:r>
-      </w:hyperlink>
+      <w:r>
+        <w:rPr>
+          <w:lang w:val="en_US" w:bidi="en_US"/>
+        </w:rPr>
+        <w:t>Philippians 4:4</w:t>
+      </w:r>
+      <w:r>
+        <w:rPr>
+          <w:lang w:val="en_US" w:bidi="en_US"/>
+        </w:rPr>
+        <w:t xml:space="preserve">; </w:t>
+      </w:r>
+      <w:r>
+        <w:rPr>
+          <w:lang w:val="en_US" w:bidi="en_US"/>
+        </w:rPr>
+        <w:t>James 1:2</w:t>
+      </w:r>
       <w:r>
         <w:rPr>
           <w:lang w:val="en_US" w:bidi="en_US"/>
@@ -4750,288 +3725,192 @@
           <w:lang w:val="en_US" w:bidi="en_US"/>
         </w:rPr>
       </w:r>
-      <w:hyperlink r:id="rId118">
-        <w:r>
-          <w:rPr>
-            <w:lang w:val="en_US" w:bidi="en_US"/>
-          </w:rPr>
-          <w:rPr>
-            <w:color w:val="0000EE"/>
-            <w:u w:val="single"/>
-          </w:rPr>
-          <w:t>Ecclesiastes 2:24–25</w:t>
-        </w:r>
-      </w:hyperlink>
-      <w:r>
-        <w:rPr>
-          <w:lang w:val="en_US" w:bidi="en_US"/>
-        </w:rPr>
-        <w:t xml:space="preserve">; </w:t>
-      </w:r>
-      <w:hyperlink r:id="rId119">
-        <w:r>
-          <w:rPr>
-            <w:lang w:val="en_US" w:bidi="en_US"/>
-          </w:rPr>
-          <w:rPr>
-            <w:color w:val="0000EE"/>
-            <w:u w:val="single"/>
-          </w:rPr>
-          <w:t>3:12–13</w:t>
-        </w:r>
-      </w:hyperlink>
+      <w:r>
+        <w:rPr>
+          <w:lang w:val="en_US" w:bidi="en_US"/>
+        </w:rPr>
+        <w:t>Ecclesiastes 2:24–25</w:t>
+      </w:r>
+      <w:r>
+        <w:rPr>
+          <w:lang w:val="en_US" w:bidi="en_US"/>
+        </w:rPr>
+        <w:t xml:space="preserve">; </w:t>
+      </w:r>
+      <w:r>
+        <w:rPr>
+          <w:lang w:val="en_US" w:bidi="en_US"/>
+        </w:rPr>
+        <w:t>3:12–13</w:t>
+      </w:r>
       <w:r>
         <w:rPr>
           <w:lang w:val="en_US" w:bidi="en_US"/>
         </w:rPr>
         <w:t xml:space="preserve">, </w:t>
       </w:r>
-      <w:hyperlink r:id="rId120">
-        <w:r>
-          <w:rPr>
-            <w:lang w:val="en_US" w:bidi="en_US"/>
-          </w:rPr>
-          <w:rPr>
-            <w:color w:val="0000EE"/>
-            <w:u w:val="single"/>
-          </w:rPr>
-          <w:t>22</w:t>
-        </w:r>
-      </w:hyperlink>
-      <w:r>
-        <w:rPr>
-          <w:lang w:val="en_US" w:bidi="en_US"/>
-        </w:rPr>
-        <w:t xml:space="preserve">; </w:t>
-      </w:r>
-      <w:hyperlink r:id="rId138">
-        <w:r>
-          <w:rPr>
-            <w:lang w:val="en_US" w:bidi="en_US"/>
-          </w:rPr>
-          <w:rPr>
-            <w:color w:val="0000EE"/>
-            <w:u w:val="single"/>
-          </w:rPr>
-          <w:t>4:6</w:t>
-        </w:r>
-      </w:hyperlink>
-      <w:r>
-        <w:rPr>
-          <w:lang w:val="en_US" w:bidi="en_US"/>
-        </w:rPr>
-        <w:t xml:space="preserve">; </w:t>
-      </w:r>
-      <w:hyperlink r:id="rId139">
-        <w:r>
-          <w:rPr>
-            <w:lang w:val="en_US" w:bidi="en_US"/>
-          </w:rPr>
-          <w:rPr>
-            <w:color w:val="0000EE"/>
-            <w:u w:val="single"/>
-          </w:rPr>
-          <w:t>5:18–20</w:t>
-        </w:r>
-      </w:hyperlink>
-      <w:r>
-        <w:rPr>
-          <w:lang w:val="en_US" w:bidi="en_US"/>
-        </w:rPr>
-        <w:t xml:space="preserve">; </w:t>
-      </w:r>
-      <w:hyperlink r:id="rId122">
-        <w:r>
-          <w:rPr>
-            <w:lang w:val="en_US" w:bidi="en_US"/>
-          </w:rPr>
-          <w:rPr>
-            <w:color w:val="0000EE"/>
-            <w:u w:val="single"/>
-          </w:rPr>
-          <w:t>6:9</w:t>
-        </w:r>
-      </w:hyperlink>
-      <w:r>
-        <w:rPr>
-          <w:lang w:val="en_US" w:bidi="en_US"/>
-        </w:rPr>
-        <w:t xml:space="preserve">; </w:t>
-      </w:r>
-      <w:hyperlink r:id="rId123">
-        <w:r>
-          <w:rPr>
-            <w:lang w:val="en_US" w:bidi="en_US"/>
-          </w:rPr>
-          <w:rPr>
-            <w:color w:val="0000EE"/>
-            <w:u w:val="single"/>
-          </w:rPr>
-          <w:t>8:15</w:t>
-        </w:r>
-      </w:hyperlink>
-      <w:r>
-        <w:rPr>
-          <w:lang w:val="en_US" w:bidi="en_US"/>
-        </w:rPr>
-        <w:t xml:space="preserve">; </w:t>
-      </w:r>
-      <w:hyperlink r:id="rId124">
-        <w:r>
-          <w:rPr>
-            <w:lang w:val="en_US" w:bidi="en_US"/>
-          </w:rPr>
-          <w:rPr>
-            <w:color w:val="0000EE"/>
-            <w:u w:val="single"/>
-          </w:rPr>
-          <w:t>9:7–9</w:t>
-        </w:r>
-      </w:hyperlink>
-      <w:r>
-        <w:rPr>
-          <w:lang w:val="en_US" w:bidi="en_US"/>
-        </w:rPr>
-        <w:t xml:space="preserve">; </w:t>
-      </w:r>
-      <w:hyperlink r:id="rId125">
-        <w:r>
-          <w:rPr>
-            <w:lang w:val="en_US" w:bidi="en_US"/>
-          </w:rPr>
-          <w:rPr>
-            <w:color w:val="0000EE"/>
-            <w:u w:val="single"/>
-          </w:rPr>
-          <w:t>11:7–10</w:t>
-        </w:r>
-      </w:hyperlink>
-      <w:r>
-        <w:rPr>
-          <w:lang w:val="en_US" w:bidi="en_US"/>
-        </w:rPr>
-        <w:t xml:space="preserve">; </w:t>
-      </w:r>
-      <w:hyperlink r:id="rId133">
-        <w:r>
-          <w:rPr>
-            <w:lang w:val="en_US" w:bidi="en_US"/>
-          </w:rPr>
-          <w:rPr>
-            <w:color w:val="0000EE"/>
-            <w:u w:val="single"/>
-          </w:rPr>
-          <w:t>Isaiah 22:13</w:t>
-        </w:r>
-      </w:hyperlink>
-      <w:r>
-        <w:rPr>
-          <w:lang w:val="en_US" w:bidi="en_US"/>
-        </w:rPr>
-        <w:t xml:space="preserve">; </w:t>
-      </w:r>
-      <w:hyperlink r:id="rId134">
-        <w:r>
-          <w:rPr>
-            <w:lang w:val="en_US" w:bidi="en_US"/>
-          </w:rPr>
-          <w:rPr>
-            <w:color w:val="0000EE"/>
-            <w:u w:val="single"/>
-          </w:rPr>
-          <w:t>56:12</w:t>
-        </w:r>
-      </w:hyperlink>
-      <w:r>
-        <w:rPr>
-          <w:lang w:val="en_US" w:bidi="en_US"/>
-        </w:rPr>
-        <w:t xml:space="preserve">; </w:t>
-      </w:r>
-      <w:hyperlink r:id="rId135">
-        <w:r>
-          <w:rPr>
-            <w:lang w:val="en_US" w:bidi="en_US"/>
-          </w:rPr>
-          <w:rPr>
-            <w:color w:val="0000EE"/>
-            <w:u w:val="single"/>
-          </w:rPr>
-          <w:t>Luke 12:19–20</w:t>
-        </w:r>
-      </w:hyperlink>
-      <w:r>
-        <w:rPr>
-          <w:lang w:val="en_US" w:bidi="en_US"/>
-        </w:rPr>
-        <w:t xml:space="preserve">; </w:t>
-      </w:r>
-      <w:hyperlink r:id="rId136">
-        <w:r>
-          <w:rPr>
-            <w:lang w:val="en_US" w:bidi="en_US"/>
-          </w:rPr>
-          <w:rPr>
-            <w:color w:val="0000EE"/>
-            <w:u w:val="single"/>
-          </w:rPr>
-          <w:t>Philippians 4:4</w:t>
-        </w:r>
-      </w:hyperlink>
-      <w:r>
-        <w:rPr>
-          <w:lang w:val="en_US" w:bidi="en_US"/>
-        </w:rPr>
-        <w:t xml:space="preserve">; </w:t>
-      </w:r>
-      <w:hyperlink r:id="rId140">
-        <w:r>
-          <w:rPr>
-            <w:lang w:val="en_US" w:bidi="en_US"/>
-          </w:rPr>
-          <w:rPr>
-            <w:color w:val="0000EE"/>
-            <w:u w:val="single"/>
-          </w:rPr>
-          <w:t>Colossians 2:20–22</w:t>
-        </w:r>
-      </w:hyperlink>
-      <w:r>
-        <w:rPr>
-          <w:lang w:val="en_US" w:bidi="en_US"/>
-        </w:rPr>
-        <w:t xml:space="preserve">; </w:t>
-      </w:r>
-      <w:hyperlink r:id="rId137">
-        <w:r>
-          <w:rPr>
-            <w:lang w:val="en_US" w:bidi="en_US"/>
-          </w:rPr>
-          <w:rPr>
-            <w:color w:val="0000EE"/>
-            <w:u w:val="single"/>
-          </w:rPr>
-          <w:t>James 1:2</w:t>
-        </w:r>
-      </w:hyperlink>
-      <w:r>
-        <w:rPr>
-          <w:lang w:val="en_US" w:bidi="en_US"/>
-        </w:rPr>
-        <w:t xml:space="preserve">; </w:t>
-      </w:r>
-      <w:hyperlink r:id="rId141">
-        <w:r>
-          <w:rPr>
-            <w:lang w:val="en_US" w:bidi="en_US"/>
-          </w:rPr>
-          <w:rPr>
-            <w:color w:val="0000EE"/>
-            <w:u w:val="single"/>
-          </w:rPr>
-          <w:t>4:13–16</w:t>
-        </w:r>
-      </w:hyperlink>
+      <w:r>
+        <w:rPr>
+          <w:lang w:val="en_US" w:bidi="en_US"/>
+        </w:rPr>
+        <w:t>22</w:t>
+      </w:r>
+      <w:r>
+        <w:rPr>
+          <w:lang w:val="en_US" w:bidi="en_US"/>
+        </w:rPr>
+        <w:t xml:space="preserve">; </w:t>
+      </w:r>
+      <w:r>
+        <w:rPr>
+          <w:lang w:val="en_US" w:bidi="en_US"/>
+        </w:rPr>
+        <w:t>4:6</w:t>
+      </w:r>
+      <w:r>
+        <w:rPr>
+          <w:lang w:val="en_US" w:bidi="en_US"/>
+        </w:rPr>
+        <w:t xml:space="preserve">; </w:t>
+      </w:r>
+      <w:r>
+        <w:rPr>
+          <w:lang w:val="en_US" w:bidi="en_US"/>
+        </w:rPr>
+        <w:t>5:18–20</w:t>
+      </w:r>
+      <w:r>
+        <w:rPr>
+          <w:lang w:val="en_US" w:bidi="en_US"/>
+        </w:rPr>
+        <w:t xml:space="preserve">; </w:t>
+      </w:r>
+      <w:r>
+        <w:rPr>
+          <w:lang w:val="en_US" w:bidi="en_US"/>
+        </w:rPr>
+        <w:t>6:9</w:t>
+      </w:r>
+      <w:r>
+        <w:rPr>
+          <w:lang w:val="en_US" w:bidi="en_US"/>
+        </w:rPr>
+        <w:t xml:space="preserve">; </w:t>
+      </w:r>
+      <w:r>
+        <w:rPr>
+          <w:lang w:val="en_US" w:bidi="en_US"/>
+        </w:rPr>
+        <w:t>8:15</w:t>
+      </w:r>
+      <w:r>
+        <w:rPr>
+          <w:lang w:val="en_US" w:bidi="en_US"/>
+        </w:rPr>
+        <w:t xml:space="preserve">; </w:t>
+      </w:r>
+      <w:r>
+        <w:rPr>
+          <w:lang w:val="en_US" w:bidi="en_US"/>
+        </w:rPr>
+        <w:t>9:7–9</w:t>
+      </w:r>
+      <w:r>
+        <w:rPr>
+          <w:lang w:val="en_US" w:bidi="en_US"/>
+        </w:rPr>
+        <w:t xml:space="preserve">; </w:t>
+      </w:r>
+      <w:r>
+        <w:rPr>
+          <w:lang w:val="en_US" w:bidi="en_US"/>
+        </w:rPr>
+        <w:t>11:7–10</w:t>
+      </w:r>
+      <w:r>
+        <w:rPr>
+          <w:lang w:val="en_US" w:bidi="en_US"/>
+        </w:rPr>
+        <w:t xml:space="preserve">; </w:t>
+      </w:r>
+      <w:r>
+        <w:rPr>
+          <w:lang w:val="en_US" w:bidi="en_US"/>
+        </w:rPr>
+        <w:t>Isaiah 22:13</w:t>
+      </w:r>
+      <w:r>
+        <w:rPr>
+          <w:lang w:val="en_US" w:bidi="en_US"/>
+        </w:rPr>
+        <w:t xml:space="preserve">; </w:t>
+      </w:r>
+      <w:r>
+        <w:rPr>
+          <w:lang w:val="en_US" w:bidi="en_US"/>
+        </w:rPr>
+        <w:t>56:12</w:t>
+      </w:r>
+      <w:r>
+        <w:rPr>
+          <w:lang w:val="en_US" w:bidi="en_US"/>
+        </w:rPr>
+        <w:t xml:space="preserve">; </w:t>
+      </w:r>
+      <w:r>
+        <w:rPr>
+          <w:lang w:val="en_US" w:bidi="en_US"/>
+        </w:rPr>
+        <w:t>Luke 12:19–20</w:t>
+      </w:r>
+      <w:r>
+        <w:rPr>
+          <w:lang w:val="en_US" w:bidi="en_US"/>
+        </w:rPr>
+        <w:t xml:space="preserve">; </w:t>
+      </w:r>
+      <w:r>
+        <w:rPr>
+          <w:lang w:val="en_US" w:bidi="en_US"/>
+        </w:rPr>
+        <w:t>Philippians 4:4</w:t>
+      </w:r>
+      <w:r>
+        <w:rPr>
+          <w:lang w:val="en_US" w:bidi="en_US"/>
+        </w:rPr>
+        <w:t xml:space="preserve">; </w:t>
+      </w:r>
+      <w:r>
+        <w:rPr>
+          <w:lang w:val="en_US" w:bidi="en_US"/>
+        </w:rPr>
+        <w:t>Colossians 2:20–22</w:t>
+      </w:r>
+      <w:r>
+        <w:rPr>
+          <w:lang w:val="en_US" w:bidi="en_US"/>
+        </w:rPr>
+        <w:t xml:space="preserve">; </w:t>
+      </w:r>
+      <w:r>
+        <w:rPr>
+          <w:lang w:val="en_US" w:bidi="en_US"/>
+        </w:rPr>
+        <w:t>James 1:2</w:t>
+      </w:r>
+      <w:r>
+        <w:rPr>
+          <w:lang w:val="en_US" w:bidi="en_US"/>
+        </w:rPr>
+        <w:t xml:space="preserve">; </w:t>
+      </w:r>
+      <w:r>
+        <w:rPr>
+          <w:lang w:val="en_US" w:bidi="en_US"/>
+        </w:rPr>
+        <w:t>4:13–16</w:t>
+      </w:r>
       <w:r>
         <w:rPr>
           <w:lang w:val="en_US" w:bidi="en_US"/>
@@ -5094,36 +3973,24 @@
         </w:rPr>
         <w:t>In the book of Esther, Haman hated Mordecai because Mordecai refused to bow down like everyone else when Haman passed by (</w:t>
       </w:r>
-      <w:hyperlink r:id="rId142">
-        <w:r>
-          <w:rPr>
-            <w:lang w:val="en_US" w:bidi="en_US"/>
-          </w:rPr>
-          <w:rPr>
-            <w:color w:val="0000EE"/>
-            <w:u w:val="single"/>
-          </w:rPr>
-          <w:t>Esther 3:1–5</w:t>
-        </w:r>
-      </w:hyperlink>
+      <w:r>
+        <w:rPr>
+          <w:lang w:val="en_US" w:bidi="en_US"/>
+        </w:rPr>
+        <w:t>Esther 3:1–5</w:t>
+      </w:r>
       <w:r>
         <w:rPr>
           <w:lang w:val="en_US" w:bidi="en_US"/>
         </w:rPr>
         <w:t>). Haman despised Mordecai, a man of integrity who would not follow laws against his beliefs. This personal hatred for Mordecai, a Jew, became a desire to destroy all Jews (</w:t>
       </w:r>
-      <w:hyperlink r:id="rId143">
-        <w:r>
-          <w:rPr>
-            <w:lang w:val="en_US" w:bidi="en_US"/>
-          </w:rPr>
-          <w:rPr>
-            <w:color w:val="0000EE"/>
-            <w:u w:val="single"/>
-          </w:rPr>
-          <w:t>3:6</w:t>
-        </w:r>
-      </w:hyperlink>
+      <w:r>
+        <w:rPr>
+          <w:lang w:val="en_US" w:bidi="en_US"/>
+        </w:rPr>
+        <w:t>3:6</w:t>
+      </w:r>
       <w:r>
         <w:rPr>
           <w:lang w:val="en_US" w:bidi="en_US"/>
@@ -5184,18 +4051,12 @@
         </w:rPr>
         <w:t>they did not follow some of the king's laws (</w:t>
       </w:r>
-      <w:hyperlink r:id="rId144">
-        <w:r>
-          <w:rPr>
-            <w:lang w:val="en_US" w:bidi="en_US"/>
-          </w:rPr>
-          <w:rPr>
-            <w:color w:val="0000EE"/>
-            <w:u w:val="single"/>
-          </w:rPr>
-          <w:t>3:8</w:t>
-        </w:r>
-      </w:hyperlink>
+      <w:r>
+        <w:rPr>
+          <w:lang w:val="en_US" w:bidi="en_US"/>
+        </w:rPr>
+        <w:t>3:8</w:t>
+      </w:r>
       <w:r>
         <w:rPr>
           <w:lang w:val="en_US" w:bidi="en_US"/>
@@ -5230,126 +4091,84 @@
         </w:rPr>
         <w:t xml:space="preserve">God does not approve of hatred against any ethnic or religious group. He will eventually hold accountable those who make such evil plans (see </w:t>
       </w:r>
-      <w:hyperlink r:id="rId145">
-        <w:r>
-          <w:rPr>
-            <w:lang w:val="en_US" w:bidi="en_US"/>
-          </w:rPr>
-          <w:rPr>
-            <w:color w:val="0000EE"/>
-            <w:u w:val="single"/>
-          </w:rPr>
-          <w:t>Deuteronomy 30:7</w:t>
-        </w:r>
-      </w:hyperlink>
-      <w:r>
-        <w:rPr>
-          <w:lang w:val="en_US" w:bidi="en_US"/>
-        </w:rPr>
-        <w:t xml:space="preserve">; </w:t>
-      </w:r>
-      <w:hyperlink r:id="rId146">
-        <w:r>
-          <w:rPr>
-            <w:lang w:val="en_US" w:bidi="en_US"/>
-          </w:rPr>
-          <w:rPr>
-            <w:color w:val="0000EE"/>
-            <w:u w:val="single"/>
-          </w:rPr>
-          <w:t>Psalms 21:7–11</w:t>
-        </w:r>
-      </w:hyperlink>
-      <w:r>
-        <w:rPr>
-          <w:lang w:val="en_US" w:bidi="en_US"/>
-        </w:rPr>
-        <w:t xml:space="preserve">; </w:t>
-      </w:r>
-      <w:hyperlink r:id="rId147">
-        <w:r>
-          <w:rPr>
-            <w:lang w:val="en_US" w:bidi="en_US"/>
-          </w:rPr>
-          <w:rPr>
-            <w:color w:val="0000EE"/>
-            <w:u w:val="single"/>
-          </w:rPr>
-          <w:t>34:19–21</w:t>
-        </w:r>
-      </w:hyperlink>
-      <w:r>
-        <w:rPr>
-          <w:lang w:val="en_US" w:bidi="en_US"/>
-        </w:rPr>
-        <w:t xml:space="preserve">; </w:t>
-      </w:r>
-      <w:hyperlink r:id="rId148">
-        <w:r>
-          <w:rPr>
-            <w:lang w:val="en_US" w:bidi="en_US"/>
-          </w:rPr>
-          <w:rPr>
-            <w:color w:val="0000EE"/>
-            <w:u w:val="single"/>
-          </w:rPr>
-          <w:t>44:7</w:t>
-        </w:r>
-      </w:hyperlink>
+      <w:r>
+        <w:rPr>
+          <w:lang w:val="en_US" w:bidi="en_US"/>
+        </w:rPr>
+        <w:t>Deuteronomy 30:7</w:t>
+      </w:r>
+      <w:r>
+        <w:rPr>
+          <w:lang w:val="en_US" w:bidi="en_US"/>
+        </w:rPr>
+        <w:t xml:space="preserve">; </w:t>
+      </w:r>
+      <w:r>
+        <w:rPr>
+          <w:lang w:val="en_US" w:bidi="en_US"/>
+        </w:rPr>
+        <w:t>Psalms 21:7–11</w:t>
+      </w:r>
+      <w:r>
+        <w:rPr>
+          <w:lang w:val="en_US" w:bidi="en_US"/>
+        </w:rPr>
+        <w:t xml:space="preserve">; </w:t>
+      </w:r>
+      <w:r>
+        <w:rPr>
+          <w:lang w:val="en_US" w:bidi="en_US"/>
+        </w:rPr>
+        <w:t>34:19–21</w:t>
+      </w:r>
+      <w:r>
+        <w:rPr>
+          <w:lang w:val="en_US" w:bidi="en_US"/>
+        </w:rPr>
+        <w:t xml:space="preserve">; </w:t>
+      </w:r>
+      <w:r>
+        <w:rPr>
+          <w:lang w:val="en_US" w:bidi="en_US"/>
+        </w:rPr>
+        <w:t>44:7</w:t>
+      </w:r>
       <w:r>
         <w:rPr>
           <w:lang w:val="en_US" w:bidi="en_US"/>
         </w:rPr>
         <w:t xml:space="preserve">). God has often saved the Jewish people and defeated their enemies because he is faithful to all his promises (see </w:t>
       </w:r>
-      <w:hyperlink r:id="rId149">
-        <w:r>
-          <w:rPr>
-            <w:lang w:val="en_US" w:bidi="en_US"/>
-          </w:rPr>
-          <w:rPr>
-            <w:color w:val="0000EE"/>
-            <w:u w:val="single"/>
-          </w:rPr>
-          <w:t>Romans 9–11</w:t>
-        </w:r>
-      </w:hyperlink>
+      <w:r>
+        <w:rPr>
+          <w:lang w:val="en_US" w:bidi="en_US"/>
+        </w:rPr>
+        <w:t>Romans 9–11</w:t>
+      </w:r>
       <w:r>
         <w:rPr>
           <w:lang w:val="en_US" w:bidi="en_US"/>
         </w:rPr>
         <w:t xml:space="preserve">). He will also protect his church through all persecution (see </w:t>
       </w:r>
-      <w:hyperlink r:id="rId150">
-        <w:r>
-          <w:rPr>
-            <w:lang w:val="en_US" w:bidi="en_US"/>
-          </w:rPr>
-          <w:rPr>
-            <w:color w:val="0000EE"/>
-            <w:u w:val="single"/>
-          </w:rPr>
-          <w:t>Matthew 16:18</w:t>
-        </w:r>
-      </w:hyperlink>
-      <w:r>
-        <w:rPr>
-          <w:lang w:val="en_US" w:bidi="en_US"/>
-        </w:rPr>
-        <w:t xml:space="preserve">; </w:t>
-      </w:r>
-      <w:hyperlink r:id="rId151">
-        <w:r>
-          <w:rPr>
-            <w:lang w:val="en_US" w:bidi="en_US"/>
-          </w:rPr>
-          <w:rPr>
-            <w:color w:val="0000EE"/>
-            <w:u w:val="single"/>
-          </w:rPr>
-          <w:t>Romans 8:26–39</w:t>
-        </w:r>
-      </w:hyperlink>
+      <w:r>
+        <w:rPr>
+          <w:lang w:val="en_US" w:bidi="en_US"/>
+        </w:rPr>
+        <w:t>Matthew 16:18</w:t>
+      </w:r>
+      <w:r>
+        <w:rPr>
+          <w:lang w:val="en_US" w:bidi="en_US"/>
+        </w:rPr>
+        <w:t xml:space="preserve">; </w:t>
+      </w:r>
+      <w:r>
+        <w:rPr>
+          <w:lang w:val="en_US" w:bidi="en_US"/>
+        </w:rPr>
+        <w:t>Romans 8:26–39</w:t>
+      </w:r>
       <w:r>
         <w:rPr>
           <w:lang w:val="en_US" w:bidi="en_US"/>
@@ -5379,180 +4198,120 @@
           <w:lang w:val="en_US" w:bidi="en_US"/>
         </w:rPr>
       </w:r>
-      <w:hyperlink r:id="rId152">
-        <w:r>
-          <w:rPr>
-            <w:lang w:val="en_US" w:bidi="en_US"/>
-          </w:rPr>
-          <w:rPr>
-            <w:color w:val="0000EE"/>
-            <w:u w:val="single"/>
-          </w:rPr>
-          <w:t>Genesis 46:33–34</w:t>
-        </w:r>
-      </w:hyperlink>
-      <w:r>
-        <w:rPr>
-          <w:lang w:val="en_US" w:bidi="en_US"/>
-        </w:rPr>
-        <w:t xml:space="preserve">; </w:t>
-      </w:r>
-      <w:hyperlink r:id="rId153">
-        <w:r>
-          <w:rPr>
-            <w:lang w:val="en_US" w:bidi="en_US"/>
-          </w:rPr>
-          <w:rPr>
-            <w:color w:val="0000EE"/>
-            <w:u w:val="single"/>
-          </w:rPr>
-          <w:t>Deuteronomy 7:1–6</w:t>
-        </w:r>
-      </w:hyperlink>
-      <w:r>
-        <w:rPr>
-          <w:lang w:val="en_US" w:bidi="en_US"/>
-        </w:rPr>
-        <w:t xml:space="preserve">; </w:t>
-      </w:r>
-      <w:hyperlink r:id="rId154">
-        <w:r>
-          <w:rPr>
-            <w:lang w:val="en_US" w:bidi="en_US"/>
-          </w:rPr>
-          <w:rPr>
-            <w:color w:val="0000EE"/>
-            <w:u w:val="single"/>
-          </w:rPr>
-          <w:t>23:3–8</w:t>
-        </w:r>
-      </w:hyperlink>
-      <w:r>
-        <w:rPr>
-          <w:lang w:val="en_US" w:bidi="en_US"/>
-        </w:rPr>
-        <w:t xml:space="preserve">; </w:t>
-      </w:r>
-      <w:hyperlink r:id="rId155">
-        <w:r>
-          <w:rPr>
-            <w:lang w:val="en_US" w:bidi="en_US"/>
-          </w:rPr>
-          <w:rPr>
-            <w:color w:val="0000EE"/>
-            <w:u w:val="single"/>
-          </w:rPr>
-          <w:t>Esther 3:1–9</w:t>
-        </w:r>
-      </w:hyperlink>
-      <w:r>
-        <w:rPr>
-          <w:lang w:val="en_US" w:bidi="en_US"/>
-        </w:rPr>
-        <w:t xml:space="preserve">; </w:t>
-      </w:r>
-      <w:hyperlink r:id="rId156">
-        <w:r>
-          <w:rPr>
-            <w:lang w:val="en_US" w:bidi="en_US"/>
-          </w:rPr>
-          <w:rPr>
-            <w:color w:val="0000EE"/>
-            <w:u w:val="single"/>
-          </w:rPr>
-          <w:t>Matthew 15:22–28</w:t>
-        </w:r>
-      </w:hyperlink>
-      <w:r>
-        <w:rPr>
-          <w:lang w:val="en_US" w:bidi="en_US"/>
-        </w:rPr>
-        <w:t xml:space="preserve">; </w:t>
-      </w:r>
-      <w:hyperlink r:id="rId157">
-        <w:r>
-          <w:rPr>
-            <w:lang w:val="en_US" w:bidi="en_US"/>
-          </w:rPr>
-          <w:rPr>
-            <w:color w:val="0000EE"/>
-            <w:u w:val="single"/>
-          </w:rPr>
-          <w:t>Luke 4:27</w:t>
-        </w:r>
-      </w:hyperlink>
-      <w:r>
-        <w:rPr>
-          <w:lang w:val="en_US" w:bidi="en_US"/>
-        </w:rPr>
-        <w:t xml:space="preserve">; </w:t>
-      </w:r>
-      <w:hyperlink r:id="rId158">
-        <w:r>
-          <w:rPr>
-            <w:lang w:val="en_US" w:bidi="en_US"/>
-          </w:rPr>
-          <w:rPr>
-            <w:color w:val="0000EE"/>
-            <w:u w:val="single"/>
-          </w:rPr>
-          <w:t>Acts 10:34–35</w:t>
-        </w:r>
-      </w:hyperlink>
-      <w:r>
-        <w:rPr>
-          <w:lang w:val="en_US" w:bidi="en_US"/>
-        </w:rPr>
-        <w:t xml:space="preserve">; </w:t>
-      </w:r>
-      <w:hyperlink r:id="rId149">
-        <w:r>
-          <w:rPr>
-            <w:lang w:val="en_US" w:bidi="en_US"/>
-          </w:rPr>
-          <w:rPr>
-            <w:color w:val="0000EE"/>
-            <w:u w:val="single"/>
-          </w:rPr>
-          <w:t>Romans 9:1–11:36</w:t>
-        </w:r>
-      </w:hyperlink>
-      <w:r>
-        <w:rPr>
-          <w:lang w:val="en_US" w:bidi="en_US"/>
-        </w:rPr>
-        <w:t xml:space="preserve">; </w:t>
-      </w:r>
-      <w:hyperlink r:id="rId159">
-        <w:r>
-          <w:rPr>
-            <w:lang w:val="en_US" w:bidi="en_US"/>
-          </w:rPr>
-          <w:rPr>
-            <w:color w:val="0000EE"/>
-            <w:u w:val="single"/>
-          </w:rPr>
-          <w:t>Galatians 3:26–29</w:t>
-        </w:r>
-      </w:hyperlink>
-      <w:r>
-        <w:rPr>
-          <w:lang w:val="en_US" w:bidi="en_US"/>
-        </w:rPr>
-        <w:t xml:space="preserve">; </w:t>
-      </w:r>
-      <w:hyperlink r:id="rId160">
-        <w:r>
-          <w:rPr>
-            <w:lang w:val="en_US" w:bidi="en_US"/>
-          </w:rPr>
-          <w:rPr>
-            <w:color w:val="0000EE"/>
-            <w:u w:val="single"/>
-          </w:rPr>
-          <w:t>Ephesians 2:14</w:t>
-        </w:r>
-      </w:hyperlink>
+      <w:r>
+        <w:rPr>
+          <w:lang w:val="en_US" w:bidi="en_US"/>
+        </w:rPr>
+        <w:t>Genesis 46:33–34</w:t>
+      </w:r>
+      <w:r>
+        <w:rPr>
+          <w:lang w:val="en_US" w:bidi="en_US"/>
+        </w:rPr>
+        <w:t xml:space="preserve">; </w:t>
+      </w:r>
+      <w:r>
+        <w:rPr>
+          <w:lang w:val="en_US" w:bidi="en_US"/>
+        </w:rPr>
+        <w:t>Deuteronomy 7:1–6</w:t>
+      </w:r>
+      <w:r>
+        <w:rPr>
+          <w:lang w:val="en_US" w:bidi="en_US"/>
+        </w:rPr>
+        <w:t xml:space="preserve">; </w:t>
+      </w:r>
+      <w:r>
+        <w:rPr>
+          <w:lang w:val="en_US" w:bidi="en_US"/>
+        </w:rPr>
+        <w:t>23:3–8</w:t>
+      </w:r>
+      <w:r>
+        <w:rPr>
+          <w:lang w:val="en_US" w:bidi="en_US"/>
+        </w:rPr>
+        <w:t xml:space="preserve">; </w:t>
+      </w:r>
+      <w:r>
+        <w:rPr>
+          <w:lang w:val="en_US" w:bidi="en_US"/>
+        </w:rPr>
+        <w:t>Esther 3:1–9</w:t>
+      </w:r>
+      <w:r>
+        <w:rPr>
+          <w:lang w:val="en_US" w:bidi="en_US"/>
+        </w:rPr>
+        <w:t xml:space="preserve">; </w:t>
+      </w:r>
+      <w:r>
+        <w:rPr>
+          <w:lang w:val="en_US" w:bidi="en_US"/>
+        </w:rPr>
+        <w:t>Matthew 15:22–28</w:t>
+      </w:r>
+      <w:r>
+        <w:rPr>
+          <w:lang w:val="en_US" w:bidi="en_US"/>
+        </w:rPr>
+        <w:t xml:space="preserve">; </w:t>
+      </w:r>
+      <w:r>
+        <w:rPr>
+          <w:lang w:val="en_US" w:bidi="en_US"/>
+        </w:rPr>
+        <w:t>Luke 4:27</w:t>
+      </w:r>
+      <w:r>
+        <w:rPr>
+          <w:lang w:val="en_US" w:bidi="en_US"/>
+        </w:rPr>
+        <w:t xml:space="preserve">; </w:t>
+      </w:r>
+      <w:r>
+        <w:rPr>
+          <w:lang w:val="en_US" w:bidi="en_US"/>
+        </w:rPr>
+        <w:t>Acts 10:34–35</w:t>
+      </w:r>
+      <w:r>
+        <w:rPr>
+          <w:lang w:val="en_US" w:bidi="en_US"/>
+        </w:rPr>
+        <w:t xml:space="preserve">; </w:t>
+      </w:r>
+      <w:r>
+        <w:rPr>
+          <w:lang w:val="en_US" w:bidi="en_US"/>
+        </w:rPr>
+        <w:t>Romans 9:1–11:36</w:t>
+      </w:r>
+      <w:r>
+        <w:rPr>
+          <w:lang w:val="en_US" w:bidi="en_US"/>
+        </w:rPr>
+        <w:t xml:space="preserve">; </w:t>
+      </w:r>
+      <w:r>
+        <w:rPr>
+          <w:lang w:val="en_US" w:bidi="en_US"/>
+        </w:rPr>
+        <w:t>Galatians 3:26–29</w:t>
+      </w:r>
+      <w:r>
+        <w:rPr>
+          <w:lang w:val="en_US" w:bidi="en_US"/>
+        </w:rPr>
+        <w:t xml:space="preserve">; </w:t>
+      </w:r>
+      <w:r>
+        <w:rPr>
+          <w:lang w:val="en_US" w:bidi="en_US"/>
+        </w:rPr>
+        <w:t>Ephesians 2:14</w:t>
+      </w:r>
       <w:r>
         <w:rPr>
           <w:lang w:val="en_US" w:bidi="en_US"/>
@@ -5657,18 +4416,12 @@
         </w:rPr>
         <w:t xml:space="preserve">The Bible's writers believed they were describing real events. They expected readers to regard them that way. </w:t>
       </w:r>
-      <w:hyperlink r:id="rId161">
-        <w:r>
-          <w:rPr>
-            <w:lang w:val="en_US" w:bidi="en_US"/>
-          </w:rPr>
-          <w:rPr>
-            <w:color w:val="0000EE"/>
-            <w:u w:val="single"/>
-          </w:rPr>
-          <w:t>Exodus 18:8–12</w:t>
-        </w:r>
-      </w:hyperlink>
+      <w:r>
+        <w:rPr>
+          <w:lang w:val="en_US" w:bidi="en_US"/>
+        </w:rPr>
+        <w:t>Exodus 18:8–12</w:t>
+      </w:r>
       <w:r>
         <w:rPr>
           <w:lang w:val="en_US" w:bidi="en_US"/>
@@ -5712,72 +4465,48 @@
           <w:lang w:val="en_US" w:bidi="en_US"/>
         </w:rPr>
       </w:r>
-      <w:hyperlink r:id="rId162">
-        <w:r>
-          <w:rPr>
-            <w:lang w:val="en_US" w:bidi="en_US"/>
-          </w:rPr>
-          <w:rPr>
-            <w:color w:val="0000EE"/>
-            <w:u w:val="single"/>
-          </w:rPr>
-          <w:t>Exodus 14:15–15:21</w:t>
-        </w:r>
-      </w:hyperlink>
-      <w:r>
-        <w:rPr>
-          <w:lang w:val="en_US" w:bidi="en_US"/>
-        </w:rPr>
-        <w:t xml:space="preserve">; </w:t>
-      </w:r>
-      <w:hyperlink r:id="rId161">
-        <w:r>
-          <w:rPr>
-            <w:lang w:val="en_US" w:bidi="en_US"/>
-          </w:rPr>
-          <w:rPr>
-            <w:color w:val="0000EE"/>
-            <w:u w:val="single"/>
-          </w:rPr>
-          <w:t>18:8–12</w:t>
-        </w:r>
-      </w:hyperlink>
-      <w:r>
-        <w:rPr>
-          <w:lang w:val="en_US" w:bidi="en_US"/>
-        </w:rPr>
-        <w:t xml:space="preserve">; </w:t>
-      </w:r>
-      <w:hyperlink r:id="rId163">
-        <w:r>
-          <w:rPr>
-            <w:lang w:val="en_US" w:bidi="en_US"/>
-          </w:rPr>
-          <w:rPr>
-            <w:color w:val="0000EE"/>
-            <w:u w:val="single"/>
-          </w:rPr>
-          <w:t>Judges 11:12–27</w:t>
-        </w:r>
-      </w:hyperlink>
-      <w:r>
-        <w:rPr>
-          <w:lang w:val="en_US" w:bidi="en_US"/>
-        </w:rPr>
-        <w:t xml:space="preserve">; </w:t>
-      </w:r>
-      <w:hyperlink r:id="rId164">
-        <w:r>
-          <w:rPr>
-            <w:lang w:val="en_US" w:bidi="en_US"/>
-          </w:rPr>
-          <w:rPr>
-            <w:color w:val="0000EE"/>
-            <w:u w:val="single"/>
-          </w:rPr>
-          <w:t>Acts 7:1–56</w:t>
-        </w:r>
-      </w:hyperlink>
+      <w:r>
+        <w:rPr>
+          <w:lang w:val="en_US" w:bidi="en_US"/>
+        </w:rPr>
+        <w:t>Exodus 14:15–15:21</w:t>
+      </w:r>
+      <w:r>
+        <w:rPr>
+          <w:lang w:val="en_US" w:bidi="en_US"/>
+        </w:rPr>
+        <w:t xml:space="preserve">; </w:t>
+      </w:r>
+      <w:r>
+        <w:rPr>
+          <w:lang w:val="en_US" w:bidi="en_US"/>
+        </w:rPr>
+        <w:t>18:8–12</w:t>
+      </w:r>
+      <w:r>
+        <w:rPr>
+          <w:lang w:val="en_US" w:bidi="en_US"/>
+        </w:rPr>
+        <w:t xml:space="preserve">; </w:t>
+      </w:r>
+      <w:r>
+        <w:rPr>
+          <w:lang w:val="en_US" w:bidi="en_US"/>
+        </w:rPr>
+        <w:t>Judges 11:12–27</w:t>
+      </w:r>
+      <w:r>
+        <w:rPr>
+          <w:lang w:val="en_US" w:bidi="en_US"/>
+        </w:rPr>
+        <w:t xml:space="preserve">; </w:t>
+      </w:r>
+      <w:r>
+        <w:rPr>
+          <w:lang w:val="en_US" w:bidi="en_US"/>
+        </w:rPr>
+        <w:t>Acts 7:1–56</w:t>
+      </w:r>
       <w:r>
         <w:rPr>
           <w:lang w:val="en_US" w:bidi="en_US"/>
